--- a/VPorkPay-User-Guide-VI.docx
+++ b/VPorkPay-User-Guide-VI.docx
@@ -4,14 +4,61 @@
   <w:body>
     <w:p>
       <w:pPr>
-        <w:spacing w:before="1040" w:after="480"/>
+        <w:spacing w:before="1560" w:after="360"/>
+        <w:jc w:val="center"/>
+      </w:pPr>
+      <w:r>
+        <w:rPr>
+          <w:rFonts w:ascii="Calibri" w:hAnsi="Calibri"/>
+          <w:b/>
+          <w:i w:val="0"/>
+          <w:color w:val="D94B32"/>
+          <w:sz w:val="22"/>
+        </w:rPr>
+        <w:t>HƯỚNG DẪN SỬ DỤNG</w:t>
+      </w:r>
+    </w:p>
+    <w:p>
+      <w:pPr>
+        <w:spacing w:after="160"/>
+        <w:jc w:val="center"/>
+      </w:pPr>
+      <w:r>
+        <w:rPr>
+          <w:rFonts w:ascii="Calibri" w:hAnsi="Calibri"/>
+          <w:b/>
+          <w:i w:val="0"/>
+          <w:color w:val="17211D"/>
+          <w:sz w:val="64"/>
+        </w:rPr>
+        <w:t>VPorkPay</w:t>
+      </w:r>
+    </w:p>
+    <w:p>
+      <w:pPr>
+        <w:spacing w:after="480"/>
+        <w:jc w:val="center"/>
+      </w:pPr>
+      <w:r>
+        <w:rPr>
+          <w:rFonts w:ascii="Calibri" w:hAnsi="Calibri"/>
+          <w:b/>
+          <w:i w:val="0"/>
+          <w:color w:val="D94B32"/>
+          <w:sz w:val="34"/>
+        </w:rPr>
+        <w:t>Mua thịt heo. Giữ dòng tiền lưu chuyển.</w:t>
+      </w:r>
+    </w:p>
+    <w:p>
+      <w:pPr>
         <w:jc w:val="center"/>
       </w:pPr>
       <w:r>
         <w:drawing>
           <wp:inline xmlns:a="http://schemas.openxmlformats.org/drawingml/2006/main" xmlns:pic="http://schemas.openxmlformats.org/drawingml/2006/picture">
-            <wp:extent cx="1188720" cy="1188720"/>
-            <wp:docPr id="1" name="Picture 1" descr="Logo VPorkPay" title="VPorkPay"/>
+            <wp:extent cx="5074920" cy="3806190"/>
+            <wp:docPr id="1" name="Picture 1"/>
             <wp:cNvGraphicFramePr>
               <a:graphicFrameLocks noChangeAspect="1"/>
             </wp:cNvGraphicFramePr>
@@ -19,11 +66,11 @@
               <a:graphicData uri="http://schemas.openxmlformats.org/drawingml/2006/picture">
                 <pic:pic>
                   <pic:nvPicPr>
-                    <pic:cNvPr id="0" name="vporkpay-logo.png"/>
+                    <pic:cNvPr id="0" name="vpork-market-pixel.png"/>
                     <pic:cNvPicPr/>
                   </pic:nvPicPr>
                   <pic:blipFill>
-                    <a:blip r:embed="rId13"/>
+                    <a:blip r:embed="rId11"/>
                     <a:stretch>
                       <a:fillRect/>
                     </a:stretch>
@@ -31,7 +78,7 @@
                   <pic:spPr>
                     <a:xfrm>
                       <a:off x="0" y="0"/>
-                      <a:ext cx="1188720" cy="1188720"/>
+                      <a:ext cx="5074920" cy="3806190"/>
                     </a:xfrm>
                     <a:prstGeom prst="rect"/>
                   </pic:spPr>
@@ -44,250 +91,134 @@
     </w:p>
     <w:p>
       <w:pPr>
-        <w:spacing w:after="240"/>
+        <w:spacing w:before="280" w:after="80"/>
         <w:jc w:val="center"/>
       </w:pPr>
       <w:r>
         <w:rPr>
-          <w:rFonts w:ascii="Calibri" w:hAnsi="Calibri" w:eastAsia="Calibri"/>
+          <w:rFonts w:ascii="Calibri" w:hAnsi="Calibri"/>
           <w:b/>
-          <w:color w:val="DC624C"/>
-          <w:sz w:val="21"/>
+          <w:i w:val="0"/>
+          <w:color w:val="0C665A"/>
+          <w:sz w:val="22"/>
         </w:rPr>
-        <w:t>HƯỚNG DẪN SỬ DỤNG PHẦN MỀM</w:t>
+        <w:t>Marketplace · Direct USDC · Merchant credit</w:t>
       </w:r>
     </w:p>
     <w:p>
       <w:pPr>
-        <w:pStyle w:val="VPorkPayTitle"/>
         <w:jc w:val="center"/>
       </w:pPr>
       <w:r>
         <w:rPr>
-          <w:rFonts w:ascii="Calibri" w:hAnsi="Calibri" w:eastAsia="Calibri"/>
-          <w:color w:val="171712"/>
-          <w:sz w:val="60"/>
+          <w:rFonts w:ascii="Calibri" w:hAnsi="Calibri"/>
+          <w:b w:val="0"/>
+          <w:i w:val="0"/>
+          <w:color w:val="6F746E"/>
+          <w:sz w:val="20"/>
         </w:rPr>
-        <w:t>VPorkPay</w:t>
+        <w:t>Final MVP · Arc Testnet · Tháng 8/2026</w:t>
+      </w:r>
+    </w:p>
+    <w:p>
+      <w:r>
+        <w:br w:type="page"/>
       </w:r>
     </w:p>
     <w:p>
       <w:pPr>
-        <w:pStyle w:val="VPorkPaySubtitle"/>
-        <w:jc w:val="center"/>
+        <w:keepNext/>
+        <w:spacing w:before="0" w:after="120"/>
       </w:pPr>
       <w:r>
         <w:rPr>
-          <w:rFonts w:ascii="Calibri" w:hAnsi="Calibri" w:eastAsia="Calibri"/>
-          <w:color w:val="6B6F66"/>
-          <w:sz w:val="28"/>
+          <w:rFonts w:ascii="Calibri" w:hAnsi="Calibri"/>
+          <w:b/>
+          <w:i w:val="0"/>
+          <w:color w:val="17211D"/>
+          <w:sz w:val="52"/>
         </w:rPr>
-        <w:t>Sàn mua bán thịt heo bằng USDC</w:t>
-        <w:br/>
-        <w:t>và tín dụng cửa hàng onchain trên Arc</w:t>
+        <w:t>1. Bắt đầu trong 3 phút</w:t>
       </w:r>
     </w:p>
     <w:p>
       <w:pPr>
-        <w:spacing w:before="440" w:after="560"/>
-        <w:jc w:val="center"/>
+        <w:spacing w:after="320"/>
       </w:pPr>
       <w:r>
         <w:rPr>
-          <w:rFonts w:ascii="Calibri" w:hAnsi="Calibri" w:eastAsia="Calibri"/>
-          <w:b/>
-          <w:color w:val="24493B"/>
-          <w:sz w:val="22"/>
+          <w:rFonts w:ascii="Calibri" w:hAnsi="Calibri"/>
+          <w:b w:val="0"/>
+          <w:i w:val="0"/>
+          <w:color w:val="6F746E"/>
+          <w:sz w:val="24"/>
         </w:rPr>
-        <w:t>SOURCE BETTER. FINANCE SMARTER.</w:t>
+        <w:t>Bản hướng dẫn này áp dụng cho phiên bản VPorkPay mới nhất tại tên miền gốc.</w:t>
       </w:r>
     </w:p>
     <w:tbl>
       <w:tblPr>
-        <w:tblStyle w:val="TableGrid"/>
         <w:tblW w:type="dxa" w:w="9360"/>
         <w:tblLayout w:type="fixed"/>
         <w:tblLook w:firstColumn="1" w:firstRow="1" w:lastColumn="0" w:lastRow="0" w:noHBand="0" w:noVBand="1" w:val="04A0"/>
+        <w:jc w:val="left"/>
         <w:tblInd w:w="120" w:type="dxa"/>
-        <w:tblBorders>
-          <w:top w:val="single" w:sz="6" w:space="0" w:color="DAD6CC"/>
-          <w:left w:val="single" w:sz="6" w:space="0" w:color="DAD6CC"/>
-          <w:bottom w:val="single" w:sz="6" w:space="0" w:color="DAD6CC"/>
-          <w:right w:val="single" w:sz="6" w:space="0" w:color="DAD6CC"/>
-          <w:insideH w:val="single" w:sz="6" w:space="0" w:color="DAD6CC"/>
-          <w:insideV w:val="single" w:sz="6" w:space="0" w:color="DAD6CC"/>
-        </w:tblBorders>
       </w:tblPr>
       <w:tblGrid>
-        <w:gridCol w:w="3120"/>
-        <w:gridCol w:w="3120"/>
-        <w:gridCol w:w="3120"/>
+        <w:gridCol w:w="1500"/>
+        <w:gridCol w:w="7860"/>
       </w:tblGrid>
       <w:tr>
-        <w:trPr>
-          <w:tblHeader w:val="true"/>
-        </w:trPr>
         <w:tc>
           <w:tcPr>
-            <w:tcW w:type="dxa" w:w="3120"/>
-            <w:shd w:fill="24493B"/>
-            <w:vAlign w:val="center"/>
+            <w:tcW w:type="dxa" w:w="1500"/>
             <w:tcMar>
               <w:top w:w="80" w:type="dxa"/>
               <w:start w:w="120" w:type="dxa"/>
               <w:bottom w:w="80" w:type="dxa"/>
               <w:end w:w="120" w:type="dxa"/>
             </w:tcMar>
+            <w:shd w:fill="D94B32"/>
+            <w:vAlign w:val="center"/>
           </w:tcPr>
           <w:p>
             <w:pPr>
-              <w:spacing w:before="40" w:after="40"/>
               <w:jc w:val="center"/>
             </w:pPr>
             <w:r>
               <w:rPr>
-                <w:rFonts w:ascii="Calibri" w:hAnsi="Calibri" w:eastAsia="Calibri"/>
+                <w:rFonts w:ascii="Calibri" w:hAnsi="Calibri"/>
                 <w:b/>
-                <w:color w:val="FFFFFF"/>
-                <w:sz w:val="21"/>
+                <w:i w:val="0"/>
+                <w:color w:val="FFFDF8"/>
+                <w:sz w:val="20"/>
               </w:rPr>
-              <w:t>Phiên bản</w:t>
+              <w:t>AN TOÀN</w:t>
             </w:r>
           </w:p>
         </w:tc>
         <w:tc>
           <w:tcPr>
-            <w:tcW w:type="dxa" w:w="3120"/>
-            <w:shd w:fill="24493B"/>
-            <w:vAlign w:val="center"/>
+            <w:tcW w:type="dxa" w:w="7860"/>
             <w:tcMar>
               <w:top w:w="80" w:type="dxa"/>
               <w:start w:w="120" w:type="dxa"/>
               <w:bottom w:w="80" w:type="dxa"/>
               <w:end w:w="120" w:type="dxa"/>
             </w:tcMar>
+            <w:shd w:fill="F8E8AE"/>
+            <w:vAlign w:val="center"/>
           </w:tcPr>
           <w:p>
-            <w:pPr>
-              <w:spacing w:before="40" w:after="40"/>
-              <w:jc w:val="center"/>
-            </w:pPr>
             <w:r>
               <w:rPr>
-                <w:rFonts w:ascii="Calibri" w:hAnsi="Calibri" w:eastAsia="Calibri"/>
+                <w:rFonts w:ascii="Calibri" w:hAnsi="Calibri"/>
                 <w:b/>
-                <w:color w:val="FFFFFF"/>
+                <w:i w:val="0"/>
+                <w:color w:val="17211D"/>
                 <w:sz w:val="21"/>
               </w:rPr>
-              <w:t>Mạng</w:t>
-            </w:r>
-          </w:p>
-        </w:tc>
-        <w:tc>
-          <w:tcPr>
-            <w:tcW w:type="dxa" w:w="3120"/>
-            <w:shd w:fill="24493B"/>
-            <w:vAlign w:val="center"/>
-            <w:tcMar>
-              <w:top w:w="80" w:type="dxa"/>
-              <w:start w:w="120" w:type="dxa"/>
-              <w:bottom w:w="80" w:type="dxa"/>
-              <w:end w:w="120" w:type="dxa"/>
-            </w:tcMar>
-          </w:tcPr>
-          <w:p>
-            <w:pPr>
-              <w:spacing w:before="40" w:after="40"/>
-              <w:jc w:val="center"/>
-            </w:pPr>
-            <w:r>
-              <w:rPr>
-                <w:rFonts w:ascii="Calibri" w:hAnsi="Calibri" w:eastAsia="Calibri"/>
-                <w:b/>
-                <w:color w:val="FFFFFF"/>
-                <w:sz w:val="21"/>
-              </w:rPr>
-              <w:t>Cập nhật</w:t>
-            </w:r>
-          </w:p>
-        </w:tc>
-      </w:tr>
-      <w:tr>
-        <w:tc>
-          <w:tcPr>
-            <w:tcW w:type="dxa" w:w="3120"/>
-            <w:vAlign w:val="center"/>
-            <w:tcMar>
-              <w:top w:w="80" w:type="dxa"/>
-              <w:start w:w="120" w:type="dxa"/>
-              <w:bottom w:w="80" w:type="dxa"/>
-              <w:end w:w="120" w:type="dxa"/>
-            </w:tcMar>
-          </w:tcPr>
-          <w:p>
-            <w:pPr>
-              <w:spacing w:before="40" w:after="40" w:line="276" w:lineRule="auto"/>
-              <w:jc w:val="center"/>
-            </w:pPr>
-            <w:r>
-              <w:rPr>
-                <w:rFonts w:ascii="Calibri" w:hAnsi="Calibri" w:eastAsia="Calibri"/>
-                <w:color w:val="171712"/>
-                <w:sz w:val="21"/>
-              </w:rPr>
-              <w:t>Final Submission</w:t>
-            </w:r>
-          </w:p>
-        </w:tc>
-        <w:tc>
-          <w:tcPr>
-            <w:tcW w:type="dxa" w:w="3120"/>
-            <w:vAlign w:val="center"/>
-            <w:tcMar>
-              <w:top w:w="80" w:type="dxa"/>
-              <w:start w:w="120" w:type="dxa"/>
-              <w:bottom w:w="80" w:type="dxa"/>
-              <w:end w:w="120" w:type="dxa"/>
-            </w:tcMar>
-          </w:tcPr>
-          <w:p>
-            <w:pPr>
-              <w:spacing w:before="40" w:after="40" w:line="276" w:lineRule="auto"/>
-              <w:jc w:val="center"/>
-            </w:pPr>
-            <w:r>
-              <w:rPr>
-                <w:rFonts w:ascii="Calibri" w:hAnsi="Calibri" w:eastAsia="Calibri"/>
-                <w:color w:val="171712"/>
-                <w:sz w:val="21"/>
-              </w:rPr>
-              <w:t>Arc Testnet</w:t>
-            </w:r>
-          </w:p>
-        </w:tc>
-        <w:tc>
-          <w:tcPr>
-            <w:tcW w:type="dxa" w:w="3120"/>
-            <w:vAlign w:val="center"/>
-            <w:tcMar>
-              <w:top w:w="80" w:type="dxa"/>
-              <w:start w:w="120" w:type="dxa"/>
-              <w:bottom w:w="80" w:type="dxa"/>
-              <w:end w:w="120" w:type="dxa"/>
-            </w:tcMar>
-          </w:tcPr>
-          <w:p>
-            <w:pPr>
-              <w:spacing w:before="40" w:after="40" w:line="276" w:lineRule="auto"/>
-              <w:jc w:val="center"/>
-            </w:pPr>
-            <w:r>
-              <w:rPr>
-                <w:rFonts w:ascii="Calibri" w:hAnsi="Calibri" w:eastAsia="Calibri"/>
-                <w:color w:val="171712"/>
-                <w:sz w:val="21"/>
-              </w:rPr>
-              <w:t>07/08/2026</w:t>
+              <w:t>Chỉ sử dụng Arc Testnet và test USDC. Không nhập seed phrase, private key hoặc OTP vào website.</w:t>
             </w:r>
           </w:p>
         </w:tc>
@@ -295,190 +226,146 @@
     </w:tbl>
     <w:p>
       <w:pPr>
-        <w:spacing w:before="440"/>
-        <w:jc w:val="center"/>
+        <w:spacing w:after="20"/>
       </w:pPr>
-      <w:hyperlink r:id="rId14">
+    </w:p>
+    <w:p>
+      <w:pPr>
+        <w:pStyle w:val="Heading2"/>
+        <w:keepNext/>
+      </w:pPr>
+      <w:r>
+        <w:t>1.1 Mở ứng dụng</w:t>
+      </w:r>
+    </w:p>
+    <w:p>
+      <w:r>
+        <w:rPr>
+          <w:rFonts w:ascii="Calibri" w:hAnsi="Calibri"/>
+          <w:b/>
+          <w:i w:val="0"/>
+          <w:color w:val="17211D"/>
+          <w:sz w:val="22"/>
+        </w:rPr>
+        <w:t xml:space="preserve">Địa chỉ chính thức: </w:t>
+      </w:r>
+      <w:hyperlink r:id="rId12">
         <w:r>
           <w:rPr>
             <w:rFonts w:ascii="Calibri" w:hAnsi="Calibri"/>
-            <w:color w:val="24493B"/>
+            <w:color w:val="0C665A"/>
+            <w:sz w:val="22"/>
             <w:u w:val="single"/>
+            <w:b/>
           </w:rPr>
-          <w:t>vybao39-rgb.github.io/porkpay</w:t>
+          <w:t>https://vpork.xyz/</w:t>
         </w:r>
       </w:hyperlink>
     </w:p>
     <w:p>
       <w:pPr>
-        <w:pStyle w:val="Heading1"/>
-      </w:pPr>
-      <w:r>
-        <w:t>1. Giới thiệu và phạm vi</w:t>
-      </w:r>
-    </w:p>
-    <w:p>
-      <w:r>
-        <w:t>VPorkPay là MVP thương mại sử dụng Arc Testnet. Người mua có thể chọn sản phẩm thịt heo, tạo giỏ hàng, kết nối ví EVM và thực hiện giao dịch USDC thử nghiệm. Khi số dư hiển thị thấp hơn tổng đơn hàng, người mua có thể gửi yêu cầu phần thiếu dưới dạng tín dụng cửa hàng; chủ cửa hàng quyết định có mở khoản nợ onchain hay không.</w:t>
-      </w:r>
-    </w:p>
-    <w:p>
-      <w:pPr>
-        <w:spacing w:before="80" w:after="200" w:line="288" w:lineRule="auto"/>
-        <w:shd w:fill="FCEAE6"/>
-        <w:pBdr>
-          <w:top w:val="single" w:sz="6" w:space="5" w:color="DAD6CC"/>
-          <w:left w:val="single" w:sz="6" w:space="5" w:color="DAD6CC"/>
-          <w:bottom w:val="single" w:sz="6" w:space="5" w:color="DAD6CC"/>
-          <w:right w:val="single" w:sz="6" w:space="5" w:color="DAD6CC"/>
-        </w:pBdr>
+        <w:spacing w:before="0" w:after="120" w:line="300" w:lineRule="auto"/>
       </w:pPr>
       <w:r>
         <w:rPr>
-          <w:rFonts w:ascii="Calibri" w:hAnsi="Calibri" w:eastAsia="Calibri"/>
-          <w:b/>
-          <w:color w:val="DC624C"/>
+          <w:rFonts w:ascii="Calibri" w:hAnsi="Calibri"/>
+          <w:b w:val="0"/>
+          <w:i w:val="0"/>
+          <w:color w:val="17211D"/>
+          <w:sz w:val="22"/>
         </w:rPr>
-        <w:t xml:space="preserve">LƯU Ý AN TOÀN: </w:t>
-      </w:r>
-      <w:r>
-        <w:rPr>
-          <w:rFonts w:ascii="Calibri" w:hAnsi="Calibri" w:eastAsia="Calibri"/>
-          <w:color w:val="171712"/>
-        </w:rPr>
-        <w:t>Chỉ sử dụng Arc Testnet và test USDC. Không dùng tiền thật. Không nhập seed phrase hoặc private key vào VPorkPay hay gửi cho bất kỳ ai.</w:t>
+        <w:t>Tên miền gốc tự mở Marketplace; không cần thêm #market vào liên kết nộp bài.</w:t>
       </w:r>
     </w:p>
     <w:p>
       <w:pPr>
         <w:pStyle w:val="Heading2"/>
+        <w:keepNext/>
       </w:pPr>
       <w:r>
-        <w:t>1.1 Vai trò người dùng</w:t>
+        <w:t>1.2 Chuẩn bị ví</w:t>
       </w:r>
     </w:p>
     <w:p>
       <w:pPr>
-        <w:numPr>
-          <w:ilvl w:val="0"/>
-          <w:numId w:val="11"/>
-        </w:numPr>
+        <w:pStyle w:val="VPBullet"/>
+        <w:spacing w:after="80" w:line="300" w:lineRule="auto"/>
       </w:pPr>
       <w:r>
         <w:rPr>
-          <w:rFonts w:ascii="Calibri" w:hAnsi="Calibri" w:eastAsia="Calibri"/>
-          <w:b/>
-          <w:color w:val="171712"/>
+          <w:rFonts w:ascii="Calibri" w:hAnsi="Calibri"/>
+          <w:b w:val="0"/>
+          <w:i w:val="0"/>
+          <w:color w:val="17211D"/>
+          <w:sz w:val="22"/>
         </w:rPr>
-        <w:t>Người mua:</w:t>
-      </w:r>
-      <w:r>
-        <w:rPr>
-          <w:rFonts w:ascii="Calibri" w:hAnsi="Calibri" w:eastAsia="Calibri"/>
-          <w:color w:val="171712"/>
-        </w:rPr>
-        <w:t xml:space="preserve"> duyệt sản phẩm, tạo đơn, kết nối ví, gửi yêu cầu tín dụng và trả nợ.</w:t>
+        <w:t>Ví EVM trên trình duyệt, ví dụ MetaMask.</w:t>
       </w:r>
     </w:p>
     <w:p>
       <w:pPr>
-        <w:numPr>
-          <w:ilvl w:val="0"/>
-          <w:numId w:val="11"/>
-        </w:numPr>
+        <w:pStyle w:val="VPBullet"/>
+        <w:spacing w:after="80" w:line="300" w:lineRule="auto"/>
       </w:pPr>
       <w:r>
         <w:rPr>
-          <w:rFonts w:ascii="Calibri" w:hAnsi="Calibri" w:eastAsia="Calibri"/>
-          <w:b/>
-          <w:color w:val="171712"/>
+          <w:rFonts w:ascii="Calibri" w:hAnsi="Calibri"/>
+          <w:b w:val="0"/>
+          <w:i w:val="0"/>
+          <w:color w:val="17211D"/>
+          <w:sz w:val="22"/>
         </w:rPr>
-        <w:t>Chủ cửa hàng:</w:t>
+        <w:t>Ví đã chuyển sang Arc Testnet (chain ID 5042002).</w:t>
       </w:r>
+    </w:p>
+    <w:p>
+      <w:pPr>
+        <w:pStyle w:val="VPBullet"/>
+        <w:spacing w:after="80" w:line="300" w:lineRule="auto"/>
+      </w:pPr>
       <w:r>
         <w:rPr>
-          <w:rFonts w:ascii="Calibri" w:hAnsi="Calibri" w:eastAsia="Calibri"/>
-          <w:color w:val="171712"/>
+          <w:rFonts w:ascii="Calibri" w:hAnsi="Calibri"/>
+          <w:b w:val="0"/>
+          <w:i w:val="0"/>
+          <w:color w:val="17211D"/>
+          <w:sz w:val="22"/>
         </w:rPr>
-        <w:t xml:space="preserve"> triển khai hoặc kết nối hợp đồng, cập nhật chỉ số giá thịt heo và phê duyệt yêu cầu tín dụng.</w:t>
+        <w:t>Test USDC để thanh toán, trả nợ và trả phí gas trên Arc.</w:t>
+      </w:r>
+    </w:p>
+    <w:p>
+      <w:pPr>
+        <w:pStyle w:val="VPBullet"/>
+        <w:spacing w:after="80" w:line="300" w:lineRule="auto"/>
+      </w:pPr>
+      <w:r>
+        <w:rPr>
+          <w:rFonts w:ascii="Calibri" w:hAnsi="Calibri"/>
+          <w:b w:val="0"/>
+          <w:i w:val="0"/>
+          <w:color w:val="17211D"/>
+          <w:sz w:val="22"/>
+        </w:rPr>
+        <w:t>Hai ví riêng nếu muốn thử trọn luồng tín dụng: buyer và merchant.</w:t>
       </w:r>
     </w:p>
     <w:p>
       <w:pPr>
         <w:pStyle w:val="Heading2"/>
+        <w:keepNext/>
       </w:pPr>
       <w:r>
-        <w:t>1.2 Yêu cầu trước khi sử dụng</w:t>
-      </w:r>
-    </w:p>
-    <w:p>
-      <w:pPr>
-        <w:numPr>
-          <w:ilvl w:val="0"/>
-          <w:numId w:val="11"/>
-        </w:numPr>
-      </w:pPr>
-      <w:r>
-        <w:rPr>
-          <w:rFonts w:ascii="Calibri" w:hAnsi="Calibri" w:eastAsia="Calibri"/>
-          <w:color w:val="171712"/>
-        </w:rPr>
-        <w:t>Trình duyệt có ví EVM dạng tiện ích mở rộng, ví dụ MetaMask.</w:t>
-      </w:r>
-    </w:p>
-    <w:p>
-      <w:pPr>
-        <w:numPr>
-          <w:ilvl w:val="0"/>
-          <w:numId w:val="11"/>
-        </w:numPr>
-      </w:pPr>
-      <w:r>
-        <w:rPr>
-          <w:rFonts w:ascii="Calibri" w:hAnsi="Calibri" w:eastAsia="Calibri"/>
-          <w:color w:val="171712"/>
-        </w:rPr>
-        <w:t>Ví đã được cấp test USDC trên Arc Testnet để trả phí gas và thử nghiệm.</w:t>
-      </w:r>
-    </w:p>
-    <w:p>
-      <w:pPr>
-        <w:numPr>
-          <w:ilvl w:val="0"/>
-          <w:numId w:val="11"/>
-        </w:numPr>
-      </w:pPr>
-      <w:r>
-        <w:rPr>
-          <w:rFonts w:ascii="Calibri" w:hAnsi="Calibri" w:eastAsia="Calibri"/>
-          <w:color w:val="171712"/>
-        </w:rPr>
-        <w:t>Đối với luồng tín dụng đầy đủ, cần hai địa chỉ ví khác nhau: ví người mua và ví chủ cửa hàng.</w:t>
-      </w:r>
-    </w:p>
-    <w:p>
-      <w:pPr>
-        <w:pStyle w:val="Heading2"/>
-      </w:pPr>
-      <w:r>
-        <w:t>1.3 Cấu hình mạng</w:t>
+        <w:t>1.3 Các khu vực chính</w:t>
       </w:r>
     </w:p>
     <w:tbl>
       <w:tblPr>
-        <w:tblStyle w:val="TableGrid"/>
         <w:tblW w:type="dxa" w:w="9360"/>
         <w:tblLayout w:type="fixed"/>
         <w:tblLook w:firstColumn="1" w:firstRow="1" w:lastColumn="0" w:lastRow="0" w:noHBand="0" w:noVBand="1" w:val="04A0"/>
+        <w:jc w:val="left"/>
         <w:tblInd w:w="120" w:type="dxa"/>
-        <w:tblBorders>
-          <w:top w:val="single" w:sz="6" w:space="0" w:color="DAD6CC"/>
-          <w:left w:val="single" w:sz="6" w:space="0" w:color="DAD6CC"/>
-          <w:bottom w:val="single" w:sz="6" w:space="0" w:color="DAD6CC"/>
-          <w:right w:val="single" w:sz="6" w:space="0" w:color="DAD6CC"/>
-          <w:insideH w:val="single" w:sz="6" w:space="0" w:color="DAD6CC"/>
-          <w:insideV w:val="single" w:sz="6" w:space="0" w:color="DAD6CC"/>
-        </w:tblBorders>
       </w:tblPr>
       <w:tblGrid>
         <w:gridCol w:w="2700"/>
@@ -491,8 +378,57 @@
         <w:tc>
           <w:tcPr>
             <w:tcW w:type="dxa" w:w="2700"/>
-            <w:shd w:fill="24493B"/>
-            <w:vAlign w:val="center"/>
+            <w:tcMar>
+              <w:top w:w="80" w:type="dxa"/>
+              <w:start w:w="120" w:type="dxa"/>
+              <w:bottom w:w="80" w:type="dxa"/>
+              <w:end w:w="120" w:type="dxa"/>
+            </w:tcMar>
+            <w:shd w:fill="17211D"/>
+          </w:tcPr>
+          <w:p>
+            <w:r>
+              <w:rPr>
+                <w:rFonts w:ascii="Calibri" w:hAnsi="Calibri"/>
+                <w:b/>
+                <w:i w:val="0"/>
+                <w:color w:val="FFFDF8"/>
+                <w:sz w:val="20"/>
+              </w:rPr>
+              <w:t>Khu vực</w:t>
+            </w:r>
+          </w:p>
+        </w:tc>
+        <w:tc>
+          <w:tcPr>
+            <w:tcW w:type="dxa" w:w="6660"/>
+            <w:tcMar>
+              <w:top w:w="80" w:type="dxa"/>
+              <w:start w:w="120" w:type="dxa"/>
+              <w:bottom w:w="80" w:type="dxa"/>
+              <w:end w:w="120" w:type="dxa"/>
+            </w:tcMar>
+            <w:shd w:fill="17211D"/>
+          </w:tcPr>
+          <w:p>
+            <w:r>
+              <w:rPr>
+                <w:rFonts w:ascii="Calibri" w:hAnsi="Calibri"/>
+                <w:b/>
+                <w:i w:val="0"/>
+                <w:color w:val="FFFDF8"/>
+                <w:sz w:val="20"/>
+              </w:rPr>
+              <w:t>Mục đích</w:t>
+            </w:r>
+          </w:p>
+        </w:tc>
+      </w:tr>
+      <w:tr>
+        <w:tc>
+          <w:tcPr>
+            <w:tcW w:type="dxa" w:w="2700"/>
+            <w:shd w:fill="FFFDF8"/>
             <w:tcMar>
               <w:top w:w="80" w:type="dxa"/>
               <w:start w:w="120" w:type="dxa"/>
@@ -501,25 +437,22 @@
             </w:tcMar>
           </w:tcPr>
           <w:p>
-            <w:pPr>
-              <w:spacing w:before="40" w:after="40"/>
-            </w:pPr>
             <w:r>
               <w:rPr>
-                <w:rFonts w:ascii="Calibri" w:hAnsi="Calibri" w:eastAsia="Calibri"/>
+                <w:rFonts w:ascii="Calibri" w:hAnsi="Calibri"/>
                 <w:b/>
-                <w:color w:val="FFFFFF"/>
+                <w:i w:val="0"/>
+                <w:color w:val="0C665A"/>
                 <w:sz w:val="21"/>
               </w:rPr>
-              <w:t>Thông số</w:t>
+              <w:t>Marketplace</w:t>
             </w:r>
           </w:p>
         </w:tc>
         <w:tc>
           <w:tcPr>
             <w:tcW w:type="dxa" w:w="6660"/>
-            <w:shd w:fill="24493B"/>
-            <w:vAlign w:val="center"/>
+            <w:shd w:fill="FFFDF8"/>
             <w:tcMar>
               <w:top w:w="80" w:type="dxa"/>
               <w:start w:w="120" w:type="dxa"/>
@@ -528,17 +461,15 @@
             </w:tcMar>
           </w:tcPr>
           <w:p>
-            <w:pPr>
-              <w:spacing w:before="40" w:after="40"/>
-            </w:pPr>
             <w:r>
               <w:rPr>
-                <w:rFonts w:ascii="Calibri" w:hAnsi="Calibri" w:eastAsia="Calibri"/>
-                <w:b/>
-                <w:color w:val="FFFFFF"/>
+                <w:rFonts w:ascii="Calibri" w:hAnsi="Calibri"/>
+                <w:b w:val="0"/>
+                <w:i w:val="0"/>
+                <w:color w:val="17211D"/>
                 <w:sz w:val="21"/>
               </w:rPr>
-              <w:t>Giá trị</w:t>
+              <w:t>Duyệt sản phẩm, chọn kg, nhà cung cấp và tạo giỏ hàng.</w:t>
             </w:r>
           </w:p>
         </w:tc>
@@ -547,7 +478,7 @@
         <w:tc>
           <w:tcPr>
             <w:tcW w:type="dxa" w:w="2700"/>
-            <w:vAlign w:val="center"/>
+            <w:shd w:fill="F4F1E9"/>
             <w:tcMar>
               <w:top w:w="80" w:type="dxa"/>
               <w:start w:w="120" w:type="dxa"/>
@@ -556,23 +487,22 @@
             </w:tcMar>
           </w:tcPr>
           <w:p>
-            <w:pPr>
-              <w:spacing w:before="40" w:after="40" w:line="276" w:lineRule="auto"/>
-            </w:pPr>
             <w:r>
               <w:rPr>
-                <w:rFonts w:ascii="Calibri" w:hAnsi="Calibri" w:eastAsia="Calibri"/>
-                <w:color w:val="171712"/>
+                <w:rFonts w:ascii="Calibri" w:hAnsi="Calibri"/>
+                <w:b/>
+                <w:i w:val="0"/>
+                <w:color w:val="0C665A"/>
                 <w:sz w:val="21"/>
               </w:rPr>
-              <w:t>Tên mạng</w:t>
+              <w:t>My orders</w:t>
             </w:r>
           </w:p>
         </w:tc>
         <w:tc>
           <w:tcPr>
             <w:tcW w:type="dxa" w:w="6660"/>
-            <w:vAlign w:val="center"/>
+            <w:shd w:fill="F4F1E9"/>
             <w:tcMar>
               <w:top w:w="80" w:type="dxa"/>
               <w:start w:w="120" w:type="dxa"/>
@@ -581,16 +511,15 @@
             </w:tcMar>
           </w:tcPr>
           <w:p>
-            <w:pPr>
-              <w:spacing w:before="40" w:after="40" w:line="276" w:lineRule="auto"/>
-            </w:pPr>
             <w:r>
               <w:rPr>
-                <w:rFonts w:ascii="Calibri" w:hAnsi="Calibri" w:eastAsia="Calibri"/>
-                <w:color w:val="171712"/>
+                <w:rFonts w:ascii="Calibri" w:hAnsi="Calibri"/>
+                <w:b w:val="0"/>
+                <w:i w:val="0"/>
+                <w:color w:val="17211D"/>
                 <w:sz w:val="21"/>
               </w:rPr>
-              <w:t>Arc Testnet</w:t>
+              <w:t>Xem đơn đã trả, đơn còn nợ, thời gian đặt, APR, lãi phát sinh và số tiền phải trả.</w:t>
             </w:r>
           </w:p>
         </w:tc>
@@ -599,7 +528,7 @@
         <w:tc>
           <w:tcPr>
             <w:tcW w:type="dxa" w:w="2700"/>
-            <w:vAlign w:val="center"/>
+            <w:shd w:fill="FFFDF8"/>
             <w:tcMar>
               <w:top w:w="80" w:type="dxa"/>
               <w:start w:w="120" w:type="dxa"/>
@@ -608,23 +537,22 @@
             </w:tcMar>
           </w:tcPr>
           <w:p>
-            <w:pPr>
-              <w:spacing w:before="40" w:after="40" w:line="276" w:lineRule="auto"/>
-            </w:pPr>
             <w:r>
               <w:rPr>
-                <w:rFonts w:ascii="Calibri" w:hAnsi="Calibri" w:eastAsia="Calibri"/>
-                <w:color w:val="171712"/>
+                <w:rFonts w:ascii="Calibri" w:hAnsi="Calibri"/>
+                <w:b/>
+                <w:i w:val="0"/>
+                <w:color w:val="0C665A"/>
                 <w:sz w:val="21"/>
               </w:rPr>
-              <w:t>Chain ID</w:t>
+              <w:t>Seller hub</w:t>
             </w:r>
           </w:p>
         </w:tc>
         <w:tc>
           <w:tcPr>
             <w:tcW w:type="dxa" w:w="6660"/>
-            <w:vAlign w:val="center"/>
+            <w:shd w:fill="FFFDF8"/>
             <w:tcMar>
               <w:top w:w="80" w:type="dxa"/>
               <w:start w:w="120" w:type="dxa"/>
@@ -633,16 +561,870 @@
             </w:tcMar>
           </w:tcPr>
           <w:p>
+            <w:r>
+              <w:rPr>
+                <w:rFonts w:ascii="Calibri" w:hAnsi="Calibri"/>
+                <w:b w:val="0"/>
+                <w:i w:val="0"/>
+                <w:color w:val="17211D"/>
+                <w:sz w:val="21"/>
+              </w:rPr>
+              <w:t>Chỉ hiện với ví seller/admin đã được cấp quyền; dùng để xử lý fulfilment và phê duyệt tín dụng.</w:t>
+            </w:r>
+          </w:p>
+        </w:tc>
+      </w:tr>
+    </w:tbl>
+    <w:p>
+      <w:pPr>
+        <w:spacing w:after="20"/>
+      </w:pPr>
+    </w:p>
+    <w:tbl>
+      <w:tblPr>
+        <w:tblW w:type="dxa" w:w="9360"/>
+        <w:tblLayout w:type="fixed"/>
+        <w:tblLook w:firstColumn="1" w:firstRow="1" w:lastColumn="0" w:lastRow="0" w:noHBand="0" w:noVBand="1" w:val="04A0"/>
+        <w:jc w:val="left"/>
+        <w:tblInd w:w="120" w:type="dxa"/>
+      </w:tblPr>
+      <w:tblGrid>
+        <w:gridCol w:w="1500"/>
+        <w:gridCol w:w="7860"/>
+      </w:tblGrid>
+      <w:tr>
+        <w:tc>
+          <w:tcPr>
+            <w:tcW w:type="dxa" w:w="1500"/>
+            <w:tcMar>
+              <w:top w:w="80" w:type="dxa"/>
+              <w:start w:w="120" w:type="dxa"/>
+              <w:bottom w:w="80" w:type="dxa"/>
+              <w:end w:w="120" w:type="dxa"/>
+            </w:tcMar>
+            <w:shd w:fill="0C665A"/>
+            <w:vAlign w:val="center"/>
+          </w:tcPr>
+          <w:p>
             <w:pPr>
-              <w:spacing w:before="40" w:after="40" w:line="276" w:lineRule="auto"/>
+              <w:jc w:val="center"/>
             </w:pPr>
             <w:r>
               <w:rPr>
-                <w:rFonts w:ascii="Calibri" w:hAnsi="Calibri" w:eastAsia="Calibri"/>
-                <w:color w:val="171712"/>
+                <w:rFonts w:ascii="Calibri" w:hAnsi="Calibri"/>
+                <w:b/>
+                <w:i w:val="0"/>
+                <w:color w:val="FFFDF8"/>
+                <w:sz w:val="20"/>
+              </w:rPr>
+              <w:t>ĐỒNG BỘ</w:t>
+            </w:r>
+          </w:p>
+        </w:tc>
+        <w:tc>
+          <w:tcPr>
+            <w:tcW w:type="dxa" w:w="7860"/>
+            <w:tcMar>
+              <w:top w:w="80" w:type="dxa"/>
+              <w:start w:w="120" w:type="dxa"/>
+              <w:bottom w:w="80" w:type="dxa"/>
+              <w:end w:w="120" w:type="dxa"/>
+            </w:tcMar>
+            <w:shd w:fill="E4F0EA"/>
+            <w:vAlign w:val="center"/>
+          </w:tcPr>
+          <w:p>
+            <w:r>
+              <w:rPr>
+                <w:rFonts w:ascii="Calibri" w:hAnsi="Calibri"/>
+                <w:b/>
+                <w:i w:val="0"/>
+                <w:color w:val="17211D"/>
                 <w:sz w:val="21"/>
               </w:rPr>
-              <w:t>5042002</w:t>
+              <w:t>Sau khi ví đăng nhập Web3, sản phẩm, giỏ hàng và đơn mua được lưu trong Supabase; khoản nợ được đọc từ hợp đồng Arc.</w:t>
+            </w:r>
+          </w:p>
+        </w:tc>
+      </w:tr>
+    </w:tbl>
+    <w:p>
+      <w:pPr>
+        <w:spacing w:after="20"/>
+      </w:pPr>
+    </w:p>
+    <w:p>
+      <w:r>
+        <w:br w:type="page"/>
+      </w:r>
+    </w:p>
+    <w:p>
+      <w:pPr>
+        <w:keepNext/>
+        <w:spacing w:before="0" w:after="120"/>
+      </w:pPr>
+      <w:r>
+        <w:rPr>
+          <w:rFonts w:ascii="Calibri" w:hAnsi="Calibri"/>
+          <w:b/>
+          <w:i w:val="0"/>
+          <w:color w:val="17211D"/>
+          <w:sz w:val="52"/>
+        </w:rPr>
+        <w:t>2. Marketplace và kết nối ví</w:t>
+      </w:r>
+    </w:p>
+    <w:p>
+      <w:pPr>
+        <w:spacing w:after="320"/>
+      </w:pPr>
+      <w:r>
+        <w:rPr>
+          <w:rFonts w:ascii="Calibri" w:hAnsi="Calibri"/>
+          <w:b w:val="0"/>
+          <w:i w:val="0"/>
+          <w:color w:val="6F746E"/>
+          <w:sz w:val="24"/>
+        </w:rPr>
+        <w:t>Giao diện tập trung vào đơn hàng thực, không hiển thị dữ liệu mẫu.</w:t>
+      </w:r>
+    </w:p>
+    <w:p>
+      <w:pPr>
+        <w:pStyle w:val="Heading2"/>
+        <w:keepNext/>
+      </w:pPr>
+      <w:r>
+        <w:t>2.1 Tạo giỏ hàng</w:t>
+      </w:r>
+    </w:p>
+    <w:p>
+      <w:pPr>
+        <w:numPr>
+          <w:ilvl w:val="0"/>
+          <w:numId w:val="121"/>
+        </w:numPr>
+        <w:pStyle w:val="VPNumber"/>
+        <w:spacing w:after="80" w:line="300" w:lineRule="auto"/>
+      </w:pPr>
+      <w:r>
+        <w:rPr>
+          <w:rFonts w:ascii="Calibri" w:hAnsi="Calibri"/>
+          <w:b w:val="0"/>
+          <w:i w:val="0"/>
+          <w:color w:val="17211D"/>
+          <w:sz w:val="22"/>
+        </w:rPr>
+        <w:t>Mở Marketplace và chọn nhóm sản phẩm hoặc tìm theo tên / nhà cung cấp.</w:t>
+      </w:r>
+    </w:p>
+    <w:p>
+      <w:pPr>
+        <w:numPr>
+          <w:ilvl w:val="0"/>
+          <w:numId w:val="121"/>
+        </w:numPr>
+        <w:pStyle w:val="VPNumber"/>
+        <w:spacing w:after="80" w:line="300" w:lineRule="auto"/>
+      </w:pPr>
+      <w:r>
+        <w:rPr>
+          <w:rFonts w:ascii="Calibri" w:hAnsi="Calibri"/>
+          <w:b w:val="0"/>
+          <w:i w:val="0"/>
+          <w:color w:val="17211D"/>
+          <w:sz w:val="22"/>
+        </w:rPr>
+        <w:t>Nhấn Add +, sau đó điều chỉnh số kg trong Shopping bag.</w:t>
+      </w:r>
+    </w:p>
+    <w:p>
+      <w:pPr>
+        <w:numPr>
+          <w:ilvl w:val="0"/>
+          <w:numId w:val="121"/>
+        </w:numPr>
+        <w:pStyle w:val="VPNumber"/>
+        <w:spacing w:after="80" w:line="300" w:lineRule="auto"/>
+      </w:pPr>
+      <w:r>
+        <w:rPr>
+          <w:rFonts w:ascii="Calibri" w:hAnsi="Calibri"/>
+          <w:b w:val="0"/>
+          <w:i w:val="0"/>
+          <w:color w:val="17211D"/>
+          <w:sz w:val="22"/>
+        </w:rPr>
+        <w:t>Kiểm tra từng dòng hàng, tổng USDC và địa chỉ ví merchant trước khi checkout.</w:t>
+      </w:r>
+    </w:p>
+    <w:p>
+      <w:pPr>
+        <w:pStyle w:val="Heading2"/>
+        <w:keepNext/>
+      </w:pPr>
+      <w:r>
+        <w:t>2.2 Kết nối và ngắt ví</w:t>
+      </w:r>
+    </w:p>
+    <w:p>
+      <w:pPr>
+        <w:numPr>
+          <w:ilvl w:val="0"/>
+          <w:numId w:val="122"/>
+        </w:numPr>
+        <w:pStyle w:val="VPNumber"/>
+        <w:spacing w:after="80" w:line="300" w:lineRule="auto"/>
+      </w:pPr>
+      <w:r>
+        <w:rPr>
+          <w:rFonts w:ascii="Calibri" w:hAnsi="Calibri"/>
+          <w:b w:val="0"/>
+          <w:i w:val="0"/>
+          <w:color w:val="17211D"/>
+          <w:sz w:val="22"/>
+        </w:rPr>
+        <w:t>Nhấn Connect wallet và chọn đúng tài khoản.</w:t>
+      </w:r>
+    </w:p>
+    <w:p>
+      <w:pPr>
+        <w:numPr>
+          <w:ilvl w:val="0"/>
+          <w:numId w:val="122"/>
+        </w:numPr>
+        <w:pStyle w:val="VPNumber"/>
+        <w:spacing w:after="80" w:line="300" w:lineRule="auto"/>
+      </w:pPr>
+      <w:r>
+        <w:rPr>
+          <w:rFonts w:ascii="Calibri" w:hAnsi="Calibri"/>
+          <w:b w:val="0"/>
+          <w:i w:val="0"/>
+          <w:color w:val="17211D"/>
+          <w:sz w:val="22"/>
+        </w:rPr>
+        <w:t>Chấp nhận chuyển sang Arc Testnet nếu ví yêu cầu.</w:t>
+      </w:r>
+    </w:p>
+    <w:p>
+      <w:pPr>
+        <w:numPr>
+          <w:ilvl w:val="0"/>
+          <w:numId w:val="122"/>
+        </w:numPr>
+        <w:pStyle w:val="VPNumber"/>
+        <w:spacing w:after="80" w:line="300" w:lineRule="auto"/>
+      </w:pPr>
+      <w:r>
+        <w:rPr>
+          <w:rFonts w:ascii="Calibri" w:hAnsi="Calibri"/>
+          <w:b w:val="0"/>
+          <w:i w:val="0"/>
+          <w:color w:val="17211D"/>
+          <w:sz w:val="22"/>
+        </w:rPr>
+        <w:t>Kiểm tra địa chỉ rút gọn, trạng thái Cloud synced và số dư test USDC.</w:t>
+      </w:r>
+    </w:p>
+    <w:p>
+      <w:pPr>
+        <w:numPr>
+          <w:ilvl w:val="0"/>
+          <w:numId w:val="122"/>
+        </w:numPr>
+        <w:pStyle w:val="VPNumber"/>
+        <w:spacing w:after="80" w:line="300" w:lineRule="auto"/>
+      </w:pPr>
+      <w:r>
+        <w:rPr>
+          <w:rFonts w:ascii="Calibri" w:hAnsi="Calibri"/>
+          <w:b w:val="0"/>
+          <w:i w:val="0"/>
+          <w:color w:val="17211D"/>
+          <w:sz w:val="22"/>
+        </w:rPr>
+        <w:t>Dùng Disconnect khi muốn đổi vai trò hoặc đổi ví. Ngắt ví không xóa dữ liệu đã đồng bộ.</w:t>
+      </w:r>
+    </w:p>
+    <w:tbl>
+      <w:tblPr>
+        <w:tblW w:type="dxa" w:w="9360"/>
+        <w:tblLayout w:type="fixed"/>
+        <w:tblLook w:firstColumn="1" w:firstRow="1" w:lastColumn="0" w:lastRow="0" w:noHBand="0" w:noVBand="1" w:val="04A0"/>
+        <w:jc w:val="left"/>
+        <w:tblInd w:w="120" w:type="dxa"/>
+      </w:tblPr>
+      <w:tblGrid>
+        <w:gridCol w:w="1500"/>
+        <w:gridCol w:w="7860"/>
+      </w:tblGrid>
+      <w:tr>
+        <w:tc>
+          <w:tcPr>
+            <w:tcW w:type="dxa" w:w="1500"/>
+            <w:tcMar>
+              <w:top w:w="80" w:type="dxa"/>
+              <w:start w:w="120" w:type="dxa"/>
+              <w:bottom w:w="80" w:type="dxa"/>
+              <w:end w:w="120" w:type="dxa"/>
+            </w:tcMar>
+            <w:shd w:fill="D94B32"/>
+            <w:vAlign w:val="center"/>
+          </w:tcPr>
+          <w:p>
+            <w:pPr>
+              <w:jc w:val="center"/>
+            </w:pPr>
+            <w:r>
+              <w:rPr>
+                <w:rFonts w:ascii="Calibri" w:hAnsi="Calibri"/>
+                <w:b/>
+                <w:i w:val="0"/>
+                <w:color w:val="FFFDF8"/>
+                <w:sz w:val="20"/>
+              </w:rPr>
+              <w:t>SESSION</w:t>
+            </w:r>
+          </w:p>
+        </w:tc>
+        <w:tc>
+          <w:tcPr>
+            <w:tcW w:type="dxa" w:w="7860"/>
+            <w:tcMar>
+              <w:top w:w="80" w:type="dxa"/>
+              <w:start w:w="120" w:type="dxa"/>
+              <w:bottom w:w="80" w:type="dxa"/>
+              <w:end w:w="120" w:type="dxa"/>
+            </w:tcMar>
+            <w:shd w:fill="F7DAD3"/>
+            <w:vAlign w:val="center"/>
+          </w:tcPr>
+          <w:p>
+            <w:r>
+              <w:rPr>
+                <w:rFonts w:ascii="Calibri" w:hAnsi="Calibri"/>
+                <w:b/>
+                <w:i w:val="0"/>
+                <w:color w:val="17211D"/>
+                <w:sz w:val="21"/>
+              </w:rPr>
+              <w:t>Nếu ứng dụng báo Supabase session does not match the connected wallet, hãy Disconnect, khóa/mở lại ví, rồi Connect bằng đúng tài khoản đang chọn.</w:t>
+            </w:r>
+          </w:p>
+        </w:tc>
+      </w:tr>
+    </w:tbl>
+    <w:p>
+      <w:pPr>
+        <w:spacing w:after="20"/>
+      </w:pPr>
+    </w:p>
+    <w:p>
+      <w:pPr>
+        <w:pStyle w:val="Heading2"/>
+        <w:keepNext/>
+      </w:pPr>
+      <w:r>
+        <w:t>2.3 Phân quyền</w:t>
+      </w:r>
+    </w:p>
+    <w:p>
+      <w:pPr>
+        <w:spacing w:before="0" w:after="120" w:line="300" w:lineRule="auto"/>
+      </w:pPr>
+      <w:r>
+        <w:rPr>
+          <w:rFonts w:ascii="Calibri" w:hAnsi="Calibri"/>
+          <w:b w:val="0"/>
+          <w:i w:val="0"/>
+          <w:color w:val="17211D"/>
+          <w:sz w:val="22"/>
+        </w:rPr>
+        <w:t>Ví buyer chỉ thấy Marketplace và My orders. Seller hub không hiện cho buyer, giúp tránh nhầm thao tác vận hành cửa hàng.</w:t>
+      </w:r>
+    </w:p>
+    <w:p>
+      <w:pPr>
+        <w:spacing w:before="0" w:after="120" w:line="300" w:lineRule="auto"/>
+      </w:pPr>
+      <w:r>
+        <w:rPr>
+          <w:rFonts w:ascii="Calibri" w:hAnsi="Calibri"/>
+          <w:b w:val="0"/>
+          <w:i w:val="0"/>
+          <w:color w:val="17211D"/>
+          <w:sz w:val="22"/>
+        </w:rPr>
+        <w:t>Ví seller/admin phải được cấp quyền trong Supabase và kết nối đúng địa chỉ merchant của hợp đồng trước khi phê duyệt tín dụng.</w:t>
+      </w:r>
+    </w:p>
+    <w:p>
+      <w:r>
+        <w:br w:type="page"/>
+      </w:r>
+    </w:p>
+    <w:p>
+      <w:pPr>
+        <w:keepNext/>
+        <w:spacing w:before="0" w:after="120"/>
+      </w:pPr>
+      <w:r>
+        <w:rPr>
+          <w:rFonts w:ascii="Calibri" w:hAnsi="Calibri"/>
+          <w:b/>
+          <w:i w:val="0"/>
+          <w:color w:val="17211D"/>
+          <w:sz w:val="52"/>
+        </w:rPr>
+        <w:t>3. Checkout: trả ngay hoặc xin thiếu</w:t>
+      </w:r>
+    </w:p>
+    <w:p>
+      <w:pPr>
+        <w:spacing w:after="320"/>
+      </w:pPr>
+      <w:r>
+        <w:rPr>
+          <w:rFonts w:ascii="Calibri" w:hAnsi="Calibri"/>
+          <w:b w:val="0"/>
+          <w:i w:val="0"/>
+          <w:color w:val="6F746E"/>
+          <w:sz w:val="24"/>
+        </w:rPr>
+        <w:t>VPorkPay chọn luồng theo số dư ví, nhưng mọi chuyển tiền vẫn cần người dùng ký.</w:t>
+      </w:r>
+    </w:p>
+    <w:p>
+      <w:pPr>
+        <w:pStyle w:val="Heading2"/>
+        <w:keepNext/>
+      </w:pPr>
+      <w:r>
+        <w:t>3.1 Nếu ví đủ tiền</w:t>
+      </w:r>
+    </w:p>
+    <w:p>
+      <w:pPr>
+        <w:numPr>
+          <w:ilvl w:val="0"/>
+          <w:numId w:val="123"/>
+        </w:numPr>
+        <w:pStyle w:val="VPNumber"/>
+        <w:spacing w:after="80" w:line="300" w:lineRule="auto"/>
+      </w:pPr>
+      <w:r>
+        <w:rPr>
+          <w:rFonts w:ascii="Calibri" w:hAnsi="Calibri"/>
+          <w:b w:val="0"/>
+          <w:i w:val="0"/>
+          <w:color w:val="17211D"/>
+          <w:sz w:val="22"/>
+        </w:rPr>
+        <w:t>Nhập thông tin giao hàng và xác nhận tổng đơn.</w:t>
+      </w:r>
+    </w:p>
+    <w:p>
+      <w:pPr>
+        <w:numPr>
+          <w:ilvl w:val="0"/>
+          <w:numId w:val="123"/>
+        </w:numPr>
+        <w:pStyle w:val="VPNumber"/>
+        <w:spacing w:after="80" w:line="300" w:lineRule="auto"/>
+      </w:pPr>
+      <w:r>
+        <w:rPr>
+          <w:rFonts w:ascii="Calibri" w:hAnsi="Calibri"/>
+          <w:b w:val="0"/>
+          <w:i w:val="0"/>
+          <w:color w:val="17211D"/>
+          <w:sz w:val="22"/>
+        </w:rPr>
+        <w:t>Chọn thanh toán trực tiếp bằng USDC.</w:t>
+      </w:r>
+    </w:p>
+    <w:p>
+      <w:pPr>
+        <w:numPr>
+          <w:ilvl w:val="0"/>
+          <w:numId w:val="123"/>
+        </w:numPr>
+        <w:pStyle w:val="VPNumber"/>
+        <w:spacing w:after="80" w:line="300" w:lineRule="auto"/>
+      </w:pPr>
+      <w:r>
+        <w:rPr>
+          <w:rFonts w:ascii="Calibri" w:hAnsi="Calibri"/>
+          <w:b w:val="0"/>
+          <w:i w:val="0"/>
+          <w:color w:val="17211D"/>
+          <w:sz w:val="22"/>
+        </w:rPr>
+        <w:t>Kiểm tra đúng địa chỉ merchant và đúng giá trị đơn trong cửa sổ ví.</w:t>
+      </w:r>
+    </w:p>
+    <w:p>
+      <w:pPr>
+        <w:numPr>
+          <w:ilvl w:val="0"/>
+          <w:numId w:val="123"/>
+        </w:numPr>
+        <w:pStyle w:val="VPNumber"/>
+        <w:spacing w:after="80" w:line="300" w:lineRule="auto"/>
+      </w:pPr>
+      <w:r>
+        <w:rPr>
+          <w:rFonts w:ascii="Calibri" w:hAnsi="Calibri"/>
+          <w:b w:val="0"/>
+          <w:i w:val="0"/>
+          <w:color w:val="17211D"/>
+          <w:sz w:val="22"/>
+        </w:rPr>
+        <w:t>Ký giao dịch; sau finality, đơn xuất hiện trong My orders với nhãn PAID và transaction Arcscan.</w:t>
+      </w:r>
+    </w:p>
+    <w:tbl>
+      <w:tblPr>
+        <w:tblW w:type="dxa" w:w="9360"/>
+        <w:tblLayout w:type="fixed"/>
+        <w:tblLook w:firstColumn="1" w:firstRow="1" w:lastColumn="0" w:lastRow="0" w:noHBand="0" w:noVBand="1" w:val="04A0"/>
+        <w:jc w:val="left"/>
+        <w:tblInd w:w="120" w:type="dxa"/>
+      </w:tblPr>
+      <w:tblGrid>
+        <w:gridCol w:w="1500"/>
+        <w:gridCol w:w="7860"/>
+      </w:tblGrid>
+      <w:tr>
+        <w:tc>
+          <w:tcPr>
+            <w:tcW w:type="dxa" w:w="1500"/>
+            <w:tcMar>
+              <w:top w:w="80" w:type="dxa"/>
+              <w:start w:w="120" w:type="dxa"/>
+              <w:bottom w:w="80" w:type="dxa"/>
+              <w:end w:w="120" w:type="dxa"/>
+            </w:tcMar>
+            <w:shd w:fill="0C665A"/>
+            <w:vAlign w:val="center"/>
+          </w:tcPr>
+          <w:p>
+            <w:pPr>
+              <w:jc w:val="center"/>
+            </w:pPr>
+            <w:r>
+              <w:rPr>
+                <w:rFonts w:ascii="Calibri" w:hAnsi="Calibri"/>
+                <w:b/>
+                <w:i w:val="0"/>
+                <w:color w:val="FFFDF8"/>
+                <w:sz w:val="20"/>
+              </w:rPr>
+              <w:t>THANH TOÁN</w:t>
+            </w:r>
+          </w:p>
+        </w:tc>
+        <w:tc>
+          <w:tcPr>
+            <w:tcW w:type="dxa" w:w="7860"/>
+            <w:tcMar>
+              <w:top w:w="80" w:type="dxa"/>
+              <w:start w:w="120" w:type="dxa"/>
+              <w:bottom w:w="80" w:type="dxa"/>
+              <w:end w:w="120" w:type="dxa"/>
+            </w:tcMar>
+            <w:shd w:fill="E4F0EA"/>
+            <w:vAlign w:val="center"/>
+          </w:tcPr>
+          <w:p>
+            <w:r>
+              <w:rPr>
+                <w:rFonts w:ascii="Calibri" w:hAnsi="Calibri"/>
+                <w:b/>
+                <w:i w:val="0"/>
+                <w:color w:val="17211D"/>
+                <w:sz w:val="21"/>
+              </w:rPr>
+              <w:t>Khoản chuyển là toàn bộ giá trị đơn hàng sang ví shop; VPorkPay không tạo khoản nợ nếu giao dịch trực tiếp hoàn tất.</w:t>
+            </w:r>
+          </w:p>
+        </w:tc>
+      </w:tr>
+    </w:tbl>
+    <w:p>
+      <w:pPr>
+        <w:spacing w:after="20"/>
+      </w:pPr>
+    </w:p>
+    <w:p>
+      <w:pPr>
+        <w:pStyle w:val="Heading2"/>
+        <w:keepNext/>
+      </w:pPr>
+      <w:r>
+        <w:t>3.2 Nếu ví không đủ tiền</w:t>
+      </w:r>
+    </w:p>
+    <w:p>
+      <w:pPr>
+        <w:numPr>
+          <w:ilvl w:val="0"/>
+          <w:numId w:val="124"/>
+        </w:numPr>
+        <w:pStyle w:val="VPNumber"/>
+        <w:spacing w:after="80" w:line="300" w:lineRule="auto"/>
+      </w:pPr>
+      <w:r>
+        <w:rPr>
+          <w:rFonts w:ascii="Calibri" w:hAnsi="Calibri"/>
+          <w:b w:val="0"/>
+          <w:i w:val="0"/>
+          <w:color w:val="17211D"/>
+          <w:sz w:val="22"/>
+        </w:rPr>
+        <w:t>Checkout hiển thị số tiền có sẵn, phần thiếu, APR dự kiến và ước tính lãi một năm.</w:t>
+      </w:r>
+    </w:p>
+    <w:p>
+      <w:pPr>
+        <w:numPr>
+          <w:ilvl w:val="0"/>
+          <w:numId w:val="124"/>
+        </w:numPr>
+        <w:pStyle w:val="VPNumber"/>
+        <w:spacing w:after="80" w:line="300" w:lineRule="auto"/>
+      </w:pPr>
+      <w:r>
+        <w:rPr>
+          <w:rFonts w:ascii="Calibri" w:hAnsi="Calibri"/>
+          <w:b w:val="0"/>
+          <w:i w:val="0"/>
+          <w:color w:val="17211D"/>
+          <w:sz w:val="22"/>
+        </w:rPr>
+        <w:t>Gửi yêu cầu tín dụng. Đây mới là yêu cầu vận hành, chưa phải khoản nợ onchain.</w:t>
+      </w:r>
+    </w:p>
+    <w:p>
+      <w:pPr>
+        <w:numPr>
+          <w:ilvl w:val="0"/>
+          <w:numId w:val="124"/>
+        </w:numPr>
+        <w:pStyle w:val="VPNumber"/>
+        <w:spacing w:after="80" w:line="300" w:lineRule="auto"/>
+      </w:pPr>
+      <w:r>
+        <w:rPr>
+          <w:rFonts w:ascii="Calibri" w:hAnsi="Calibri"/>
+          <w:b w:val="0"/>
+          <w:i w:val="0"/>
+          <w:color w:val="17211D"/>
+          <w:sz w:val="22"/>
+        </w:rPr>
+        <w:t>Merchant xem yêu cầu trong Seller hub và quyết định phê duyệt hay từ chối.</w:t>
+      </w:r>
+    </w:p>
+    <w:p>
+      <w:pPr>
+        <w:numPr>
+          <w:ilvl w:val="0"/>
+          <w:numId w:val="124"/>
+        </w:numPr>
+        <w:pStyle w:val="VPNumber"/>
+        <w:spacing w:after="80" w:line="300" w:lineRule="auto"/>
+      </w:pPr>
+      <w:r>
+        <w:rPr>
+          <w:rFonts w:ascii="Calibri" w:hAnsi="Calibri"/>
+          <w:b w:val="0"/>
+          <w:i w:val="0"/>
+          <w:color w:val="17211D"/>
+          <w:sz w:val="22"/>
+        </w:rPr>
+        <w:t>Chỉ khi merchant ký openDebt, đơn mới chuyển sang CREDIT ACTIVE và bắt đầu tính lãi.</w:t>
+      </w:r>
+    </w:p>
+    <w:tbl>
+      <w:tblPr>
+        <w:tblW w:type="dxa" w:w="9360"/>
+        <w:tblLayout w:type="fixed"/>
+        <w:tblLook w:firstColumn="1" w:firstRow="1" w:lastColumn="0" w:lastRow="0" w:noHBand="0" w:noVBand="1" w:val="04A0"/>
+        <w:jc w:val="left"/>
+        <w:tblInd w:w="120" w:type="dxa"/>
+      </w:tblPr>
+      <w:tblGrid>
+        <w:gridCol w:w="1500"/>
+        <w:gridCol w:w="7860"/>
+      </w:tblGrid>
+      <w:tr>
+        <w:tc>
+          <w:tcPr>
+            <w:tcW w:type="dxa" w:w="1500"/>
+            <w:tcMar>
+              <w:top w:w="80" w:type="dxa"/>
+              <w:start w:w="120" w:type="dxa"/>
+              <w:bottom w:w="80" w:type="dxa"/>
+              <w:end w:w="120" w:type="dxa"/>
+            </w:tcMar>
+            <w:shd w:fill="805B00"/>
+            <w:vAlign w:val="center"/>
+          </w:tcPr>
+          <w:p>
+            <w:pPr>
+              <w:jc w:val="center"/>
+            </w:pPr>
+            <w:r>
+              <w:rPr>
+                <w:rFonts w:ascii="Calibri" w:hAnsi="Calibri"/>
+                <w:b/>
+                <w:i w:val="0"/>
+                <w:color w:val="FFFDF8"/>
+                <w:sz w:val="20"/>
+              </w:rPr>
+              <w:t>APR</w:t>
+            </w:r>
+          </w:p>
+        </w:tc>
+        <w:tc>
+          <w:tcPr>
+            <w:tcW w:type="dxa" w:w="7860"/>
+            <w:tcMar>
+              <w:top w:w="80" w:type="dxa"/>
+              <w:start w:w="120" w:type="dxa"/>
+              <w:bottom w:w="80" w:type="dxa"/>
+              <w:end w:w="120" w:type="dxa"/>
+            </w:tcMar>
+            <w:shd w:fill="F8E8AE"/>
+            <w:vAlign w:val="center"/>
+          </w:tcPr>
+          <w:p>
+            <w:r>
+              <w:rPr>
+                <w:rFonts w:ascii="Calibri" w:hAnsi="Calibri"/>
+                <w:b/>
+                <w:i w:val="0"/>
+                <w:color w:val="17211D"/>
+                <w:sz w:val="21"/>
+              </w:rPr>
+              <w:t>APR = 8% cơ sở + 50% biến động giá thịt heo theo năm, giới hạn 6%–18%. APR được cố định riêng khi mỗi khoản nợ được mở.</w:t>
+            </w:r>
+          </w:p>
+        </w:tc>
+      </w:tr>
+    </w:tbl>
+    <w:p>
+      <w:pPr>
+        <w:spacing w:after="20"/>
+      </w:pPr>
+    </w:p>
+    <w:p>
+      <w:r>
+        <w:br w:type="page"/>
+      </w:r>
+    </w:p>
+    <w:p>
+      <w:pPr>
+        <w:keepNext/>
+        <w:spacing w:before="0" w:after="120"/>
+      </w:pPr>
+      <w:r>
+        <w:rPr>
+          <w:rFonts w:ascii="Calibri" w:hAnsi="Calibri"/>
+          <w:b/>
+          <w:i w:val="0"/>
+          <w:color w:val="17211D"/>
+          <w:sz w:val="52"/>
+        </w:rPr>
+        <w:t>4. My orders: đã trả và còn nợ</w:t>
+      </w:r>
+    </w:p>
+    <w:p>
+      <w:pPr>
+        <w:spacing w:after="320"/>
+      </w:pPr>
+      <w:r>
+        <w:rPr>
+          <w:rFonts w:ascii="Calibri" w:hAnsi="Calibri"/>
+          <w:b w:val="0"/>
+          <w:i w:val="0"/>
+          <w:color w:val="6F746E"/>
+          <w:sz w:val="24"/>
+        </w:rPr>
+        <w:t>Mỗi đơn hiển thị rõ thời gian, hình thức thanh toán và bằng chứng tương ứng.</w:t>
+      </w:r>
+    </w:p>
+    <w:p>
+      <w:pPr>
+        <w:pStyle w:val="Heading2"/>
+        <w:keepNext/>
+      </w:pPr>
+      <w:r>
+        <w:t>4.1 Cách đọc một đơn</w:t>
+      </w:r>
+    </w:p>
+    <w:tbl>
+      <w:tblPr>
+        <w:tblW w:type="dxa" w:w="9360"/>
+        <w:tblLayout w:type="fixed"/>
+        <w:tblLook w:firstColumn="1" w:firstRow="1" w:lastColumn="0" w:lastRow="0" w:noHBand="0" w:noVBand="1" w:val="04A0"/>
+        <w:jc w:val="left"/>
+        <w:tblInd w:w="120" w:type="dxa"/>
+      </w:tblPr>
+      <w:tblGrid>
+        <w:gridCol w:w="2700"/>
+        <w:gridCol w:w="6660"/>
+      </w:tblGrid>
+      <w:tr>
+        <w:trPr>
+          <w:tblHeader w:val="true"/>
+        </w:trPr>
+        <w:tc>
+          <w:tcPr>
+            <w:tcW w:type="dxa" w:w="2700"/>
+            <w:tcMar>
+              <w:top w:w="80" w:type="dxa"/>
+              <w:start w:w="120" w:type="dxa"/>
+              <w:bottom w:w="80" w:type="dxa"/>
+              <w:end w:w="120" w:type="dxa"/>
+            </w:tcMar>
+            <w:shd w:fill="17211D"/>
+          </w:tcPr>
+          <w:p>
+            <w:r>
+              <w:rPr>
+                <w:rFonts w:ascii="Calibri" w:hAnsi="Calibri"/>
+                <w:b/>
+                <w:i w:val="0"/>
+                <w:color w:val="FFFDF8"/>
+                <w:sz w:val="20"/>
+              </w:rPr>
+              <w:t>Trạng thái</w:t>
+            </w:r>
+          </w:p>
+        </w:tc>
+        <w:tc>
+          <w:tcPr>
+            <w:tcW w:type="dxa" w:w="6660"/>
+            <w:tcMar>
+              <w:top w:w="80" w:type="dxa"/>
+              <w:start w:w="120" w:type="dxa"/>
+              <w:bottom w:w="80" w:type="dxa"/>
+              <w:end w:w="120" w:type="dxa"/>
+            </w:tcMar>
+            <w:shd w:fill="17211D"/>
+          </w:tcPr>
+          <w:p>
+            <w:r>
+              <w:rPr>
+                <w:rFonts w:ascii="Calibri" w:hAnsi="Calibri"/>
+                <w:b/>
+                <w:i w:val="0"/>
+                <w:color w:val="FFFDF8"/>
+                <w:sz w:val="20"/>
+              </w:rPr>
+              <w:t>Ý nghĩa / thao tác</w:t>
             </w:r>
           </w:p>
         </w:tc>
@@ -651,7 +1433,7 @@
         <w:tc>
           <w:tcPr>
             <w:tcW w:type="dxa" w:w="2700"/>
-            <w:vAlign w:val="center"/>
+            <w:shd w:fill="FFFDF8"/>
             <w:tcMar>
               <w:top w:w="80" w:type="dxa"/>
               <w:start w:w="120" w:type="dxa"/>
@@ -660,23 +1442,22 @@
             </w:tcMar>
           </w:tcPr>
           <w:p>
-            <w:pPr>
-              <w:spacing w:before="40" w:after="40" w:line="276" w:lineRule="auto"/>
-            </w:pPr>
             <w:r>
               <w:rPr>
-                <w:rFonts w:ascii="Calibri" w:hAnsi="Calibri" w:eastAsia="Calibri"/>
-                <w:color w:val="171712"/>
+                <w:rFonts w:ascii="Calibri" w:hAnsi="Calibri"/>
+                <w:b/>
+                <w:i w:val="0"/>
+                <w:color w:val="0C665A"/>
                 <w:sz w:val="21"/>
               </w:rPr>
-              <w:t>RPC</w:t>
+              <w:t>PAID</w:t>
             </w:r>
           </w:p>
         </w:tc>
         <w:tc>
           <w:tcPr>
             <w:tcW w:type="dxa" w:w="6660"/>
-            <w:vAlign w:val="center"/>
+            <w:shd w:fill="FFFDF8"/>
             <w:tcMar>
               <w:top w:w="80" w:type="dxa"/>
               <w:start w:w="120" w:type="dxa"/>
@@ -685,16 +1466,15 @@
             </w:tcMar>
           </w:tcPr>
           <w:p>
-            <w:pPr>
-              <w:spacing w:before="40" w:after="40" w:line="276" w:lineRule="auto"/>
-            </w:pPr>
             <w:r>
               <w:rPr>
-                <w:rFonts w:ascii="Calibri" w:hAnsi="Calibri" w:eastAsia="Calibri"/>
-                <w:color w:val="171712"/>
+                <w:rFonts w:ascii="Calibri" w:hAnsi="Calibri"/>
+                <w:b w:val="0"/>
+                <w:i w:val="0"/>
+                <w:color w:val="17211D"/>
                 <w:sz w:val="21"/>
               </w:rPr>
-              <w:t>https://rpc.testnet.arc.network</w:t>
+              <w:t>Đã thanh toán USDC trực tiếp; mở transaction hash để kiểm tra Arcscan.</w:t>
             </w:r>
           </w:p>
         </w:tc>
@@ -703,7 +1483,7 @@
         <w:tc>
           <w:tcPr>
             <w:tcW w:type="dxa" w:w="2700"/>
-            <w:vAlign w:val="center"/>
+            <w:shd w:fill="F4F1E9"/>
             <w:tcMar>
               <w:top w:w="80" w:type="dxa"/>
               <w:start w:w="120" w:type="dxa"/>
@@ -712,23 +1492,22 @@
             </w:tcMar>
           </w:tcPr>
           <w:p>
-            <w:pPr>
-              <w:spacing w:before="40" w:after="40" w:line="276" w:lineRule="auto"/>
-            </w:pPr>
             <w:r>
               <w:rPr>
-                <w:rFonts w:ascii="Calibri" w:hAnsi="Calibri" w:eastAsia="Calibri"/>
-                <w:color w:val="171712"/>
+                <w:rFonts w:ascii="Calibri" w:hAnsi="Calibri"/>
+                <w:b/>
+                <w:i w:val="0"/>
+                <w:color w:val="0C665A"/>
                 <w:sz w:val="21"/>
               </w:rPr>
-              <w:t>Explorer</w:t>
+              <w:t>AWAITING MERCHANT</w:t>
             </w:r>
           </w:p>
         </w:tc>
         <w:tc>
           <w:tcPr>
             <w:tcW w:type="dxa" w:w="6660"/>
-            <w:vAlign w:val="center"/>
+            <w:shd w:fill="F4F1E9"/>
             <w:tcMar>
               <w:top w:w="80" w:type="dxa"/>
               <w:start w:w="120" w:type="dxa"/>
@@ -737,16 +1516,15 @@
             </w:tcMar>
           </w:tcPr>
           <w:p>
-            <w:pPr>
-              <w:spacing w:before="40" w:after="40" w:line="276" w:lineRule="auto"/>
-            </w:pPr>
             <w:r>
               <w:rPr>
-                <w:rFonts w:ascii="Calibri" w:hAnsi="Calibri" w:eastAsia="Calibri"/>
-                <w:color w:val="171712"/>
+                <w:rFonts w:ascii="Calibri" w:hAnsi="Calibri"/>
+                <w:b w:val="0"/>
+                <w:i w:val="0"/>
+                <w:color w:val="17211D"/>
                 <w:sz w:val="21"/>
               </w:rPr>
-              <w:t>https://testnet.arcscan.app</w:t>
+              <w:t>Yêu cầu thiếu tiền đang chờ cửa hàng; chưa phát sinh nợ onchain.</w:t>
             </w:r>
           </w:p>
         </w:tc>
@@ -755,7 +1533,7 @@
         <w:tc>
           <w:tcPr>
             <w:tcW w:type="dxa" w:w="2700"/>
-            <w:vAlign w:val="center"/>
+            <w:shd w:fill="FFFDF8"/>
             <w:tcMar>
               <w:top w:w="80" w:type="dxa"/>
               <w:start w:w="120" w:type="dxa"/>
@@ -764,23 +1542,22 @@
             </w:tcMar>
           </w:tcPr>
           <w:p>
-            <w:pPr>
-              <w:spacing w:before="40" w:after="40" w:line="276" w:lineRule="auto"/>
-            </w:pPr>
             <w:r>
               <w:rPr>
-                <w:rFonts w:ascii="Calibri" w:hAnsi="Calibri" w:eastAsia="Calibri"/>
-                <w:color w:val="171712"/>
+                <w:rFonts w:ascii="Calibri" w:hAnsi="Calibri"/>
+                <w:b/>
+                <w:i w:val="0"/>
+                <w:color w:val="0C665A"/>
                 <w:sz w:val="21"/>
               </w:rPr>
-              <w:t>Test USDC</w:t>
+              <w:t>CREDIT ACTIVE</w:t>
             </w:r>
           </w:p>
         </w:tc>
         <w:tc>
           <w:tcPr>
             <w:tcW w:type="dxa" w:w="6660"/>
-            <w:vAlign w:val="center"/>
+            <w:shd w:fill="FFFDF8"/>
             <w:tcMar>
               <w:top w:w="80" w:type="dxa"/>
               <w:start w:w="120" w:type="dxa"/>
@@ -789,756 +1566,24 @@
             </w:tcMar>
           </w:tcPr>
           <w:p>
-            <w:pPr>
-              <w:spacing w:before="40" w:after="40" w:line="276" w:lineRule="auto"/>
-            </w:pPr>
             <w:r>
               <w:rPr>
-                <w:rFonts w:ascii="Calibri" w:hAnsi="Calibri" w:eastAsia="Calibri"/>
-                <w:color w:val="171712"/>
+                <w:rFonts w:ascii="Calibri" w:hAnsi="Calibri"/>
+                <w:b w:val="0"/>
+                <w:i w:val="0"/>
+                <w:color w:val="17211D"/>
                 <w:sz w:val="21"/>
               </w:rPr>
-              <w:t>0x3600000000000000000000000000000000000000</w:t>
+              <w:t>Khoản nợ đã mở; hiển thị principal, APR, accrued interest và amount due.</w:t>
             </w:r>
           </w:p>
         </w:tc>
       </w:tr>
-    </w:tbl>
-    <w:p>
-      <w:pPr>
-        <w:pStyle w:val="Heading1"/>
-      </w:pPr>
-      <w:r>
-        <w:t>2. Bắt đầu với vai trò người mua</w:t>
-      </w:r>
-    </w:p>
-    <w:p>
-      <w:pPr>
-        <w:pStyle w:val="Heading2"/>
-      </w:pPr>
-      <w:r>
-        <w:t>2.1 Tìm và thêm sản phẩm</w:t>
-      </w:r>
-    </w:p>
-    <w:p>
-      <w:pPr>
-        <w:numPr>
-          <w:ilvl w:val="0"/>
-          <w:numId w:val="12"/>
-        </w:numPr>
-      </w:pPr>
-      <w:r>
-        <w:rPr>
-          <w:rFonts w:ascii="Calibri" w:hAnsi="Calibri" w:eastAsia="Calibri"/>
-          <w:color w:val="171712"/>
-        </w:rPr>
-        <w:t>Mở trang Marketplace tại địa chỉ công khai của VPorkPay.</w:t>
-      </w:r>
-    </w:p>
-    <w:p>
-      <w:pPr>
-        <w:numPr>
-          <w:ilvl w:val="0"/>
-          <w:numId w:val="12"/>
-        </w:numPr>
-      </w:pPr>
-      <w:r>
-        <w:rPr>
-          <w:rFonts w:ascii="Calibri" w:hAnsi="Calibri" w:eastAsia="Calibri"/>
-          <w:color w:val="171712"/>
-        </w:rPr>
-        <w:t>Dùng ô tìm kiếm hoặc bộ lọc Belly, Ribs, Lean cuts và Ground.</w:t>
-      </w:r>
-    </w:p>
-    <w:p>
-      <w:pPr>
-        <w:numPr>
-          <w:ilvl w:val="0"/>
-          <w:numId w:val="12"/>
-        </w:numPr>
-      </w:pPr>
-      <w:r>
-        <w:rPr>
-          <w:rFonts w:ascii="Calibri" w:hAnsi="Calibri" w:eastAsia="Calibri"/>
-          <w:color w:val="171712"/>
-        </w:rPr>
-        <w:t>Nhấn Add + để thêm sản phẩm; điều chỉnh số kg trong Shopping bag.</w:t>
-      </w:r>
-    </w:p>
-    <w:p>
-      <w:pPr>
-        <w:numPr>
-          <w:ilvl w:val="0"/>
-          <w:numId w:val="12"/>
-        </w:numPr>
-      </w:pPr>
-      <w:r>
-        <w:rPr>
-          <w:rFonts w:ascii="Calibri" w:hAnsi="Calibri" w:eastAsia="Calibri"/>
-          <w:color w:val="171712"/>
-        </w:rPr>
-        <w:t>Kiểm tra tổng tiền hiển thị bằng USDC trước khi mở checkout.</w:t>
-      </w:r>
-    </w:p>
-    <w:p>
-      <w:pPr>
-        <w:spacing w:before="80" w:after="80"/>
-        <w:jc w:val="center"/>
-      </w:pPr>
-      <w:r>
-        <w:drawing>
-          <wp:inline xmlns:a="http://schemas.openxmlformats.org/drawingml/2006/main" xmlns:pic="http://schemas.openxmlformats.org/drawingml/2006/picture">
-            <wp:extent cx="4937760" cy="3086100"/>
-            <wp:docPr id="2" name="Picture 2" descr="Ảnh giao diện VPorkPay Marketplace với danh sách sản phẩm và giỏ hàng" title="Hình 1 — Marketplace, bộ lọc sản phẩm và giỏ hàng."/>
-            <wp:cNvGraphicFramePr>
-              <a:graphicFrameLocks noChangeAspect="1"/>
-            </wp:cNvGraphicFramePr>
-            <a:graphic>
-              <a:graphicData uri="http://schemas.openxmlformats.org/drawingml/2006/picture">
-                <pic:pic>
-                  <pic:nvPicPr>
-                    <pic:cNvPr id="0" name="presentation-products.png"/>
-                    <pic:cNvPicPr/>
-                  </pic:nvPicPr>
-                  <pic:blipFill>
-                    <a:blip r:embed="rId15"/>
-                    <a:stretch>
-                      <a:fillRect/>
-                    </a:stretch>
-                  </pic:blipFill>
-                  <pic:spPr>
-                    <a:xfrm>
-                      <a:off x="0" y="0"/>
-                      <a:ext cx="4937760" cy="3086100"/>
-                    </a:xfrm>
-                    <a:prstGeom prst="rect"/>
-                  </pic:spPr>
-                </pic:pic>
-              </a:graphicData>
-            </a:graphic>
-          </wp:inline>
-        </w:drawing>
-      </w:r>
-    </w:p>
-    <w:p>
-      <w:pPr>
-        <w:spacing w:before="0" w:after="160"/>
-        <w:jc w:val="center"/>
-      </w:pPr>
-      <w:r>
-        <w:rPr>
-          <w:rFonts w:ascii="Calibri" w:hAnsi="Calibri" w:eastAsia="Calibri"/>
-          <w:i/>
-          <w:color w:val="6B6F66"/>
-          <w:sz w:val="18"/>
-        </w:rPr>
-        <w:t>Hình 1 — Marketplace, bộ lọc sản phẩm và giỏ hàng.</w:t>
-      </w:r>
-    </w:p>
-    <w:p>
-      <w:pPr>
-        <w:pStyle w:val="Heading2"/>
-      </w:pPr>
-      <w:r>
-        <w:t>2.2 Kết nối ví Arc Testnet</w:t>
-      </w:r>
-    </w:p>
-    <w:p>
-      <w:pPr>
-        <w:numPr>
-          <w:ilvl w:val="0"/>
-          <w:numId w:val="13"/>
-        </w:numPr>
-      </w:pPr>
-      <w:r>
-        <w:rPr>
-          <w:rFonts w:ascii="Calibri" w:hAnsi="Calibri" w:eastAsia="Calibri"/>
-          <w:color w:val="171712"/>
-        </w:rPr>
-        <w:t>Nhấn Connect Arc wallet ở góc trên bên phải.</w:t>
-      </w:r>
-    </w:p>
-    <w:p>
-      <w:pPr>
-        <w:numPr>
-          <w:ilvl w:val="0"/>
-          <w:numId w:val="13"/>
-        </w:numPr>
-      </w:pPr>
-      <w:r>
-        <w:rPr>
-          <w:rFonts w:ascii="Calibri" w:hAnsi="Calibri" w:eastAsia="Calibri"/>
-          <w:color w:val="171712"/>
-        </w:rPr>
-        <w:t>Chọn tài khoản trong ví và xác nhận kết nối.</w:t>
-      </w:r>
-    </w:p>
-    <w:p>
-      <w:pPr>
-        <w:numPr>
-          <w:ilvl w:val="0"/>
-          <w:numId w:val="13"/>
-        </w:numPr>
-      </w:pPr>
-      <w:r>
-        <w:rPr>
-          <w:rFonts w:ascii="Calibri" w:hAnsi="Calibri" w:eastAsia="Calibri"/>
-          <w:color w:val="171712"/>
-        </w:rPr>
-        <w:t>VPorkPay yêu cầu chuyển sang Arc Testnet; nếu mạng chưa có, ví sẽ yêu cầu thêm mạng.</w:t>
-      </w:r>
-    </w:p>
-    <w:p>
-      <w:pPr>
-        <w:numPr>
-          <w:ilvl w:val="0"/>
-          <w:numId w:val="13"/>
-        </w:numPr>
-      </w:pPr>
-      <w:r>
-        <w:rPr>
-          <w:rFonts w:ascii="Calibri" w:hAnsi="Calibri" w:eastAsia="Calibri"/>
-          <w:color w:val="171712"/>
-        </w:rPr>
-        <w:t>Kiểm tra địa chỉ rút gọn và số dư test USDC trên giao diện.</w:t>
-      </w:r>
-    </w:p>
-    <w:p>
-      <w:pPr>
-        <w:spacing w:before="80" w:after="200" w:line="288" w:lineRule="auto"/>
-        <w:shd w:fill="F4F0E7"/>
-        <w:pBdr>
-          <w:top w:val="single" w:sz="6" w:space="5" w:color="DAD6CC"/>
-          <w:left w:val="single" w:sz="6" w:space="5" w:color="DAD6CC"/>
-          <w:bottom w:val="single" w:sz="6" w:space="5" w:color="DAD6CC"/>
-          <w:right w:val="single" w:sz="6" w:space="5" w:color="DAD6CC"/>
-        </w:pBdr>
-      </w:pPr>
-      <w:r>
-        <w:rPr>
-          <w:rFonts w:ascii="Calibri" w:hAnsi="Calibri" w:eastAsia="Calibri"/>
-          <w:b/>
-          <w:color w:val="DC624C"/>
-        </w:rPr>
-        <w:t xml:space="preserve">KHÔNG CÓ VÍ GIẢ: </w:t>
-      </w:r>
-      <w:r>
-        <w:rPr>
-          <w:rFonts w:ascii="Calibri" w:hAnsi="Calibri" w:eastAsia="Calibri"/>
-          <w:color w:val="171712"/>
-        </w:rPr>
-        <w:t>Nếu trình duyệt không có ví EVM được inject, VPorkPay sẽ dừng thao tác checkout; phần mềm không tạo ví demo hoặc giao dịch giả.</w:t>
-      </w:r>
-    </w:p>
-    <w:p>
-      <w:pPr>
-        <w:pStyle w:val="Heading1"/>
-      </w:pPr>
-      <w:r>
-        <w:t>3. Checkout và yêu cầu tín dụng</w:t>
-      </w:r>
-    </w:p>
-    <w:p>
-      <w:pPr>
-        <w:pStyle w:val="Heading2"/>
-      </w:pPr>
-      <w:r>
-        <w:t>3.1 Thanh toán thử bằng USDC</w:t>
-      </w:r>
-    </w:p>
-    <w:p>
-      <w:pPr>
-        <w:numPr>
-          <w:ilvl w:val="0"/>
-          <w:numId w:val="14"/>
-        </w:numPr>
-      </w:pPr>
-      <w:r>
-        <w:rPr>
-          <w:rFonts w:ascii="Calibri" w:hAnsi="Calibri" w:eastAsia="Calibri"/>
-          <w:color w:val="171712"/>
-        </w:rPr>
-        <w:t>Mở Shopping bag và nhấn Secure checkout.</w:t>
-      </w:r>
-    </w:p>
-    <w:p>
-      <w:pPr>
-        <w:numPr>
-          <w:ilvl w:val="0"/>
-          <w:numId w:val="14"/>
-        </w:numPr>
-      </w:pPr>
-      <w:r>
-        <w:rPr>
-          <w:rFonts w:ascii="Calibri" w:hAnsi="Calibri" w:eastAsia="Calibri"/>
-          <w:color w:val="171712"/>
-        </w:rPr>
-        <w:t>Nhập tên, địa chỉ giao hàng và ghi chú nếu cần.</w:t>
-      </w:r>
-    </w:p>
-    <w:p>
-      <w:pPr>
-        <w:numPr>
-          <w:ilvl w:val="0"/>
-          <w:numId w:val="14"/>
-        </w:numPr>
-      </w:pPr>
-      <w:r>
-        <w:rPr>
-          <w:rFonts w:ascii="Calibri" w:hAnsi="Calibri" w:eastAsia="Calibri"/>
-          <w:color w:val="171712"/>
-        </w:rPr>
-        <w:t>Chọn thanh toán test USDC và xác nhận giao dịch trong ví.</w:t>
-      </w:r>
-    </w:p>
-    <w:p>
-      <w:pPr>
-        <w:numPr>
-          <w:ilvl w:val="0"/>
-          <w:numId w:val="14"/>
-        </w:numPr>
-      </w:pPr>
-      <w:r>
-        <w:rPr>
-          <w:rFonts w:ascii="Calibri" w:hAnsi="Calibri" w:eastAsia="Calibri"/>
-          <w:color w:val="171712"/>
-        </w:rPr>
-        <w:t>VPorkPay chỉ tự chuyển 0,01 test USDC về chính địa chỉ ví để chứng minh luồng ký giao dịch; tổng đơn hàng hiển thị không bị thu.</w:t>
-      </w:r>
-    </w:p>
-    <w:p>
-      <w:pPr>
-        <w:numPr>
-          <w:ilvl w:val="0"/>
-          <w:numId w:val="14"/>
-        </w:numPr>
-      </w:pPr>
-      <w:r>
-        <w:rPr>
-          <w:rFonts w:ascii="Calibri" w:hAnsi="Calibri" w:eastAsia="Calibri"/>
-          <w:color w:val="171712"/>
-        </w:rPr>
-        <w:t>Chờ trạng thái finality, sau đó mở liên kết Arcscan để kiểm tra giao dịch.</w:t>
-      </w:r>
-    </w:p>
-    <w:p>
-      <w:pPr>
-        <w:spacing w:before="80" w:after="80"/>
-        <w:jc w:val="center"/>
-      </w:pPr>
-      <w:r>
-        <w:drawing>
-          <wp:inline xmlns:a="http://schemas.openxmlformats.org/drawingml/2006/main" xmlns:pic="http://schemas.openxmlformats.org/drawingml/2006/picture">
-            <wp:extent cx="4937760" cy="3086100"/>
-            <wp:docPr id="3" name="Picture 3" descr="Ảnh giao diện checkout VPorkPay với biểu mẫu giao hàng và trạng thái Arc Testnet" title="Hình 2 — Checkout, thông tin giao hàng và trạng thái ví Arc Testnet."/>
-            <wp:cNvGraphicFramePr>
-              <a:graphicFrameLocks noChangeAspect="1"/>
-            </wp:cNvGraphicFramePr>
-            <a:graphic>
-              <a:graphicData uri="http://schemas.openxmlformats.org/drawingml/2006/picture">
-                <pic:pic>
-                  <pic:nvPicPr>
-                    <pic:cNvPr id="0" name="presentation-checkout.png"/>
-                    <pic:cNvPicPr/>
-                  </pic:nvPicPr>
-                  <pic:blipFill>
-                    <a:blip r:embed="rId16"/>
-                    <a:stretch>
-                      <a:fillRect/>
-                    </a:stretch>
-                  </pic:blipFill>
-                  <pic:spPr>
-                    <a:xfrm>
-                      <a:off x="0" y="0"/>
-                      <a:ext cx="4937760" cy="3086100"/>
-                    </a:xfrm>
-                    <a:prstGeom prst="rect"/>
-                  </pic:spPr>
-                </pic:pic>
-              </a:graphicData>
-            </a:graphic>
-          </wp:inline>
-        </w:drawing>
-      </w:r>
-    </w:p>
-    <w:p>
-      <w:pPr>
-        <w:spacing w:before="0" w:after="160"/>
-        <w:jc w:val="center"/>
-      </w:pPr>
-      <w:r>
-        <w:rPr>
-          <w:rFonts w:ascii="Calibri" w:hAnsi="Calibri" w:eastAsia="Calibri"/>
-          <w:i/>
-          <w:color w:val="6B6F66"/>
-          <w:sz w:val="18"/>
-        </w:rPr>
-        <w:t>Hình 2 — Checkout, thông tin giao hàng và trạng thái ví Arc Testnet.</w:t>
-      </w:r>
-    </w:p>
-    <w:p>
-      <w:pPr>
-        <w:pStyle w:val="Heading2"/>
-      </w:pPr>
-      <w:r>
-        <w:t>3.2 Yêu cầu tín dụng cửa hàng</w:t>
-      </w:r>
-    </w:p>
-    <w:p>
-      <w:pPr>
-        <w:numPr>
-          <w:ilvl w:val="0"/>
-          <w:numId w:val="15"/>
-        </w:numPr>
-      </w:pPr>
-      <w:r>
-        <w:rPr>
-          <w:rFonts w:ascii="Calibri" w:hAnsi="Calibri" w:eastAsia="Calibri"/>
-          <w:color w:val="171712"/>
-        </w:rPr>
-        <w:t>Khi số dư thấp hơn tổng đơn, checkout hiển thị phần tiền có sẵn, phần thiếu, APR và ước tính lãi một năm.</w:t>
-      </w:r>
-    </w:p>
-    <w:p>
-      <w:pPr>
-        <w:numPr>
-          <w:ilvl w:val="0"/>
-          <w:numId w:val="15"/>
-        </w:numPr>
-      </w:pPr>
-      <w:r>
-        <w:rPr>
-          <w:rFonts w:ascii="Calibri" w:hAnsi="Calibri" w:eastAsia="Calibri"/>
-          <w:color w:val="171712"/>
-        </w:rPr>
-        <w:t>Đánh dấu tùy chọn tín dụng rồi nhấn Send credit request to shop owner.</w:t>
-      </w:r>
-    </w:p>
-    <w:p>
-      <w:pPr>
-        <w:numPr>
-          <w:ilvl w:val="0"/>
-          <w:numId w:val="15"/>
-        </w:numPr>
-      </w:pPr>
-      <w:r>
-        <w:rPr>
-          <w:rFonts w:ascii="Calibri" w:hAnsi="Calibri" w:eastAsia="Calibri"/>
-          <w:color w:val="171712"/>
-        </w:rPr>
-        <w:t>Yêu cầu được lưu ở trạng thái AWAITING MERCHANT. Chưa có khoản nợ onchain ở bước này.</w:t>
-      </w:r>
-    </w:p>
-    <w:p>
-      <w:pPr>
-        <w:spacing w:before="80" w:after="200" w:line="288" w:lineRule="auto"/>
-        <w:shd w:fill="EEF3E8"/>
-        <w:pBdr>
-          <w:top w:val="single" w:sz="6" w:space="5" w:color="DAD6CC"/>
-          <w:left w:val="single" w:sz="6" w:space="5" w:color="DAD6CC"/>
-          <w:bottom w:val="single" w:sz="6" w:space="5" w:color="DAD6CC"/>
-          <w:right w:val="single" w:sz="6" w:space="5" w:color="DAD6CC"/>
-        </w:pBdr>
-      </w:pPr>
-      <w:r>
-        <w:rPr>
-          <w:rFonts w:ascii="Calibri" w:hAnsi="Calibri" w:eastAsia="Calibri"/>
-          <w:b/>
-          <w:color w:val="24493B"/>
-        </w:rPr>
-        <w:t xml:space="preserve">CÔNG THỨC APR: </w:t>
-      </w:r>
-      <w:r>
-        <w:rPr>
-          <w:rFonts w:ascii="Calibri" w:hAnsi="Calibri" w:eastAsia="Calibri"/>
-          <w:color w:val="171712"/>
-        </w:rPr>
-        <w:t>8% cơ sở + 50% mức thay đổi giá thịt heo theo năm, giới hạn từ 6% đến 18%. APR được cố định khi chủ cửa hàng mở khoản nợ.</w:t>
-      </w:r>
-    </w:p>
-    <w:p>
-      <w:pPr>
-        <w:pStyle w:val="Heading1"/>
-      </w:pPr>
-      <w:r>
-        <w:t>4. Thao tác của chủ cửa hàng</w:t>
-      </w:r>
-    </w:p>
-    <w:p>
-      <w:pPr>
-        <w:pStyle w:val="Heading2"/>
-      </w:pPr>
-      <w:r>
-        <w:t>4.1 Triển khai hợp đồng mới</w:t>
-      </w:r>
-    </w:p>
-    <w:p>
-      <w:pPr>
-        <w:numPr>
-          <w:ilvl w:val="0"/>
-          <w:numId w:val="16"/>
-        </w:numPr>
-      </w:pPr>
-      <w:r>
-        <w:rPr>
-          <w:rFonts w:ascii="Calibri" w:hAnsi="Calibri" w:eastAsia="Calibri"/>
-          <w:color w:val="171712"/>
-        </w:rPr>
-        <w:t>Mở Seller hub và kết nối ví chủ cửa hàng trên Arc Testnet.</w:t>
-      </w:r>
-    </w:p>
-    <w:p>
-      <w:pPr>
-        <w:numPr>
-          <w:ilvl w:val="0"/>
-          <w:numId w:val="16"/>
-        </w:numPr>
-      </w:pPr>
-      <w:r>
-        <w:rPr>
-          <w:rFonts w:ascii="Calibri" w:hAnsi="Calibri" w:eastAsia="Calibri"/>
-          <w:color w:val="171712"/>
-        </w:rPr>
-        <w:t>Nhập mức thay đổi giá thịt heo theo năm trong khoảng −40% đến +40%.</w:t>
-      </w:r>
-    </w:p>
-    <w:p>
-      <w:pPr>
-        <w:numPr>
-          <w:ilvl w:val="0"/>
-          <w:numId w:val="16"/>
-        </w:numPr>
-      </w:pPr>
-      <w:r>
-        <w:rPr>
-          <w:rFonts w:ascii="Calibri" w:hAnsi="Calibri" w:eastAsia="Calibri"/>
-          <w:color w:val="171712"/>
-        </w:rPr>
-        <w:t>Nhấn Deploy as shop owner và xác nhận giao dịch trong ví.</w:t>
-      </w:r>
-    </w:p>
-    <w:p>
-      <w:pPr>
-        <w:numPr>
-          <w:ilvl w:val="0"/>
-          <w:numId w:val="16"/>
-        </w:numPr>
-      </w:pPr>
-      <w:r>
-        <w:rPr>
-          <w:rFonts w:ascii="Calibri" w:hAnsi="Calibri" w:eastAsia="Calibri"/>
-          <w:color w:val="171712"/>
-        </w:rPr>
-        <w:t>Chờ Arc finality. VPorkPay lưu địa chỉ hợp đồng, transaction hash và liên kết Arcscan.</w:t>
-      </w:r>
-    </w:p>
-    <w:p>
-      <w:pPr>
-        <w:pStyle w:val="Heading2"/>
-      </w:pPr>
-      <w:r>
-        <w:t>4.2 Kết nối hợp đồng đã có</w:t>
-      </w:r>
-    </w:p>
-    <w:p>
-      <w:pPr>
-        <w:numPr>
-          <w:ilvl w:val="0"/>
-          <w:numId w:val="17"/>
-        </w:numPr>
-      </w:pPr>
-      <w:r>
-        <w:rPr>
-          <w:rFonts w:ascii="Calibri" w:hAnsi="Calibri" w:eastAsia="Calibri"/>
-          <w:color w:val="171712"/>
-        </w:rPr>
-        <w:t>Dán địa chỉ hợp đồng vào ô Contract address và nhấn lưu.</w:t>
-      </w:r>
-    </w:p>
-    <w:p>
-      <w:pPr>
-        <w:numPr>
-          <w:ilvl w:val="0"/>
-          <w:numId w:val="17"/>
-        </w:numPr>
-      </w:pPr>
-      <w:r>
-        <w:rPr>
-          <w:rFonts w:ascii="Calibri" w:hAnsi="Calibri" w:eastAsia="Calibri"/>
-          <w:color w:val="171712"/>
-        </w:rPr>
-        <w:t>Phần mềm đọc bytecode và kiểm tra CONTRACT_ID của VPorkPay v1.1.</w:t>
-      </w:r>
-    </w:p>
-    <w:p>
-      <w:pPr>
-        <w:numPr>
-          <w:ilvl w:val="0"/>
-          <w:numId w:val="17"/>
-        </w:numPr>
-      </w:pPr>
-      <w:r>
-        <w:rPr>
-          <w:rFonts w:ascii="Calibri" w:hAnsi="Calibri" w:eastAsia="Calibri"/>
-          <w:color w:val="171712"/>
-        </w:rPr>
-        <w:t>Phần mềm đồng thời xác minh ví merchant và địa chỉ test USDC chính thức.</w:t>
-      </w:r>
-    </w:p>
-    <w:p>
-      <w:pPr>
-        <w:spacing w:before="80" w:after="200" w:line="288" w:lineRule="auto"/>
-        <w:shd w:fill="EEF3E8"/>
-        <w:pBdr>
-          <w:top w:val="single" w:sz="6" w:space="5" w:color="DAD6CC"/>
-          <w:left w:val="single" w:sz="6" w:space="5" w:color="DAD6CC"/>
-          <w:bottom w:val="single" w:sz="6" w:space="5" w:color="DAD6CC"/>
-          <w:right w:val="single" w:sz="6" w:space="5" w:color="DAD6CC"/>
-        </w:pBdr>
-      </w:pPr>
-      <w:r>
-        <w:rPr>
-          <w:rFonts w:ascii="Calibri" w:hAnsi="Calibri" w:eastAsia="Calibri"/>
-          <w:b/>
-          <w:color w:val="24493B"/>
-        </w:rPr>
-        <w:t xml:space="preserve">CHỈ TIẾP TỤC KHI: </w:t>
-      </w:r>
-      <w:r>
-        <w:rPr>
-          <w:rFonts w:ascii="Calibri" w:hAnsi="Calibri" w:eastAsia="Calibri"/>
-          <w:color w:val="171712"/>
-        </w:rPr>
-        <w:t>Contract badge hiển thị trạng thái verified và các mục Merchant, USDC, Price index có giá trị hợp lệ.</w:t>
-      </w:r>
-    </w:p>
-    <w:p>
-      <w:pPr>
-        <w:pStyle w:val="Heading2"/>
-      </w:pPr>
-      <w:r>
-        <w:t>4.3 Phê duyệt yêu cầu tín dụng</w:t>
-      </w:r>
-    </w:p>
-    <w:p>
-      <w:pPr>
-        <w:numPr>
-          <w:ilvl w:val="0"/>
-          <w:numId w:val="18"/>
-        </w:numPr>
-      </w:pPr>
-      <w:r>
-        <w:rPr>
-          <w:rFonts w:ascii="Calibri" w:hAnsi="Calibri" w:eastAsia="Calibri"/>
-          <w:color w:val="171712"/>
-        </w:rPr>
-        <w:t>Trong danh sách Seller orders, tìm đơn có trạng thái Credit requested.</w:t>
-      </w:r>
-    </w:p>
-    <w:p>
-      <w:pPr>
-        <w:numPr>
-          <w:ilvl w:val="0"/>
-          <w:numId w:val="18"/>
-        </w:numPr>
-      </w:pPr>
-      <w:r>
-        <w:rPr>
-          <w:rFonts w:ascii="Calibri" w:hAnsi="Calibri" w:eastAsia="Calibri"/>
-          <w:color w:val="171712"/>
-        </w:rPr>
-        <w:t>Đảm bảo đang dùng đúng ví đã triển khai hợp đồng.</w:t>
-      </w:r>
-    </w:p>
-    <w:p>
-      <w:pPr>
-        <w:numPr>
-          <w:ilvl w:val="0"/>
-          <w:numId w:val="18"/>
-        </w:numPr>
-      </w:pPr>
-      <w:r>
-        <w:rPr>
-          <w:rFonts w:ascii="Calibri" w:hAnsi="Calibri" w:eastAsia="Calibri"/>
-          <w:color w:val="171712"/>
-        </w:rPr>
-        <w:t>Nhấn Approve onchain và xác nhận openDebt trong ví.</w:t>
-      </w:r>
-    </w:p>
-    <w:p>
-      <w:pPr>
-        <w:numPr>
-          <w:ilvl w:val="0"/>
-          <w:numId w:val="18"/>
-        </w:numPr>
-      </w:pPr>
-      <w:r>
-        <w:rPr>
-          <w:rFonts w:ascii="Calibri" w:hAnsi="Calibri" w:eastAsia="Calibri"/>
-          <w:color w:val="171712"/>
-        </w:rPr>
-        <w:t>Sau khi giao dịch hoàn tất, trạng thái chuyển thành Credit active; lúc này khoản nợ mới thực sự tồn tại onchain.</w:t>
-      </w:r>
-    </w:p>
-    <w:p>
-      <w:pPr>
-        <w:pStyle w:val="Heading2"/>
-      </w:pPr>
-      <w:r>
-        <w:t>4.4 Cập nhật chỉ số giá</w:t>
-      </w:r>
-    </w:p>
-    <w:p>
-      <w:r>
-        <w:t>Chỉ ví merchant có thể cập nhật mức thay đổi giá thịt heo. Giá mới ảnh hưởng đến APR của khoản nợ mở sau đó; APR của khoản nợ đã mở không thay đổi.</w:t>
-      </w:r>
-    </w:p>
-    <w:p>
-      <w:pPr>
-        <w:pStyle w:val="Heading1"/>
-      </w:pPr>
-      <w:r>
-        <w:t>5. Theo dõi và trả nợ</w:t>
-      </w:r>
-    </w:p>
-    <w:p>
-      <w:pPr>
-        <w:pStyle w:val="Heading2"/>
-      </w:pPr>
-      <w:r>
-        <w:t>5.1 Trạng thái khoản tín dụng</w:t>
-      </w:r>
-    </w:p>
-    <w:tbl>
-      <w:tblPr>
-        <w:tblStyle w:val="TableGrid"/>
-        <w:tblW w:type="dxa" w:w="9360"/>
-        <w:tblLayout w:type="fixed"/>
-        <w:tblLook w:firstColumn="1" w:firstRow="1" w:lastColumn="0" w:lastRow="0" w:noHBand="0" w:noVBand="1" w:val="04A0"/>
-        <w:tblInd w:w="120" w:type="dxa"/>
-        <w:tblBorders>
-          <w:top w:val="single" w:sz="6" w:space="0" w:color="DAD6CC"/>
-          <w:left w:val="single" w:sz="6" w:space="0" w:color="DAD6CC"/>
-          <w:bottom w:val="single" w:sz="6" w:space="0" w:color="DAD6CC"/>
-          <w:right w:val="single" w:sz="6" w:space="0" w:color="DAD6CC"/>
-          <w:insideH w:val="single" w:sz="6" w:space="0" w:color="DAD6CC"/>
-          <w:insideV w:val="single" w:sz="6" w:space="0" w:color="DAD6CC"/>
-        </w:tblBorders>
-      </w:tblPr>
-      <w:tblGrid>
-        <w:gridCol w:w="2100"/>
-        <w:gridCol w:w="3900"/>
-        <w:gridCol w:w="3360"/>
-      </w:tblGrid>
       <w:tr>
-        <w:trPr>
-          <w:tblHeader w:val="true"/>
-        </w:trPr>
         <w:tc>
           <w:tcPr>
-            <w:tcW w:type="dxa" w:w="2100"/>
-            <w:shd w:fill="24493B"/>
-            <w:vAlign w:val="center"/>
+            <w:tcW w:type="dxa" w:w="2700"/>
+            <w:shd w:fill="F4F1E9"/>
             <w:tcMar>
               <w:top w:w="80" w:type="dxa"/>
               <w:start w:w="120" w:type="dxa"/>
@@ -1547,25 +1592,22 @@
             </w:tcMar>
           </w:tcPr>
           <w:p>
-            <w:pPr>
-              <w:spacing w:before="40" w:after="40"/>
-            </w:pPr>
             <w:r>
               <w:rPr>
-                <w:rFonts w:ascii="Calibri" w:hAnsi="Calibri" w:eastAsia="Calibri"/>
+                <w:rFonts w:ascii="Calibri" w:hAnsi="Calibri"/>
                 <w:b/>
-                <w:color w:val="FFFFFF"/>
+                <w:i w:val="0"/>
+                <w:color w:val="0C665A"/>
                 <w:sz w:val="21"/>
               </w:rPr>
-              <w:t>Trạng thái</w:t>
+              <w:t>REPAID</w:t>
             </w:r>
           </w:p>
         </w:tc>
         <w:tc>
           <w:tcPr>
-            <w:tcW w:type="dxa" w:w="3900"/>
-            <w:shd w:fill="24493B"/>
-            <w:vAlign w:val="center"/>
+            <w:tcW w:type="dxa" w:w="6660"/>
+            <w:shd w:fill="F4F1E9"/>
             <w:tcMar>
               <w:top w:w="80" w:type="dxa"/>
               <w:start w:w="120" w:type="dxa"/>
@@ -1574,25 +1616,669 @@
             </w:tcMar>
           </w:tcPr>
           <w:p>
+            <w:r>
+              <w:rPr>
+                <w:rFonts w:ascii="Calibri" w:hAnsi="Calibri"/>
+                <w:b w:val="0"/>
+                <w:i w:val="0"/>
+                <w:color w:val="17211D"/>
+                <w:sz w:val="21"/>
+              </w:rPr>
+              <w:t>Đã approve và trả hết; transaction repayment được liên kết công khai.</w:t>
+            </w:r>
+          </w:p>
+        </w:tc>
+      </w:tr>
+    </w:tbl>
+    <w:p>
+      <w:pPr>
+        <w:spacing w:after="20"/>
+      </w:pPr>
+    </w:p>
+    <w:p>
+      <w:pPr>
+        <w:pStyle w:val="Heading2"/>
+        <w:keepNext/>
+      </w:pPr>
+      <w:r>
+        <w:t>4.2 Công thức tiền phải trả</w:t>
+      </w:r>
+    </w:p>
+    <w:tbl>
+      <w:tblPr>
+        <w:tblW w:type="dxa" w:w="9360"/>
+        <w:tblLayout w:type="fixed"/>
+        <w:tblLook w:firstColumn="1" w:firstRow="1" w:lastColumn="0" w:lastRow="0" w:noHBand="0" w:noVBand="1" w:val="04A0"/>
+        <w:jc w:val="left"/>
+        <w:tblInd w:w="120" w:type="dxa"/>
+      </w:tblPr>
+      <w:tblGrid>
+        <w:gridCol w:w="1500"/>
+        <w:gridCol w:w="7860"/>
+      </w:tblGrid>
+      <w:tr>
+        <w:tc>
+          <w:tcPr>
+            <w:tcW w:type="dxa" w:w="1500"/>
+            <w:tcMar>
+              <w:top w:w="80" w:type="dxa"/>
+              <w:start w:w="120" w:type="dxa"/>
+              <w:bottom w:w="80" w:type="dxa"/>
+              <w:end w:w="120" w:type="dxa"/>
+            </w:tcMar>
+            <w:shd w:fill="805B00"/>
+            <w:vAlign w:val="center"/>
+          </w:tcPr>
+          <w:p>
             <w:pPr>
-              <w:spacing w:before="40" w:after="40"/>
+              <w:jc w:val="center"/>
             </w:pPr>
             <w:r>
               <w:rPr>
-                <w:rFonts w:ascii="Calibri" w:hAnsi="Calibri" w:eastAsia="Calibri"/>
+                <w:rFonts w:ascii="Calibri" w:hAnsi="Calibri"/>
                 <w:b/>
-                <w:color w:val="FFFFFF"/>
-                <w:sz w:val="21"/>
+                <w:i w:val="0"/>
+                <w:color w:val="FFFDF8"/>
+                <w:sz w:val="20"/>
               </w:rPr>
-              <w:t>Ý nghĩa</w:t>
+              <w:t>TÍNH LÃI</w:t>
             </w:r>
           </w:p>
         </w:tc>
         <w:tc>
           <w:tcPr>
-            <w:tcW w:type="dxa" w:w="3360"/>
-            <w:shd w:fill="24493B"/>
+            <w:tcW w:type="dxa" w:w="7860"/>
+            <w:tcMar>
+              <w:top w:w="80" w:type="dxa"/>
+              <w:start w:w="120" w:type="dxa"/>
+              <w:bottom w:w="80" w:type="dxa"/>
+              <w:end w:w="120" w:type="dxa"/>
+            </w:tcMar>
+            <w:shd w:fill="F8E8AE"/>
             <w:vAlign w:val="center"/>
+          </w:tcPr>
+          <w:p>
+            <w:r>
+              <w:rPr>
+                <w:rFonts w:ascii="Calibri" w:hAnsi="Calibri"/>
+                <w:b/>
+                <w:i w:val="0"/>
+                <w:color w:val="17211D"/>
+                <w:sz w:val="21"/>
+              </w:rPr>
+              <w:t>Lãi đơn = principal × APR × số giây đã vay ÷ số giây của một năm. Amount due được đọc trực tiếp từ hợp đồng, không lấy từ bộ nhớ trình duyệt.</w:t>
+            </w:r>
+          </w:p>
+        </w:tc>
+      </w:tr>
+    </w:tbl>
+    <w:p>
+      <w:pPr>
+        <w:spacing w:after="20"/>
+      </w:pPr>
+    </w:p>
+    <w:p>
+      <w:pPr>
+        <w:pStyle w:val="Heading2"/>
+        <w:keepNext/>
+      </w:pPr>
+      <w:r>
+        <w:t>4.3 Trả hết khoản nợ</w:t>
+      </w:r>
+    </w:p>
+    <w:p>
+      <w:pPr>
+        <w:numPr>
+          <w:ilvl w:val="0"/>
+          <w:numId w:val="125"/>
+        </w:numPr>
+        <w:pStyle w:val="VPNumber"/>
+        <w:spacing w:after="80" w:line="300" w:lineRule="auto"/>
+      </w:pPr>
+      <w:r>
+        <w:rPr>
+          <w:rFonts w:ascii="Calibri" w:hAnsi="Calibri"/>
+          <w:b w:val="0"/>
+          <w:i w:val="0"/>
+          <w:color w:val="17211D"/>
+          <w:sz w:val="22"/>
+        </w:rPr>
+        <w:t>Kết nối đúng ví buyer được ghi trong khoản nợ.</w:t>
+      </w:r>
+    </w:p>
+    <w:p>
+      <w:pPr>
+        <w:numPr>
+          <w:ilvl w:val="0"/>
+          <w:numId w:val="125"/>
+        </w:numPr>
+        <w:pStyle w:val="VPNumber"/>
+        <w:spacing w:after="80" w:line="300" w:lineRule="auto"/>
+      </w:pPr>
+      <w:r>
+        <w:rPr>
+          <w:rFonts w:ascii="Calibri" w:hAnsi="Calibri"/>
+          <w:b w:val="0"/>
+          <w:i w:val="0"/>
+          <w:color w:val="17211D"/>
+          <w:sz w:val="22"/>
+        </w:rPr>
+        <w:t>Mở My orders và chọn Repay debt ở đúng đơn CREDIT ACTIVE.</w:t>
+      </w:r>
+    </w:p>
+    <w:p>
+      <w:pPr>
+        <w:numPr>
+          <w:ilvl w:val="0"/>
+          <w:numId w:val="125"/>
+        </w:numPr>
+        <w:pStyle w:val="VPNumber"/>
+        <w:spacing w:after="80" w:line="300" w:lineRule="auto"/>
+      </w:pPr>
+      <w:r>
+        <w:rPr>
+          <w:rFonts w:ascii="Calibri" w:hAnsi="Calibri"/>
+          <w:b w:val="0"/>
+          <w:i w:val="0"/>
+          <w:color w:val="17211D"/>
+          <w:sz w:val="22"/>
+        </w:rPr>
+        <w:t>Xác nhận approve USDC với giới hạn có buffer nhỏ.</w:t>
+      </w:r>
+    </w:p>
+    <w:p>
+      <w:pPr>
+        <w:numPr>
+          <w:ilvl w:val="0"/>
+          <w:numId w:val="125"/>
+        </w:numPr>
+        <w:pStyle w:val="VPNumber"/>
+        <w:spacing w:after="80" w:line="300" w:lineRule="auto"/>
+      </w:pPr>
+      <w:r>
+        <w:rPr>
+          <w:rFonts w:ascii="Calibri" w:hAnsi="Calibri"/>
+          <w:b w:val="0"/>
+          <w:i w:val="0"/>
+          <w:color w:val="17211D"/>
+          <w:sz w:val="22"/>
+        </w:rPr>
+        <w:t>Ký repayInFull. Hợp đồng chỉ chuyển số tiền thực tế đang nợ đến merchant.</w:t>
+      </w:r>
+    </w:p>
+    <w:p>
+      <w:pPr>
+        <w:numPr>
+          <w:ilvl w:val="0"/>
+          <w:numId w:val="125"/>
+        </w:numPr>
+        <w:pStyle w:val="VPNumber"/>
+        <w:spacing w:after="80" w:line="300" w:lineRule="auto"/>
+      </w:pPr>
+      <w:r>
+        <w:rPr>
+          <w:rFonts w:ascii="Calibri" w:hAnsi="Calibri"/>
+          <w:b w:val="0"/>
+          <w:i w:val="0"/>
+          <w:color w:val="17211D"/>
+          <w:sz w:val="22"/>
+        </w:rPr>
+        <w:t>Đợi finality, tải lại dữ liệu và kiểm tra nhãn REPAID cùng liên kết Arcscan.</w:t>
+      </w:r>
+    </w:p>
+    <w:tbl>
+      <w:tblPr>
+        <w:tblW w:type="dxa" w:w="9360"/>
+        <w:tblLayout w:type="fixed"/>
+        <w:tblLook w:firstColumn="1" w:firstRow="1" w:lastColumn="0" w:lastRow="0" w:noHBand="0" w:noVBand="1" w:val="04A0"/>
+        <w:jc w:val="left"/>
+        <w:tblInd w:w="120" w:type="dxa"/>
+      </w:tblPr>
+      <w:tblGrid>
+        <w:gridCol w:w="1500"/>
+        <w:gridCol w:w="7860"/>
+      </w:tblGrid>
+      <w:tr>
+        <w:tc>
+          <w:tcPr>
+            <w:tcW w:type="dxa" w:w="1500"/>
+            <w:tcMar>
+              <w:top w:w="80" w:type="dxa"/>
+              <w:start w:w="120" w:type="dxa"/>
+              <w:bottom w:w="80" w:type="dxa"/>
+              <w:end w:w="120" w:type="dxa"/>
+            </w:tcMar>
+            <w:shd w:fill="D94B32"/>
+            <w:vAlign w:val="center"/>
+          </w:tcPr>
+          <w:p>
+            <w:pPr>
+              <w:jc w:val="center"/>
+            </w:pPr>
+            <w:r>
+              <w:rPr>
+                <w:rFonts w:ascii="Calibri" w:hAnsi="Calibri"/>
+                <w:b/>
+                <w:i w:val="0"/>
+                <w:color w:val="FFFDF8"/>
+                <w:sz w:val="20"/>
+              </w:rPr>
+              <w:t>BẢO VỆ</w:t>
+            </w:r>
+          </w:p>
+        </w:tc>
+        <w:tc>
+          <w:tcPr>
+            <w:tcW w:type="dxa" w:w="7860"/>
+            <w:tcMar>
+              <w:top w:w="80" w:type="dxa"/>
+              <w:start w:w="120" w:type="dxa"/>
+              <w:bottom w:w="80" w:type="dxa"/>
+              <w:end w:w="120" w:type="dxa"/>
+            </w:tcMar>
+            <w:shd w:fill="F7DAD3"/>
+            <w:vAlign w:val="center"/>
+          </w:tcPr>
+          <w:p>
+            <w:r>
+              <w:rPr>
+                <w:rFonts w:ascii="Calibri" w:hAnsi="Calibri"/>
+                <w:b/>
+                <w:i w:val="0"/>
+                <w:color w:val="17211D"/>
+                <w:sz w:val="21"/>
+              </w:rPr>
+              <w:t>Nếu lãi tăng làm amount due vượt mức approve tối đa, hợp đồng từ chối. Hãy báo giá lại và ký một giao dịch mới.</w:t>
+            </w:r>
+          </w:p>
+        </w:tc>
+      </w:tr>
+    </w:tbl>
+    <w:p>
+      <w:pPr>
+        <w:spacing w:after="20"/>
+      </w:pPr>
+    </w:p>
+    <w:p>
+      <w:r>
+        <w:br w:type="page"/>
+      </w:r>
+    </w:p>
+    <w:p>
+      <w:pPr>
+        <w:keepNext/>
+        <w:spacing w:before="0" w:after="120"/>
+      </w:pPr>
+      <w:r>
+        <w:rPr>
+          <w:rFonts w:ascii="Calibri" w:hAnsi="Calibri"/>
+          <w:b/>
+          <w:i w:val="0"/>
+          <w:color w:val="17211D"/>
+          <w:sz w:val="52"/>
+        </w:rPr>
+        <w:t>5. Seller hub</w:t>
+      </w:r>
+    </w:p>
+    <w:p>
+      <w:pPr>
+        <w:spacing w:after="320"/>
+      </w:pPr>
+      <w:r>
+        <w:rPr>
+          <w:rFonts w:ascii="Calibri" w:hAnsi="Calibri"/>
+          <w:b w:val="0"/>
+          <w:i w:val="0"/>
+          <w:color w:val="6F746E"/>
+          <w:sz w:val="24"/>
+        </w:rPr>
+        <w:t>Mọi thao tác tín dụng quan trọng đều thuộc ví merchant và cần chữ ký Arc.</w:t>
+      </w:r>
+    </w:p>
+    <w:p>
+      <w:pPr>
+        <w:pStyle w:val="Heading2"/>
+        <w:keepNext/>
+      </w:pPr>
+      <w:r>
+        <w:t>5.1 Điều kiện truy cập</w:t>
+      </w:r>
+    </w:p>
+    <w:p>
+      <w:pPr>
+        <w:pStyle w:val="VPBullet"/>
+        <w:spacing w:after="80" w:line="300" w:lineRule="auto"/>
+      </w:pPr>
+      <w:r>
+        <w:rPr>
+          <w:rFonts w:ascii="Calibri" w:hAnsi="Calibri"/>
+          <w:b w:val="0"/>
+          <w:i w:val="0"/>
+          <w:color w:val="17211D"/>
+          <w:sz w:val="22"/>
+        </w:rPr>
+        <w:t>Tài khoản đã đăng nhập Web3 bằng đúng ví seller/admin.</w:t>
+      </w:r>
+    </w:p>
+    <w:p>
+      <w:pPr>
+        <w:pStyle w:val="VPBullet"/>
+        <w:spacing w:after="80" w:line="300" w:lineRule="auto"/>
+      </w:pPr>
+      <w:r>
+        <w:rPr>
+          <w:rFonts w:ascii="Calibri" w:hAnsi="Calibri"/>
+          <w:b w:val="0"/>
+          <w:i w:val="0"/>
+          <w:color w:val="17211D"/>
+          <w:sz w:val="22"/>
+        </w:rPr>
+        <w:t>Địa chỉ ví khớp merchant của hợp đồng VPorkPay v1.1.</w:t>
+      </w:r>
+    </w:p>
+    <w:p>
+      <w:pPr>
+        <w:pStyle w:val="VPBullet"/>
+        <w:spacing w:after="80" w:line="300" w:lineRule="auto"/>
+      </w:pPr>
+      <w:r>
+        <w:rPr>
+          <w:rFonts w:ascii="Calibri" w:hAnsi="Calibri"/>
+          <w:b w:val="0"/>
+          <w:i w:val="0"/>
+          <w:color w:val="17211D"/>
+          <w:sz w:val="22"/>
+        </w:rPr>
+        <w:t>Hợp đồng đã được xác minh CONTRACT_ID và dùng official Arc Testnet USDC.</w:t>
+      </w:r>
+    </w:p>
+    <w:p>
+      <w:pPr>
+        <w:pStyle w:val="Heading2"/>
+        <w:keepNext/>
+      </w:pPr>
+      <w:r>
+        <w:t>5.2 Phê duyệt tín dụng</w:t>
+      </w:r>
+    </w:p>
+    <w:p>
+      <w:pPr>
+        <w:numPr>
+          <w:ilvl w:val="0"/>
+          <w:numId w:val="126"/>
+        </w:numPr>
+        <w:pStyle w:val="VPNumber"/>
+        <w:spacing w:after="80" w:line="300" w:lineRule="auto"/>
+      </w:pPr>
+      <w:r>
+        <w:rPr>
+          <w:rFonts w:ascii="Calibri" w:hAnsi="Calibri"/>
+          <w:b w:val="0"/>
+          <w:i w:val="0"/>
+          <w:color w:val="17211D"/>
+          <w:sz w:val="22"/>
+        </w:rPr>
+        <w:t>Mở danh sách đơn chờ và kiểm tra buyer, phần thiếu, APR và chi tiết giao hàng.</w:t>
+      </w:r>
+    </w:p>
+    <w:p>
+      <w:pPr>
+        <w:numPr>
+          <w:ilvl w:val="0"/>
+          <w:numId w:val="126"/>
+        </w:numPr>
+        <w:pStyle w:val="VPNumber"/>
+        <w:spacing w:after="80" w:line="300" w:lineRule="auto"/>
+      </w:pPr>
+      <w:r>
+        <w:rPr>
+          <w:rFonts w:ascii="Calibri" w:hAnsi="Calibri"/>
+          <w:b w:val="0"/>
+          <w:i w:val="0"/>
+          <w:color w:val="17211D"/>
+          <w:sz w:val="22"/>
+        </w:rPr>
+        <w:t>Chọn Approve onchain; ví merchant ký openDebt.</w:t>
+      </w:r>
+    </w:p>
+    <w:p>
+      <w:pPr>
+        <w:numPr>
+          <w:ilvl w:val="0"/>
+          <w:numId w:val="126"/>
+        </w:numPr>
+        <w:pStyle w:val="VPNumber"/>
+        <w:spacing w:after="80" w:line="300" w:lineRule="auto"/>
+      </w:pPr>
+      <w:r>
+        <w:rPr>
+          <w:rFonts w:ascii="Calibri" w:hAnsi="Calibri"/>
+          <w:b w:val="0"/>
+          <w:i w:val="0"/>
+          <w:color w:val="17211D"/>
+          <w:sz w:val="22"/>
+        </w:rPr>
+        <w:t>Sau finality, hệ thống ghi transaction hash và buyer nhìn thấy CREDIT ACTIVE trong My orders.</w:t>
+      </w:r>
+    </w:p>
+    <w:p>
+      <w:pPr>
+        <w:pStyle w:val="Heading2"/>
+        <w:keepNext/>
+      </w:pPr>
+      <w:r>
+        <w:t>5.3 Fulfilment và chỉ số giá</w:t>
+      </w:r>
+    </w:p>
+    <w:p>
+      <w:pPr>
+        <w:spacing w:before="0" w:after="120" w:line="300" w:lineRule="auto"/>
+      </w:pPr>
+      <w:r>
+        <w:rPr>
+          <w:rFonts w:ascii="Calibri" w:hAnsi="Calibri"/>
+          <w:b w:val="0"/>
+          <w:i w:val="0"/>
+          <w:color w:val="17211D"/>
+          <w:sz w:val="22"/>
+        </w:rPr>
+        <w:t>Seller cập nhật trạng thái chuẩn bị/giao hàng trong Supabase. Các trạng thái này là dữ liệu vận hành, không tự chuyển tiền.</w:t>
+      </w:r>
+    </w:p>
+    <w:p>
+      <w:pPr>
+        <w:spacing w:before="0" w:after="120" w:line="300" w:lineRule="auto"/>
+      </w:pPr>
+      <w:r>
+        <w:rPr>
+          <w:rFonts w:ascii="Calibri" w:hAnsi="Calibri"/>
+          <w:b w:val="0"/>
+          <w:i w:val="0"/>
+          <w:color w:val="17211D"/>
+          <w:sz w:val="22"/>
+        </w:rPr>
+        <w:t>Biến động giá mới chỉ ảnh hưởng APR của khoản tín dụng mở sau đó. APR của khoản đã mở không thay đổi.</w:t>
+      </w:r>
+    </w:p>
+    <w:tbl>
+      <w:tblPr>
+        <w:tblW w:type="dxa" w:w="9360"/>
+        <w:tblLayout w:type="fixed"/>
+        <w:tblLook w:firstColumn="1" w:firstRow="1" w:lastColumn="0" w:lastRow="0" w:noHBand="0" w:noVBand="1" w:val="04A0"/>
+        <w:jc w:val="left"/>
+        <w:tblInd w:w="120" w:type="dxa"/>
+      </w:tblPr>
+      <w:tblGrid>
+        <w:gridCol w:w="1500"/>
+        <w:gridCol w:w="7860"/>
+      </w:tblGrid>
+      <w:tr>
+        <w:tc>
+          <w:tcPr>
+            <w:tcW w:type="dxa" w:w="1500"/>
+            <w:tcMar>
+              <w:top w:w="80" w:type="dxa"/>
+              <w:start w:w="120" w:type="dxa"/>
+              <w:bottom w:w="80" w:type="dxa"/>
+              <w:end w:w="120" w:type="dxa"/>
+            </w:tcMar>
+            <w:shd w:fill="0C665A"/>
+            <w:vAlign w:val="center"/>
+          </w:tcPr>
+          <w:p>
+            <w:pPr>
+              <w:jc w:val="center"/>
+            </w:pPr>
+            <w:r>
+              <w:rPr>
+                <w:rFonts w:ascii="Calibri" w:hAnsi="Calibri"/>
+                <w:b/>
+                <w:i w:val="0"/>
+                <w:color w:val="FFFDF8"/>
+                <w:sz w:val="20"/>
+              </w:rPr>
+              <w:t>QUYỀN HẠN</w:t>
+            </w:r>
+          </w:p>
+        </w:tc>
+        <w:tc>
+          <w:tcPr>
+            <w:tcW w:type="dxa" w:w="7860"/>
+            <w:tcMar>
+              <w:top w:w="80" w:type="dxa"/>
+              <w:start w:w="120" w:type="dxa"/>
+              <w:bottom w:w="80" w:type="dxa"/>
+              <w:end w:w="120" w:type="dxa"/>
+            </w:tcMar>
+            <w:shd w:fill="E4F0EA"/>
+            <w:vAlign w:val="center"/>
+          </w:tcPr>
+          <w:p>
+            <w:r>
+              <w:rPr>
+                <w:rFonts w:ascii="Calibri" w:hAnsi="Calibri"/>
+                <w:b/>
+                <w:i w:val="0"/>
+                <w:color w:val="17211D"/>
+                <w:sz w:val="21"/>
+              </w:rPr>
+              <w:t>Buyer không nhìn thấy Seller hub. Nếu seller không thấy mục này, cần kiểm tra role trong Supabase và kết nối lại đúng ví.</w:t>
+            </w:r>
+          </w:p>
+        </w:tc>
+      </w:tr>
+    </w:tbl>
+    <w:p>
+      <w:pPr>
+        <w:spacing w:after="20"/>
+      </w:pPr>
+    </w:p>
+    <w:p>
+      <w:r>
+        <w:br w:type="page"/>
+      </w:r>
+    </w:p>
+    <w:p>
+      <w:pPr>
+        <w:keepNext/>
+        <w:spacing w:before="0" w:after="120"/>
+      </w:pPr>
+      <w:r>
+        <w:rPr>
+          <w:rFonts w:ascii="Calibri" w:hAnsi="Calibri"/>
+          <w:b/>
+          <w:i w:val="0"/>
+          <w:color w:val="17211D"/>
+          <w:sz w:val="52"/>
+        </w:rPr>
+        <w:t>6. Dữ liệu, bảo mật và xử lý lỗi</w:t>
+      </w:r>
+    </w:p>
+    <w:p>
+      <w:pPr>
+        <w:spacing w:after="320"/>
+      </w:pPr>
+      <w:r>
+        <w:rPr>
+          <w:rFonts w:ascii="Calibri" w:hAnsi="Calibri"/>
+          <w:b w:val="0"/>
+          <w:i w:val="0"/>
+          <w:color w:val="6F746E"/>
+          <w:sz w:val="24"/>
+        </w:rPr>
+        <w:t>Mỗi lớp giữ đúng một loại trạng thái để giao diện không tạo bằng chứng giả.</w:t>
+      </w:r>
+    </w:p>
+    <w:tbl>
+      <w:tblPr>
+        <w:tblW w:type="dxa" w:w="9360"/>
+        <w:tblLayout w:type="fixed"/>
+        <w:tblLook w:firstColumn="1" w:firstRow="1" w:lastColumn="0" w:lastRow="0" w:noHBand="0" w:noVBand="1" w:val="04A0"/>
+        <w:jc w:val="left"/>
+        <w:tblInd w:w="120" w:type="dxa"/>
+      </w:tblPr>
+      <w:tblGrid>
+        <w:gridCol w:w="2700"/>
+        <w:gridCol w:w="6660"/>
+      </w:tblGrid>
+      <w:tr>
+        <w:trPr>
+          <w:tblHeader w:val="true"/>
+        </w:trPr>
+        <w:tc>
+          <w:tcPr>
+            <w:tcW w:type="dxa" w:w="2700"/>
+            <w:tcMar>
+              <w:top w:w="80" w:type="dxa"/>
+              <w:start w:w="120" w:type="dxa"/>
+              <w:bottom w:w="80" w:type="dxa"/>
+              <w:end w:w="120" w:type="dxa"/>
+            </w:tcMar>
+            <w:shd w:fill="17211D"/>
+          </w:tcPr>
+          <w:p>
+            <w:r>
+              <w:rPr>
+                <w:rFonts w:ascii="Calibri" w:hAnsi="Calibri"/>
+                <w:b/>
+                <w:i w:val="0"/>
+                <w:color w:val="FFFDF8"/>
+                <w:sz w:val="20"/>
+              </w:rPr>
+              <w:t>Nguồn</w:t>
+            </w:r>
+          </w:p>
+        </w:tc>
+        <w:tc>
+          <w:tcPr>
+            <w:tcW w:type="dxa" w:w="6660"/>
+            <w:tcMar>
+              <w:top w:w="80" w:type="dxa"/>
+              <w:start w:w="120" w:type="dxa"/>
+              <w:bottom w:w="80" w:type="dxa"/>
+              <w:end w:w="120" w:type="dxa"/>
+            </w:tcMar>
+            <w:shd w:fill="17211D"/>
+          </w:tcPr>
+          <w:p>
+            <w:r>
+              <w:rPr>
+                <w:rFonts w:ascii="Calibri" w:hAnsi="Calibri"/>
+                <w:b/>
+                <w:i w:val="0"/>
+                <w:color w:val="FFFDF8"/>
+                <w:sz w:val="20"/>
+              </w:rPr>
+              <w:t>Trạng thái chịu trách nhiệm</w:t>
+            </w:r>
+          </w:p>
+        </w:tc>
+      </w:tr>
+      <w:tr>
+        <w:tc>
+          <w:tcPr>
+            <w:tcW w:type="dxa" w:w="2700"/>
+            <w:shd w:fill="FFFDF8"/>
             <w:tcMar>
               <w:top w:w="80" w:type="dxa"/>
               <w:start w:w="120" w:type="dxa"/>
@@ -1601,26 +2287,22 @@
             </w:tcMar>
           </w:tcPr>
           <w:p>
-            <w:pPr>
-              <w:spacing w:before="40" w:after="40"/>
-            </w:pPr>
             <w:r>
               <w:rPr>
-                <w:rFonts w:ascii="Calibri" w:hAnsi="Calibri" w:eastAsia="Calibri"/>
+                <w:rFonts w:ascii="Calibri" w:hAnsi="Calibri"/>
                 <w:b/>
-                <w:color w:val="FFFFFF"/>
+                <w:i w:val="0"/>
+                <w:color w:val="0C665A"/>
                 <w:sz w:val="21"/>
               </w:rPr>
-              <w:t>Hành động tiếp theo</w:t>
+              <w:t>Supabase</w:t>
             </w:r>
           </w:p>
         </w:tc>
-      </w:tr>
-      <w:tr>
         <w:tc>
           <w:tcPr>
-            <w:tcW w:type="dxa" w:w="2100"/>
-            <w:vAlign w:val="center"/>
+            <w:tcW w:type="dxa" w:w="6660"/>
+            <w:shd w:fill="FFFDF8"/>
             <w:tcMar>
               <w:top w:w="80" w:type="dxa"/>
               <w:start w:w="120" w:type="dxa"/>
@@ -1629,23 +2311,24 @@
             </w:tcMar>
           </w:tcPr>
           <w:p>
-            <w:pPr>
-              <w:spacing w:before="40" w:after="40" w:line="276" w:lineRule="auto"/>
-            </w:pPr>
             <w:r>
               <w:rPr>
-                <w:rFonts w:ascii="Calibri" w:hAnsi="Calibri" w:eastAsia="Calibri"/>
-                <w:color w:val="171712"/>
+                <w:rFonts w:ascii="Calibri" w:hAnsi="Calibri"/>
+                <w:b w:val="0"/>
+                <w:i w:val="0"/>
+                <w:color w:val="17211D"/>
                 <w:sz w:val="21"/>
               </w:rPr>
-              <w:t>AWAITING MERCHANT</w:t>
+              <w:t>Catalog, giỏ hàng, đơn, địa chỉ giao hàng và fulfilment theo ví.</w:t>
             </w:r>
           </w:p>
         </w:tc>
+      </w:tr>
+      <w:tr>
         <w:tc>
           <w:tcPr>
-            <w:tcW w:type="dxa" w:w="3900"/>
-            <w:vAlign w:val="center"/>
+            <w:tcW w:type="dxa" w:w="2700"/>
+            <w:shd w:fill="F4F1E9"/>
             <w:tcMar>
               <w:top w:w="80" w:type="dxa"/>
               <w:start w:w="120" w:type="dxa"/>
@@ -1654,23 +2337,22 @@
             </w:tcMar>
           </w:tcPr>
           <w:p>
-            <w:pPr>
-              <w:spacing w:before="40" w:after="40" w:line="276" w:lineRule="auto"/>
-            </w:pPr>
             <w:r>
               <w:rPr>
-                <w:rFonts w:ascii="Calibri" w:hAnsi="Calibri" w:eastAsia="Calibri"/>
-                <w:color w:val="171712"/>
+                <w:rFonts w:ascii="Calibri" w:hAnsi="Calibri"/>
+                <w:b/>
+                <w:i w:val="0"/>
+                <w:color w:val="0C665A"/>
                 <w:sz w:val="21"/>
               </w:rPr>
-              <w:t>Yêu cầu đang chờ; chưa có nợ onchain.</w:t>
+              <w:t>Arc contract</w:t>
             </w:r>
           </w:p>
         </w:tc>
         <w:tc>
           <w:tcPr>
-            <w:tcW w:type="dxa" w:w="3360"/>
-            <w:vAlign w:val="center"/>
+            <w:tcW w:type="dxa" w:w="6660"/>
+            <w:shd w:fill="F4F1E9"/>
             <w:tcMar>
               <w:top w:w="80" w:type="dxa"/>
               <w:start w:w="120" w:type="dxa"/>
@@ -1679,16 +2361,15 @@
             </w:tcMar>
           </w:tcPr>
           <w:p>
-            <w:pPr>
-              <w:spacing w:before="40" w:after="40" w:line="276" w:lineRule="auto"/>
-            </w:pPr>
             <w:r>
               <w:rPr>
-                <w:rFonts w:ascii="Calibri" w:hAnsi="Calibri" w:eastAsia="Calibri"/>
-                <w:color w:val="171712"/>
+                <w:rFonts w:ascii="Calibri" w:hAnsi="Calibri"/>
+                <w:b w:val="0"/>
+                <w:i w:val="0"/>
+                <w:color w:val="17211D"/>
                 <w:sz w:val="21"/>
               </w:rPr>
-              <w:t>Chủ cửa hàng phê duyệt.</w:t>
+              <w:t>Principal, APR, amount due và trạng thái trả nợ.</w:t>
             </w:r>
           </w:p>
         </w:tc>
@@ -1696,8 +2377,8 @@
       <w:tr>
         <w:tc>
           <w:tcPr>
-            <w:tcW w:type="dxa" w:w="2100"/>
-            <w:vAlign w:val="center"/>
+            <w:tcW w:type="dxa" w:w="2700"/>
+            <w:shd w:fill="FFFDF8"/>
             <w:tcMar>
               <w:top w:w="80" w:type="dxa"/>
               <w:start w:w="120" w:type="dxa"/>
@@ -1706,23 +2387,22 @@
             </w:tcMar>
           </w:tcPr>
           <w:p>
-            <w:pPr>
-              <w:spacing w:before="40" w:after="40" w:line="276" w:lineRule="auto"/>
-            </w:pPr>
             <w:r>
               <w:rPr>
-                <w:rFonts w:ascii="Calibri" w:hAnsi="Calibri" w:eastAsia="Calibri"/>
-                <w:color w:val="171712"/>
+                <w:rFonts w:ascii="Calibri" w:hAnsi="Calibri"/>
+                <w:b/>
+                <w:i w:val="0"/>
+                <w:color w:val="0C665A"/>
                 <w:sz w:val="21"/>
               </w:rPr>
-              <w:t>ONCHAIN ACTIVE</w:t>
+              <w:t>Arcscan</w:t>
             </w:r>
           </w:p>
         </w:tc>
         <w:tc>
           <w:tcPr>
-            <w:tcW w:type="dxa" w:w="3900"/>
-            <w:vAlign w:val="center"/>
+            <w:tcW w:type="dxa" w:w="6660"/>
+            <w:shd w:fill="FFFDF8"/>
             <w:tcMar>
               <w:top w:w="80" w:type="dxa"/>
               <w:start w:w="120" w:type="dxa"/>
@@ -1731,23 +2411,24 @@
             </w:tcMar>
           </w:tcPr>
           <w:p>
-            <w:pPr>
-              <w:spacing w:before="40" w:after="40" w:line="276" w:lineRule="auto"/>
-            </w:pPr>
             <w:r>
               <w:rPr>
-                <w:rFonts w:ascii="Calibri" w:hAnsi="Calibri" w:eastAsia="Calibri"/>
-                <w:color w:val="171712"/>
+                <w:rFonts w:ascii="Calibri" w:hAnsi="Calibri"/>
+                <w:b w:val="0"/>
+                <w:i w:val="0"/>
+                <w:color w:val="17211D"/>
                 <w:sz w:val="21"/>
               </w:rPr>
-              <w:t>Khoản nợ đã mở và đang tích lãi theo thời gian block.</w:t>
+              <w:t>Transaction hash công khai để bên thứ ba kiểm tra độc lập.</w:t>
             </w:r>
           </w:p>
         </w:tc>
+      </w:tr>
+      <w:tr>
         <w:tc>
           <w:tcPr>
-            <w:tcW w:type="dxa" w:w="3360"/>
-            <w:vAlign w:val="center"/>
+            <w:tcW w:type="dxa" w:w="2700"/>
+            <w:shd w:fill="F4F1E9"/>
             <w:tcMar>
               <w:top w:w="80" w:type="dxa"/>
               <w:start w:w="120" w:type="dxa"/>
@@ -1756,25 +2437,22 @@
             </w:tcMar>
           </w:tcPr>
           <w:p>
-            <w:pPr>
-              <w:spacing w:before="40" w:after="40" w:line="276" w:lineRule="auto"/>
-            </w:pPr>
             <w:r>
               <w:rPr>
-                <w:rFonts w:ascii="Calibri" w:hAnsi="Calibri" w:eastAsia="Calibri"/>
-                <w:color w:val="171712"/>
+                <w:rFonts w:ascii="Calibri" w:hAnsi="Calibri"/>
+                <w:b/>
+                <w:i w:val="0"/>
+                <w:color w:val="0C665A"/>
                 <w:sz w:val="21"/>
               </w:rPr>
-              <w:t>Người mua chuẩn bị test USDC.</w:t>
+              <w:t>Browser cache</w:t>
             </w:r>
           </w:p>
         </w:tc>
-      </w:tr>
-      <w:tr>
         <w:tc>
           <w:tcPr>
-            <w:tcW w:type="dxa" w:w="2100"/>
-            <w:vAlign w:val="center"/>
+            <w:tcW w:type="dxa" w:w="6660"/>
+            <w:shd w:fill="F4F1E9"/>
             <w:tcMar>
               <w:top w:w="80" w:type="dxa"/>
               <w:start w:w="120" w:type="dxa"/>
@@ -1783,23 +2461,104 @@
             </w:tcMar>
           </w:tcPr>
           <w:p>
-            <w:pPr>
-              <w:spacing w:before="40" w:after="40" w:line="276" w:lineRule="auto"/>
-            </w:pPr>
             <w:r>
               <w:rPr>
-                <w:rFonts w:ascii="Calibri" w:hAnsi="Calibri" w:eastAsia="Calibri"/>
-                <w:color w:val="171712"/>
+                <w:rFonts w:ascii="Calibri" w:hAnsi="Calibri"/>
+                <w:b w:val="0"/>
+                <w:i w:val="0"/>
+                <w:color w:val="17211D"/>
                 <w:sz w:val="21"/>
               </w:rPr>
-              <w:t>REPAID</w:t>
+              <w:t>Chỉ giữ liên tục giao diện; không phải nguồn sự thật của đơn hoặc khoản nợ.</w:t>
+            </w:r>
+          </w:p>
+        </w:tc>
+      </w:tr>
+    </w:tbl>
+    <w:p>
+      <w:pPr>
+        <w:spacing w:after="20"/>
+      </w:pPr>
+    </w:p>
+    <w:p>
+      <w:pPr>
+        <w:pStyle w:val="Heading2"/>
+        <w:keepNext/>
+      </w:pPr>
+      <w:r>
+        <w:t>6.1 Lỗi thường gặp</w:t>
+      </w:r>
+    </w:p>
+    <w:tbl>
+      <w:tblPr>
+        <w:tblW w:type="dxa" w:w="9360"/>
+        <w:tblLayout w:type="fixed"/>
+        <w:tblLook w:firstColumn="1" w:firstRow="1" w:lastColumn="0" w:lastRow="0" w:noHBand="0" w:noVBand="1" w:val="04A0"/>
+        <w:jc w:val="left"/>
+        <w:tblInd w:w="120" w:type="dxa"/>
+      </w:tblPr>
+      <w:tblGrid>
+        <w:gridCol w:w="2700"/>
+        <w:gridCol w:w="6660"/>
+      </w:tblGrid>
+      <w:tr>
+        <w:trPr>
+          <w:tblHeader w:val="true"/>
+        </w:trPr>
+        <w:tc>
+          <w:tcPr>
+            <w:tcW w:type="dxa" w:w="2700"/>
+            <w:tcMar>
+              <w:top w:w="80" w:type="dxa"/>
+              <w:start w:w="120" w:type="dxa"/>
+              <w:bottom w:w="80" w:type="dxa"/>
+              <w:end w:w="120" w:type="dxa"/>
+            </w:tcMar>
+            <w:shd w:fill="17211D"/>
+          </w:tcPr>
+          <w:p>
+            <w:r>
+              <w:rPr>
+                <w:rFonts w:ascii="Calibri" w:hAnsi="Calibri"/>
+                <w:b/>
+                <w:i w:val="0"/>
+                <w:color w:val="FFFDF8"/>
+                <w:sz w:val="20"/>
+              </w:rPr>
+              <w:t>Trạng thái</w:t>
             </w:r>
           </w:p>
         </w:tc>
         <w:tc>
           <w:tcPr>
-            <w:tcW w:type="dxa" w:w="3900"/>
-            <w:vAlign w:val="center"/>
+            <w:tcW w:type="dxa" w:w="6660"/>
+            <w:tcMar>
+              <w:top w:w="80" w:type="dxa"/>
+              <w:start w:w="120" w:type="dxa"/>
+              <w:bottom w:w="80" w:type="dxa"/>
+              <w:end w:w="120" w:type="dxa"/>
+            </w:tcMar>
+            <w:shd w:fill="17211D"/>
+          </w:tcPr>
+          <w:p>
+            <w:r>
+              <w:rPr>
+                <w:rFonts w:ascii="Calibri" w:hAnsi="Calibri"/>
+                <w:b/>
+                <w:i w:val="0"/>
+                <w:color w:val="FFFDF8"/>
+                <w:sz w:val="20"/>
+              </w:rPr>
+              <w:t>Ý nghĩa / thao tác</w:t>
+            </w:r>
+          </w:p>
+        </w:tc>
+      </w:tr>
+      <w:tr>
+        <w:tc>
+          <w:tcPr>
+            <w:tcW w:type="dxa" w:w="2700"/>
+            <w:shd w:fill="FFFDF8"/>
             <w:tcMar>
               <w:top w:w="80" w:type="dxa"/>
               <w:start w:w="120" w:type="dxa"/>
@@ -1808,23 +2567,22 @@
             </w:tcMar>
           </w:tcPr>
           <w:p>
-            <w:pPr>
-              <w:spacing w:before="40" w:after="40" w:line="276" w:lineRule="auto"/>
-            </w:pPr>
             <w:r>
               <w:rPr>
-                <w:rFonts w:ascii="Calibri" w:hAnsi="Calibri" w:eastAsia="Calibri"/>
-                <w:color w:val="171712"/>
+                <w:rFonts w:ascii="Calibri" w:hAnsi="Calibri"/>
+                <w:b/>
+                <w:i w:val="0"/>
+                <w:color w:val="0C665A"/>
                 <w:sz w:val="21"/>
               </w:rPr>
-              <w:t>Khoản nợ đã đóng vĩnh viễn.</w:t>
+              <w:t>Không thấy đơn</w:t>
             </w:r>
           </w:p>
         </w:tc>
         <w:tc>
           <w:tcPr>
-            <w:tcW w:type="dxa" w:w="3360"/>
-            <w:vAlign w:val="center"/>
+            <w:tcW w:type="dxa" w:w="6660"/>
+            <w:shd w:fill="FFFDF8"/>
             <w:tcMar>
               <w:top w:w="80" w:type="dxa"/>
               <w:start w:w="120" w:type="dxa"/>
@@ -1833,197 +2591,24 @@
             </w:tcMar>
           </w:tcPr>
           <w:p>
-            <w:pPr>
-              <w:spacing w:before="40" w:after="40" w:line="276" w:lineRule="auto"/>
-            </w:pPr>
             <w:r>
               <w:rPr>
-                <w:rFonts w:ascii="Calibri" w:hAnsi="Calibri" w:eastAsia="Calibri"/>
-                <w:color w:val="171712"/>
+                <w:rFonts w:ascii="Calibri" w:hAnsi="Calibri"/>
+                <w:b w:val="0"/>
+                <w:i w:val="0"/>
+                <w:color w:val="17211D"/>
                 <w:sz w:val="21"/>
               </w:rPr>
-              <w:t>Mở Arcscan để xem bằng chứng.</w:t>
+              <w:t>Đảm bảo đúng ví, Cloud synced, rồi dùng Reload orders; đơn không có trong Supabase sẽ không được hiển thị như đơn thật.</w:t>
             </w:r>
           </w:p>
         </w:tc>
       </w:tr>
-    </w:tbl>
-    <w:p>
-      <w:pPr>
-        <w:pStyle w:val="Heading2"/>
-      </w:pPr>
-      <w:r>
-        <w:t>5.2 Quy trình trả nợ</w:t>
-      </w:r>
-    </w:p>
-    <w:p>
-      <w:pPr>
-        <w:numPr>
-          <w:ilvl w:val="0"/>
-          <w:numId w:val="19"/>
-        </w:numPr>
-      </w:pPr>
-      <w:r>
-        <w:rPr>
-          <w:rFonts w:ascii="Calibri" w:hAnsi="Calibri" w:eastAsia="Calibri"/>
-          <w:color w:val="171712"/>
-        </w:rPr>
-        <w:t>Chuyển về đúng ví người mua đã được ghi trong khoản nợ.</w:t>
-      </w:r>
-    </w:p>
-    <w:p>
-      <w:pPr>
-        <w:numPr>
-          <w:ilvl w:val="0"/>
-          <w:numId w:val="19"/>
-        </w:numPr>
-      </w:pPr>
-      <w:r>
-        <w:rPr>
-          <w:rFonts w:ascii="Calibri" w:hAnsi="Calibri" w:eastAsia="Calibri"/>
-          <w:color w:val="171712"/>
-        </w:rPr>
-        <w:t>Mở My orders và kiểm tra Principal, APR và Amount due đọc trực tiếp từ hợp đồng.</w:t>
-      </w:r>
-    </w:p>
-    <w:p>
-      <w:pPr>
-        <w:numPr>
-          <w:ilvl w:val="0"/>
-          <w:numId w:val="19"/>
-        </w:numPr>
-      </w:pPr>
-      <w:r>
-        <w:rPr>
-          <w:rFonts w:ascii="Calibri" w:hAnsi="Calibri" w:eastAsia="Calibri"/>
-          <w:color w:val="171712"/>
-        </w:rPr>
-        <w:t>Đảm bảo số dư test USDC đủ trả số tiền hiện tại.</w:t>
-      </w:r>
-    </w:p>
-    <w:p>
-      <w:pPr>
-        <w:numPr>
-          <w:ilvl w:val="0"/>
-          <w:numId w:val="19"/>
-        </w:numPr>
-      </w:pPr>
-      <w:r>
-        <w:rPr>
-          <w:rFonts w:ascii="Calibri" w:hAnsi="Calibri" w:eastAsia="Calibri"/>
-          <w:color w:val="171712"/>
-        </w:rPr>
-        <w:t>Nhấn Approve USDC &amp; repay onchain. Ví sẽ yêu cầu phê duyệt một mức tối đa có buffer nhỏ.</w:t>
-      </w:r>
-    </w:p>
-    <w:p>
-      <w:pPr>
-        <w:numPr>
-          <w:ilvl w:val="0"/>
-          <w:numId w:val="19"/>
-        </w:numPr>
-      </w:pPr>
-      <w:r>
-        <w:rPr>
-          <w:rFonts w:ascii="Calibri" w:hAnsi="Calibri" w:eastAsia="Calibri"/>
-          <w:color w:val="171712"/>
-        </w:rPr>
-        <w:t>Xác nhận giao dịch repayInFull. Hợp đồng chỉ chuyển số tiền thực tế đang nợ tới ví merchant.</w:t>
-      </w:r>
-    </w:p>
-    <w:p>
-      <w:pPr>
-        <w:numPr>
-          <w:ilvl w:val="0"/>
-          <w:numId w:val="19"/>
-        </w:numPr>
-      </w:pPr>
-      <w:r>
-        <w:rPr>
-          <w:rFonts w:ascii="Calibri" w:hAnsi="Calibri" w:eastAsia="Calibri"/>
-          <w:color w:val="171712"/>
-        </w:rPr>
-        <w:t>Khi hoàn tất, trạng thái chuyển thành REPAID và liên kết repayment xuất hiện.</w:t>
-      </w:r>
-    </w:p>
-    <w:p>
-      <w:pPr>
-        <w:spacing w:before="80" w:after="200" w:line="288" w:lineRule="auto"/>
-        <w:shd w:fill="FCEAE6"/>
-        <w:pBdr>
-          <w:top w:val="single" w:sz="6" w:space="5" w:color="DAD6CC"/>
-          <w:left w:val="single" w:sz="6" w:space="5" w:color="DAD6CC"/>
-          <w:bottom w:val="single" w:sz="6" w:space="5" w:color="DAD6CC"/>
-          <w:right w:val="single" w:sz="6" w:space="5" w:color="DAD6CC"/>
-        </w:pBdr>
-      </w:pPr>
-      <w:r>
-        <w:rPr>
-          <w:rFonts w:ascii="Calibri" w:hAnsi="Calibri" w:eastAsia="Calibri"/>
-          <w:b/>
-          <w:color w:val="DC624C"/>
-        </w:rPr>
-        <w:t xml:space="preserve">BẢO VỆ NGƯỜI MUA: </w:t>
-      </w:r>
-      <w:r>
-        <w:rPr>
-          <w:rFonts w:ascii="Calibri" w:hAnsi="Calibri" w:eastAsia="Calibri"/>
-          <w:color w:val="171712"/>
-        </w:rPr>
-        <w:t>Nếu lãi phát sinh làm số tiền phải trả vượt mức tối đa đã phê duyệt, hợp đồng từ chối giao dịch. Hãy thử lại để lấy báo giá mới.</w:t>
-      </w:r>
-    </w:p>
-    <w:p>
-      <w:pPr>
-        <w:pStyle w:val="Heading2"/>
-      </w:pPr>
-      <w:r>
-        <w:t>5.3 Xác nhận giao hàng</w:t>
-      </w:r>
-    </w:p>
-    <w:p>
-      <w:r>
-        <w:t>Trạng thái giao hàng trong MVP là dữ liệu vận hành. Nút Confirm delivery không tự giải ngân hoặc chuyển USDC. Chỉ transaction hash trên Arcscan mới là bằng chứng chuyển tiền onchain.</w:t>
-      </w:r>
-    </w:p>
-    <w:p>
-      <w:pPr>
-        <w:pStyle w:val="Heading1"/>
-      </w:pPr>
-      <w:r>
-        <w:t>6. Xử lý sự cố</w:t>
-      </w:r>
-    </w:p>
-    <w:tbl>
-      <w:tblPr>
-        <w:tblStyle w:val="TableGrid"/>
-        <w:tblW w:type="dxa" w:w="9360"/>
-        <w:tblLayout w:type="fixed"/>
-        <w:tblLook w:firstColumn="1" w:firstRow="1" w:lastColumn="0" w:lastRow="0" w:noHBand="0" w:noVBand="1" w:val="04A0"/>
-        <w:tblInd w:w="120" w:type="dxa"/>
-        <w:tblBorders>
-          <w:top w:val="single" w:sz="6" w:space="0" w:color="DAD6CC"/>
-          <w:left w:val="single" w:sz="6" w:space="0" w:color="DAD6CC"/>
-          <w:bottom w:val="single" w:sz="6" w:space="0" w:color="DAD6CC"/>
-          <w:right w:val="single" w:sz="6" w:space="0" w:color="DAD6CC"/>
-          <w:insideH w:val="single" w:sz="6" w:space="0" w:color="DAD6CC"/>
-          <w:insideV w:val="single" w:sz="6" w:space="0" w:color="DAD6CC"/>
-        </w:tblBorders>
-      </w:tblPr>
-      <w:tblGrid>
-        <w:gridCol w:w="2300"/>
-        <w:gridCol w:w="3300"/>
-        <w:gridCol w:w="3760"/>
-      </w:tblGrid>
       <w:tr>
-        <w:trPr>
-          <w:tblHeader w:val="true"/>
-        </w:trPr>
         <w:tc>
           <w:tcPr>
-            <w:tcW w:type="dxa" w:w="2300"/>
-            <w:shd w:fill="24493B"/>
-            <w:vAlign w:val="center"/>
+            <w:tcW w:type="dxa" w:w="2700"/>
+            <w:shd w:fill="F4F1E9"/>
             <w:tcMar>
               <w:top w:w="80" w:type="dxa"/>
               <w:start w:w="120" w:type="dxa"/>
@@ -2032,25 +2617,22 @@
             </w:tcMar>
           </w:tcPr>
           <w:p>
-            <w:pPr>
-              <w:spacing w:before="40" w:after="40"/>
-            </w:pPr>
             <w:r>
               <w:rPr>
-                <w:rFonts w:ascii="Calibri" w:hAnsi="Calibri" w:eastAsia="Calibri"/>
+                <w:rFonts w:ascii="Calibri" w:hAnsi="Calibri"/>
                 <w:b/>
-                <w:color w:val="FFFFFF"/>
+                <w:i w:val="0"/>
+                <w:color w:val="0C665A"/>
                 <w:sz w:val="21"/>
               </w:rPr>
-              <w:t>Hiện tượng</w:t>
+              <w:t>Sai session ví</w:t>
             </w:r>
           </w:p>
         </w:tc>
         <w:tc>
           <w:tcPr>
-            <w:tcW w:type="dxa" w:w="3300"/>
-            <w:shd w:fill="24493B"/>
-            <w:vAlign w:val="center"/>
+            <w:tcW w:type="dxa" w:w="6660"/>
+            <w:shd w:fill="F4F1E9"/>
             <w:tcMar>
               <w:top w:w="80" w:type="dxa"/>
               <w:start w:w="120" w:type="dxa"/>
@@ -2059,25 +2641,24 @@
             </w:tcMar>
           </w:tcPr>
           <w:p>
-            <w:pPr>
-              <w:spacing w:before="40" w:after="40"/>
-            </w:pPr>
             <w:r>
               <w:rPr>
-                <w:rFonts w:ascii="Calibri" w:hAnsi="Calibri" w:eastAsia="Calibri"/>
-                <w:b/>
-                <w:color w:val="FFFFFF"/>
+                <w:rFonts w:ascii="Calibri" w:hAnsi="Calibri"/>
+                <w:b w:val="0"/>
+                <w:i w:val="0"/>
+                <w:color w:val="17211D"/>
                 <w:sz w:val="21"/>
               </w:rPr>
-              <w:t>Nguyên nhân thường gặp</w:t>
+              <w:t>Disconnect → chọn đúng tài khoản trong ví → Connect lại để tạo session Web3 mới.</w:t>
             </w:r>
           </w:p>
         </w:tc>
+      </w:tr>
+      <w:tr>
         <w:tc>
           <w:tcPr>
-            <w:tcW w:type="dxa" w:w="3760"/>
-            <w:shd w:fill="24493B"/>
-            <w:vAlign w:val="center"/>
+            <w:tcW w:type="dxa" w:w="2700"/>
+            <w:shd w:fill="FFFDF8"/>
             <w:tcMar>
               <w:top w:w="80" w:type="dxa"/>
               <w:start w:w="120" w:type="dxa"/>
@@ -2086,26 +2667,22 @@
             </w:tcMar>
           </w:tcPr>
           <w:p>
-            <w:pPr>
-              <w:spacing w:before="40" w:after="40"/>
-            </w:pPr>
             <w:r>
               <w:rPr>
-                <w:rFonts w:ascii="Calibri" w:hAnsi="Calibri" w:eastAsia="Calibri"/>
+                <w:rFonts w:ascii="Calibri" w:hAnsi="Calibri"/>
                 <w:b/>
-                <w:color w:val="FFFFFF"/>
+                <w:i w:val="0"/>
+                <w:color w:val="0C665A"/>
                 <w:sz w:val="21"/>
               </w:rPr>
-              <w:t>Cách xử lý</w:t>
+              <w:t>Sai mạng</w:t>
             </w:r>
           </w:p>
         </w:tc>
-      </w:tr>
-      <w:tr>
         <w:tc>
           <w:tcPr>
-            <w:tcW w:type="dxa" w:w="2300"/>
-            <w:vAlign w:val="center"/>
+            <w:tcW w:type="dxa" w:w="6660"/>
+            <w:shd w:fill="FFFDF8"/>
             <w:tcMar>
               <w:top w:w="80" w:type="dxa"/>
               <w:start w:w="120" w:type="dxa"/>
@@ -2114,23 +2691,24 @@
             </w:tcMar>
           </w:tcPr>
           <w:p>
-            <w:pPr>
-              <w:spacing w:before="40" w:after="40" w:line="276" w:lineRule="auto"/>
-            </w:pPr>
             <w:r>
               <w:rPr>
-                <w:rFonts w:ascii="Calibri" w:hAnsi="Calibri" w:eastAsia="Calibri"/>
-                <w:color w:val="171712"/>
+                <w:rFonts w:ascii="Calibri" w:hAnsi="Calibri"/>
+                <w:b w:val="0"/>
+                <w:i w:val="0"/>
+                <w:color w:val="17211D"/>
                 <w:sz w:val="21"/>
               </w:rPr>
-              <w:t>Không kết nối được ví</w:t>
+              <w:t>Chuyển sang Arc Testnet chain ID 5042002 rồi tải lại trang.</w:t>
             </w:r>
           </w:p>
         </w:tc>
+      </w:tr>
+      <w:tr>
         <w:tc>
           <w:tcPr>
-            <w:tcW w:type="dxa" w:w="3300"/>
-            <w:vAlign w:val="center"/>
+            <w:tcW w:type="dxa" w:w="2700"/>
+            <w:shd w:fill="F4F1E9"/>
             <w:tcMar>
               <w:top w:w="80" w:type="dxa"/>
               <w:start w:w="120" w:type="dxa"/>
@@ -2139,23 +2717,22 @@
             </w:tcMar>
           </w:tcPr>
           <w:p>
-            <w:pPr>
-              <w:spacing w:before="40" w:after="40" w:line="276" w:lineRule="auto"/>
-            </w:pPr>
             <w:r>
               <w:rPr>
-                <w:rFonts w:ascii="Calibri" w:hAnsi="Calibri" w:eastAsia="Calibri"/>
-                <w:color w:val="171712"/>
+                <w:rFonts w:ascii="Calibri" w:hAnsi="Calibri"/>
+                <w:b/>
+                <w:i w:val="0"/>
+                <w:color w:val="0C665A"/>
                 <w:sz w:val="21"/>
               </w:rPr>
-              <w:t>Chưa cài hoặc chưa mở khóa ví EVM.</w:t>
+              <w:t>Repay bị từ chối</w:t>
             </w:r>
           </w:p>
         </w:tc>
         <w:tc>
           <w:tcPr>
-            <w:tcW w:type="dxa" w:w="3760"/>
-            <w:vAlign w:val="center"/>
+            <w:tcW w:type="dxa" w:w="6660"/>
+            <w:shd w:fill="F4F1E9"/>
             <w:tcMar>
               <w:top w:w="80" w:type="dxa"/>
               <w:start w:w="120" w:type="dxa"/>
@@ -2164,16 +2741,15 @@
             </w:tcMar>
           </w:tcPr>
           <w:p>
-            <w:pPr>
-              <w:spacing w:before="40" w:after="40" w:line="276" w:lineRule="auto"/>
-            </w:pPr>
             <w:r>
               <w:rPr>
-                <w:rFonts w:ascii="Calibri" w:hAnsi="Calibri" w:eastAsia="Calibri"/>
-                <w:color w:val="171712"/>
+                <w:rFonts w:ascii="Calibri" w:hAnsi="Calibri"/>
+                <w:b w:val="0"/>
+                <w:i w:val="0"/>
+                <w:color w:val="17211D"/>
                 <w:sz w:val="21"/>
               </w:rPr>
-              <w:t>Cài/mở khóa ví, tải lại trang và nhấn Connect Arc wallet.</w:t>
+              <w:t>Kiểm tra số dư USDC, allowance, amount due mới nhất và chữ ký đúng ví buyer.</w:t>
             </w:r>
           </w:p>
         </w:tc>
@@ -2181,8 +2757,8 @@
       <w:tr>
         <w:tc>
           <w:tcPr>
-            <w:tcW w:type="dxa" w:w="2300"/>
-            <w:vAlign w:val="center"/>
+            <w:tcW w:type="dxa" w:w="2700"/>
+            <w:shd w:fill="FFFDF8"/>
             <w:tcMar>
               <w:top w:w="80" w:type="dxa"/>
               <w:start w:w="120" w:type="dxa"/>
@@ -2191,23 +2767,22 @@
             </w:tcMar>
           </w:tcPr>
           <w:p>
-            <w:pPr>
-              <w:spacing w:before="40" w:after="40" w:line="276" w:lineRule="auto"/>
-            </w:pPr>
             <w:r>
               <w:rPr>
-                <w:rFonts w:ascii="Calibri" w:hAnsi="Calibri" w:eastAsia="Calibri"/>
-                <w:color w:val="171712"/>
+                <w:rFonts w:ascii="Calibri" w:hAnsi="Calibri"/>
+                <w:b/>
+                <w:i w:val="0"/>
+                <w:color w:val="0C665A"/>
                 <w:sz w:val="21"/>
               </w:rPr>
-              <w:t>Wrong network</w:t>
+              <w:t>Không thấy Seller hub</w:t>
             </w:r>
           </w:p>
         </w:tc>
         <w:tc>
           <w:tcPr>
-            <w:tcW w:type="dxa" w:w="3300"/>
-            <w:vAlign w:val="center"/>
+            <w:tcW w:type="dxa" w:w="6660"/>
+            <w:shd w:fill="FFFDF8"/>
             <w:tcMar>
               <w:top w:w="80" w:type="dxa"/>
               <w:start w:w="120" w:type="dxa"/>
@@ -2216,23 +2791,331 @@
             </w:tcMar>
           </w:tcPr>
           <w:p>
+            <w:r>
+              <w:rPr>
+                <w:rFonts w:ascii="Calibri" w:hAnsi="Calibri"/>
+                <w:b w:val="0"/>
+                <w:i w:val="0"/>
+                <w:color w:val="17211D"/>
+                <w:sz w:val="21"/>
+              </w:rPr>
+              <w:t>Ví hiện tại không có role seller/admin hoặc không khớp merchant contract.</w:t>
+            </w:r>
+          </w:p>
+        </w:tc>
+      </w:tr>
+    </w:tbl>
+    <w:p>
+      <w:pPr>
+        <w:spacing w:after="20"/>
+      </w:pPr>
+    </w:p>
+    <w:tbl>
+      <w:tblPr>
+        <w:tblW w:type="dxa" w:w="9360"/>
+        <w:tblLayout w:type="fixed"/>
+        <w:tblLook w:firstColumn="1" w:firstRow="1" w:lastColumn="0" w:lastRow="0" w:noHBand="0" w:noVBand="1" w:val="04A0"/>
+        <w:jc w:val="left"/>
+        <w:tblInd w:w="120" w:type="dxa"/>
+      </w:tblPr>
+      <w:tblGrid>
+        <w:gridCol w:w="1500"/>
+        <w:gridCol w:w="7860"/>
+      </w:tblGrid>
+      <w:tr>
+        <w:tc>
+          <w:tcPr>
+            <w:tcW w:type="dxa" w:w="1500"/>
+            <w:tcMar>
+              <w:top w:w="80" w:type="dxa"/>
+              <w:start w:w="120" w:type="dxa"/>
+              <w:bottom w:w="80" w:type="dxa"/>
+              <w:end w:w="120" w:type="dxa"/>
+            </w:tcMar>
+            <w:shd w:fill="D94B32"/>
+            <w:vAlign w:val="center"/>
+          </w:tcPr>
+          <w:p>
             <w:pPr>
-              <w:spacing w:before="40" w:after="40" w:line="276" w:lineRule="auto"/>
+              <w:jc w:val="center"/>
             </w:pPr>
             <w:r>
               <w:rPr>
-                <w:rFonts w:ascii="Calibri" w:hAnsi="Calibri" w:eastAsia="Calibri"/>
-                <w:color w:val="171712"/>
-                <w:sz w:val="21"/>
+                <w:rFonts w:ascii="Calibri" w:hAnsi="Calibri"/>
+                <w:b/>
+                <w:i w:val="0"/>
+                <w:color w:val="FFFDF8"/>
+                <w:sz w:val="20"/>
               </w:rPr>
-              <w:t>Ví đang ở mạng khác.</w:t>
+              <w:t>BẢO MẬT</w:t>
             </w:r>
           </w:p>
         </w:tc>
         <w:tc>
           <w:tcPr>
-            <w:tcW w:type="dxa" w:w="3760"/>
+            <w:tcW w:type="dxa" w:w="7860"/>
+            <w:tcMar>
+              <w:top w:w="80" w:type="dxa"/>
+              <w:start w:w="120" w:type="dxa"/>
+              <w:bottom w:w="80" w:type="dxa"/>
+              <w:end w:w="120" w:type="dxa"/>
+            </w:tcMar>
+            <w:shd w:fill="F7DAD3"/>
             <w:vAlign w:val="center"/>
+          </w:tcPr>
+          <w:p>
+            <w:r>
+              <w:rPr>
+                <w:rFonts w:ascii="Calibri" w:hAnsi="Calibri"/>
+                <w:b/>
+                <w:i w:val="0"/>
+                <w:color w:val="17211D"/>
+                <w:sz w:val="21"/>
+              </w:rPr>
+              <w:t>Không chia sẻ seed phrase, private key, OTP hoặc file ví. Luôn đọc địa chỉ nhận và số USDC trong ví trước khi ký.</w:t>
+            </w:r>
+          </w:p>
+        </w:tc>
+      </w:tr>
+    </w:tbl>
+    <w:p>
+      <w:pPr>
+        <w:spacing w:after="20"/>
+      </w:pPr>
+    </w:p>
+    <w:p>
+      <w:r>
+        <w:br w:type="page"/>
+      </w:r>
+    </w:p>
+    <w:p>
+      <w:pPr>
+        <w:keepNext/>
+        <w:spacing w:before="0" w:after="120"/>
+      </w:pPr>
+      <w:r>
+        <w:rPr>
+          <w:rFonts w:ascii="Calibri" w:hAnsi="Calibri"/>
+          <w:b/>
+          <w:i w:val="0"/>
+          <w:color w:val="17211D"/>
+          <w:sz w:val="52"/>
+        </w:rPr>
+        <w:t>7. Checklist nghiệm thu và liên kết</w:t>
+      </w:r>
+    </w:p>
+    <w:p>
+      <w:pPr>
+        <w:spacing w:after="320"/>
+      </w:pPr>
+      <w:r>
+        <w:rPr>
+          <w:rFonts w:ascii="Calibri" w:hAnsi="Calibri"/>
+          <w:b w:val="0"/>
+          <w:i w:val="0"/>
+          <w:color w:val="6F746E"/>
+          <w:sz w:val="24"/>
+        </w:rPr>
+        <w:t>Bộ nộp cuối không dùng placeholder; mỗi liên kết bên dưới là địa chỉ công khai.</w:t>
+      </w:r>
+    </w:p>
+    <w:p>
+      <w:pPr>
+        <w:pStyle w:val="Heading2"/>
+        <w:keepNext/>
+      </w:pPr>
+      <w:r>
+        <w:t>7.1 Checklist MVP</w:t>
+      </w:r>
+    </w:p>
+    <w:p>
+      <w:pPr>
+        <w:pStyle w:val="VPBullet"/>
+        <w:spacing w:after="80" w:line="300" w:lineRule="auto"/>
+      </w:pPr>
+      <w:r>
+        <w:rPr>
+          <w:rFonts w:ascii="Calibri" w:hAnsi="Calibri"/>
+          <w:b w:val="0"/>
+          <w:i w:val="0"/>
+          <w:color w:val="17211D"/>
+          <w:sz w:val="22"/>
+        </w:rPr>
+        <w:t>Marketplace tải catalog thật và lưu giỏ hàng theo ví.</w:t>
+      </w:r>
+    </w:p>
+    <w:p>
+      <w:pPr>
+        <w:pStyle w:val="VPBullet"/>
+        <w:spacing w:after="80" w:line="300" w:lineRule="auto"/>
+      </w:pPr>
+      <w:r>
+        <w:rPr>
+          <w:rFonts w:ascii="Calibri" w:hAnsi="Calibri"/>
+          <w:b w:val="0"/>
+          <w:i w:val="0"/>
+          <w:color w:val="17211D"/>
+          <w:sz w:val="22"/>
+        </w:rPr>
+        <w:t>Connect / Disconnect wallet hoạt động trên Arc Testnet.</w:t>
+      </w:r>
+    </w:p>
+    <w:p>
+      <w:pPr>
+        <w:pStyle w:val="VPBullet"/>
+        <w:spacing w:after="80" w:line="300" w:lineRule="auto"/>
+      </w:pPr>
+      <w:r>
+        <w:rPr>
+          <w:rFonts w:ascii="Calibri" w:hAnsi="Calibri"/>
+          <w:b w:val="0"/>
+          <w:i w:val="0"/>
+          <w:color w:val="17211D"/>
+          <w:sz w:val="22"/>
+        </w:rPr>
+        <w:t>Ví đủ tiền chuyển đúng giá trị đơn sang merchant bằng USDC.</w:t>
+      </w:r>
+    </w:p>
+    <w:p>
+      <w:pPr>
+        <w:pStyle w:val="VPBullet"/>
+        <w:spacing w:after="80" w:line="300" w:lineRule="auto"/>
+      </w:pPr>
+      <w:r>
+        <w:rPr>
+          <w:rFonts w:ascii="Calibri" w:hAnsi="Calibri"/>
+          <w:b w:val="0"/>
+          <w:i w:val="0"/>
+          <w:color w:val="17211D"/>
+          <w:sz w:val="22"/>
+        </w:rPr>
+        <w:t>Ví thiếu tiền tạo yêu cầu; merchant phải ký để mở nợ.</w:t>
+      </w:r>
+    </w:p>
+    <w:p>
+      <w:pPr>
+        <w:pStyle w:val="VPBullet"/>
+        <w:spacing w:after="80" w:line="300" w:lineRule="auto"/>
+      </w:pPr>
+      <w:r>
+        <w:rPr>
+          <w:rFonts w:ascii="Calibri" w:hAnsi="Calibri"/>
+          <w:b w:val="0"/>
+          <w:i w:val="0"/>
+          <w:color w:val="17211D"/>
+          <w:sz w:val="22"/>
+        </w:rPr>
+        <w:t>My orders tách PAID và CREDIT ACTIVE, có ngày giờ, APR, lãi và amount due từng đơn.</w:t>
+      </w:r>
+    </w:p>
+    <w:p>
+      <w:pPr>
+        <w:pStyle w:val="VPBullet"/>
+        <w:spacing w:after="80" w:line="300" w:lineRule="auto"/>
+      </w:pPr>
+      <w:r>
+        <w:rPr>
+          <w:rFonts w:ascii="Calibri" w:hAnsi="Calibri"/>
+          <w:b w:val="0"/>
+          <w:i w:val="0"/>
+          <w:color w:val="17211D"/>
+          <w:sz w:val="22"/>
+        </w:rPr>
+        <w:t>Buyer approve và repayInFull; Arcscan hiển thị transaction cuối.</w:t>
+      </w:r>
+    </w:p>
+    <w:p>
+      <w:pPr>
+        <w:pStyle w:val="VPBullet"/>
+        <w:spacing w:after="80" w:line="300" w:lineRule="auto"/>
+      </w:pPr>
+      <w:r>
+        <w:rPr>
+          <w:rFonts w:ascii="Calibri" w:hAnsi="Calibri"/>
+          <w:b w:val="0"/>
+          <w:i w:val="0"/>
+          <w:color w:val="17211D"/>
+          <w:sz w:val="22"/>
+        </w:rPr>
+        <w:t>Seller hub chỉ hiện với role hợp lệ.</w:t>
+      </w:r>
+    </w:p>
+    <w:p>
+      <w:pPr>
+        <w:pStyle w:val="Heading2"/>
+        <w:keepNext/>
+      </w:pPr>
+      <w:r>
+        <w:t>7.2 Bộ nộp cuối</w:t>
+      </w:r>
+    </w:p>
+    <w:tbl>
+      <w:tblPr>
+        <w:tblW w:type="dxa" w:w="9360"/>
+        <w:tblLayout w:type="fixed"/>
+        <w:tblLook w:firstColumn="1" w:firstRow="1" w:lastColumn="0" w:lastRow="0" w:noHBand="0" w:noVBand="1" w:val="04A0"/>
+        <w:jc w:val="left"/>
+        <w:tblInd w:w="120" w:type="dxa"/>
+      </w:tblPr>
+      <w:tblGrid>
+        <w:gridCol w:w="2700"/>
+        <w:gridCol w:w="6660"/>
+      </w:tblGrid>
+      <w:tr>
+        <w:tc>
+          <w:tcPr>
+            <w:tcW w:type="dxa" w:w="2700"/>
+            <w:tcMar>
+              <w:top w:w="80" w:type="dxa"/>
+              <w:start w:w="120" w:type="dxa"/>
+              <w:bottom w:w="80" w:type="dxa"/>
+              <w:end w:w="120" w:type="dxa"/>
+            </w:tcMar>
+            <w:shd w:fill="17211D"/>
+          </w:tcPr>
+          <w:p>
+            <w:r>
+              <w:rPr>
+                <w:rFonts w:ascii="Calibri" w:hAnsi="Calibri"/>
+                <w:b/>
+                <w:i w:val="0"/>
+                <w:color w:val="FFFDF8"/>
+                <w:sz w:val="20"/>
+              </w:rPr>
+              <w:t>Artifact</w:t>
+            </w:r>
+          </w:p>
+        </w:tc>
+        <w:tc>
+          <w:tcPr>
+            <w:tcW w:type="dxa" w:w="6660"/>
+            <w:tcMar>
+              <w:top w:w="80" w:type="dxa"/>
+              <w:start w:w="120" w:type="dxa"/>
+              <w:bottom w:w="80" w:type="dxa"/>
+              <w:end w:w="120" w:type="dxa"/>
+            </w:tcMar>
+            <w:shd w:fill="17211D"/>
+          </w:tcPr>
+          <w:p>
+            <w:r>
+              <w:rPr>
+                <w:rFonts w:ascii="Calibri" w:hAnsi="Calibri"/>
+                <w:b/>
+                <w:i w:val="0"/>
+                <w:color w:val="FFFDF8"/>
+                <w:sz w:val="20"/>
+              </w:rPr>
+              <w:t>Liên kết công khai</w:t>
+            </w:r>
+          </w:p>
+        </w:tc>
+      </w:tr>
+      <w:tr>
+        <w:tc>
+          <w:tcPr>
+            <w:tcW w:type="dxa" w:w="2700"/>
+            <w:shd w:fill="FFFDF8"/>
             <w:tcMar>
               <w:top w:w="80" w:type="dxa"/>
               <w:start w:w="120" w:type="dxa"/>
@@ -2241,25 +3124,22 @@
             </w:tcMar>
           </w:tcPr>
           <w:p>
-            <w:pPr>
-              <w:spacing w:before="40" w:after="40" w:line="276" w:lineRule="auto"/>
-            </w:pPr>
             <w:r>
               <w:rPr>
-                <w:rFonts w:ascii="Calibri" w:hAnsi="Calibri" w:eastAsia="Calibri"/>
-                <w:color w:val="171712"/>
+                <w:rFonts w:ascii="Calibri" w:hAnsi="Calibri"/>
+                <w:b/>
+                <w:i w:val="0"/>
+                <w:color w:val="0C665A"/>
                 <w:sz w:val="21"/>
               </w:rPr>
-              <w:t>Chấp nhận yêu cầu chuyển mạng hoặc chọn Arc Testnet thủ công.</w:t>
+              <w:t>Live MVP</w:t>
             </w:r>
           </w:p>
         </w:tc>
-      </w:tr>
-      <w:tr>
         <w:tc>
           <w:tcPr>
-            <w:tcW w:type="dxa" w:w="2300"/>
-            <w:vAlign w:val="center"/>
+            <w:tcW w:type="dxa" w:w="6660"/>
+            <w:shd w:fill="FFFDF8"/>
             <w:tcMar>
               <w:top w:w="80" w:type="dxa"/>
               <w:start w:w="120" w:type="dxa"/>
@@ -2268,23 +3148,26 @@
             </w:tcMar>
           </w:tcPr>
           <w:p>
-            <w:pPr>
-              <w:spacing w:before="40" w:after="40" w:line="276" w:lineRule="auto"/>
-            </w:pPr>
-            <w:r>
-              <w:rPr>
-                <w:rFonts w:ascii="Calibri" w:hAnsi="Calibri" w:eastAsia="Calibri"/>
-                <w:color w:val="171712"/>
-                <w:sz w:val="21"/>
-              </w:rPr>
-              <w:t>USDC balance unavailable</w:t>
-            </w:r>
+            <w:hyperlink r:id="rId12">
+              <w:r>
+                <w:rPr>
+                  <w:rFonts w:ascii="Calibri" w:hAnsi="Calibri"/>
+                  <w:color w:val="0C665A"/>
+                  <w:sz w:val="22"/>
+                  <w:u w:val="single"/>
+                  <w:b/>
+                </w:rPr>
+                <w:t>https://vpork.xyz/</w:t>
+              </w:r>
+            </w:hyperlink>
           </w:p>
         </w:tc>
+      </w:tr>
+      <w:tr>
         <w:tc>
           <w:tcPr>
-            <w:tcW w:type="dxa" w:w="3300"/>
-            <w:vAlign w:val="center"/>
+            <w:tcW w:type="dxa" w:w="2700"/>
+            <w:shd w:fill="F4F1E9"/>
             <w:tcMar>
               <w:top w:w="80" w:type="dxa"/>
               <w:start w:w="120" w:type="dxa"/>
@@ -2293,23 +3176,22 @@
             </w:tcMar>
           </w:tcPr>
           <w:p>
-            <w:pPr>
-              <w:spacing w:before="40" w:after="40" w:line="276" w:lineRule="auto"/>
-            </w:pPr>
             <w:r>
               <w:rPr>
-                <w:rFonts w:ascii="Calibri" w:hAnsi="Calibri" w:eastAsia="Calibri"/>
-                <w:color w:val="171712"/>
+                <w:rFonts w:ascii="Calibri" w:hAnsi="Calibri"/>
+                <w:b/>
+                <w:i w:val="0"/>
+                <w:color w:val="0C665A"/>
                 <w:sz w:val="21"/>
               </w:rPr>
-              <w:t>RPC tạm gián đoạn hoặc ví chưa có test USDC.</w:t>
+              <w:t>Final submission hub</w:t>
             </w:r>
           </w:p>
         </w:tc>
         <w:tc>
           <w:tcPr>
-            <w:tcW w:type="dxa" w:w="3760"/>
-            <w:vAlign w:val="center"/>
+            <w:tcW w:type="dxa" w:w="6660"/>
+            <w:shd w:fill="F4F1E9"/>
             <w:tcMar>
               <w:top w:w="80" w:type="dxa"/>
               <w:start w:w="120" w:type="dxa"/>
@@ -2318,25 +3200,26 @@
             </w:tcMar>
           </w:tcPr>
           <w:p>
-            <w:pPr>
-              <w:spacing w:before="40" w:after="40" w:line="276" w:lineRule="auto"/>
-            </w:pPr>
-            <w:r>
-              <w:rPr>
-                <w:rFonts w:ascii="Calibri" w:hAnsi="Calibri" w:eastAsia="Calibri"/>
-                <w:color w:val="171712"/>
-                <w:sz w:val="21"/>
-              </w:rPr>
-              <w:t>Tải lại, kiểm tra RPC và nhận test USDC từ faucet.</w:t>
-            </w:r>
+            <w:hyperlink r:id="rId13">
+              <w:r>
+                <w:rPr>
+                  <w:rFonts w:ascii="Calibri" w:hAnsi="Calibri"/>
+                  <w:color w:val="0C665A"/>
+                  <w:sz w:val="22"/>
+                  <w:u w:val="single"/>
+                  <w:b/>
+                </w:rPr>
+                <w:t>https://vpork.xyz/submission.html</w:t>
+              </w:r>
+            </w:hyperlink>
           </w:p>
         </w:tc>
       </w:tr>
       <w:tr>
         <w:tc>
           <w:tcPr>
-            <w:tcW w:type="dxa" w:w="2300"/>
-            <w:vAlign w:val="center"/>
+            <w:tcW w:type="dxa" w:w="2700"/>
+            <w:shd w:fill="FFFDF8"/>
             <w:tcMar>
               <w:top w:w="80" w:type="dxa"/>
               <w:start w:w="120" w:type="dxa"/>
@@ -2345,23 +3228,22 @@
             </w:tcMar>
           </w:tcPr>
           <w:p>
-            <w:pPr>
-              <w:spacing w:before="40" w:after="40" w:line="276" w:lineRule="auto"/>
-            </w:pPr>
             <w:r>
               <w:rPr>
-                <w:rFonts w:ascii="Calibri" w:hAnsi="Calibri" w:eastAsia="Calibri"/>
-                <w:color w:val="171712"/>
+                <w:rFonts w:ascii="Calibri" w:hAnsi="Calibri"/>
+                <w:b/>
+                <w:i w:val="0"/>
+                <w:color w:val="0C665A"/>
                 <w:sz w:val="21"/>
               </w:rPr>
-              <w:t>Contract not verified</w:t>
+              <w:t>Public repository</w:t>
             </w:r>
           </w:p>
         </w:tc>
         <w:tc>
           <w:tcPr>
-            <w:tcW w:type="dxa" w:w="3300"/>
-            <w:vAlign w:val="center"/>
+            <w:tcW w:type="dxa" w:w="6660"/>
+            <w:shd w:fill="FFFDF8"/>
             <w:tcMar>
               <w:top w:w="80" w:type="dxa"/>
               <w:start w:w="120" w:type="dxa"/>
@@ -2370,23 +3252,26 @@
             </w:tcMar>
           </w:tcPr>
           <w:p>
-            <w:pPr>
-              <w:spacing w:before="40" w:after="40" w:line="276" w:lineRule="auto"/>
-            </w:pPr>
-            <w:r>
-              <w:rPr>
-                <w:rFonts w:ascii="Calibri" w:hAnsi="Calibri" w:eastAsia="Calibri"/>
-                <w:color w:val="171712"/>
-                <w:sz w:val="21"/>
-              </w:rPr>
-              <w:t>Sai địa chỉ, không có bytecode hoặc không phải v1.1.</w:t>
-            </w:r>
+            <w:hyperlink r:id="rId14">
+              <w:r>
+                <w:rPr>
+                  <w:rFonts w:ascii="Calibri" w:hAnsi="Calibri"/>
+                  <w:color w:val="0C665A"/>
+                  <w:sz w:val="22"/>
+                  <w:u w:val="single"/>
+                  <w:b/>
+                </w:rPr>
+                <w:t>https://github.com/vybao39-rgb/porkpay</w:t>
+              </w:r>
+            </w:hyperlink>
           </w:p>
         </w:tc>
+      </w:tr>
+      <w:tr>
         <w:tc>
           <w:tcPr>
-            <w:tcW w:type="dxa" w:w="3760"/>
-            <w:vAlign w:val="center"/>
+            <w:tcW w:type="dxa" w:w="2700"/>
+            <w:shd w:fill="F4F1E9"/>
             <w:tcMar>
               <w:top w:w="80" w:type="dxa"/>
               <w:start w:w="120" w:type="dxa"/>
@@ -2395,25 +3280,22 @@
             </w:tcMar>
           </w:tcPr>
           <w:p>
-            <w:pPr>
-              <w:spacing w:before="40" w:after="40" w:line="276" w:lineRule="auto"/>
-            </w:pPr>
             <w:r>
               <w:rPr>
-                <w:rFonts w:ascii="Calibri" w:hAnsi="Calibri" w:eastAsia="Calibri"/>
-                <w:color w:val="171712"/>
+                <w:rFonts w:ascii="Calibri" w:hAnsi="Calibri"/>
+                <w:b/>
+                <w:i w:val="0"/>
+                <w:color w:val="0C665A"/>
                 <w:sz w:val="21"/>
               </w:rPr>
-              <w:t>Đối chiếu Arcscan; dùng địa chỉ triển khai từ Seller hub.</w:t>
+              <w:t>3-minute demo</w:t>
             </w:r>
           </w:p>
         </w:tc>
-      </w:tr>
-      <w:tr>
         <w:tc>
           <w:tcPr>
-            <w:tcW w:type="dxa" w:w="2300"/>
-            <w:vAlign w:val="center"/>
+            <w:tcW w:type="dxa" w:w="6660"/>
+            <w:shd w:fill="F4F1E9"/>
             <w:tcMar>
               <w:top w:w="80" w:type="dxa"/>
               <w:start w:w="120" w:type="dxa"/>
@@ -2422,23 +3304,26 @@
             </w:tcMar>
           </w:tcPr>
           <w:p>
-            <w:pPr>
-              <w:spacing w:before="40" w:after="40" w:line="276" w:lineRule="auto"/>
-            </w:pPr>
-            <w:r>
-              <w:rPr>
-                <w:rFonts w:ascii="Calibri" w:hAnsi="Calibri" w:eastAsia="Calibri"/>
-                <w:color w:val="171712"/>
-                <w:sz w:val="21"/>
-              </w:rPr>
-              <w:t>Only merchant can approve</w:t>
-            </w:r>
+            <w:hyperlink r:id="rId15">
+              <w:r>
+                <w:rPr>
+                  <w:rFonts w:ascii="Calibri" w:hAnsi="Calibri"/>
+                  <w:color w:val="0C665A"/>
+                  <w:sz w:val="22"/>
+                  <w:u w:val="single"/>
+                  <w:b/>
+                </w:rPr>
+                <w:t>https://vpork.xyz/VPorkPay-Final-Demo.mp4</w:t>
+              </w:r>
+            </w:hyperlink>
           </w:p>
         </w:tc>
+      </w:tr>
+      <w:tr>
         <w:tc>
           <w:tcPr>
-            <w:tcW w:type="dxa" w:w="3300"/>
-            <w:vAlign w:val="center"/>
+            <w:tcW w:type="dxa" w:w="2700"/>
+            <w:shd w:fill="FFFDF8"/>
             <w:tcMar>
               <w:top w:w="80" w:type="dxa"/>
               <w:start w:w="120" w:type="dxa"/>
@@ -2447,23 +3332,22 @@
             </w:tcMar>
           </w:tcPr>
           <w:p>
-            <w:pPr>
-              <w:spacing w:before="40" w:after="40" w:line="276" w:lineRule="auto"/>
-            </w:pPr>
             <w:r>
               <w:rPr>
-                <w:rFonts w:ascii="Calibri" w:hAnsi="Calibri" w:eastAsia="Calibri"/>
-                <w:color w:val="171712"/>
+                <w:rFonts w:ascii="Calibri" w:hAnsi="Calibri"/>
+                <w:b/>
+                <w:i w:val="0"/>
+                <w:color w:val="0C665A"/>
                 <w:sz w:val="21"/>
               </w:rPr>
-              <w:t>Đang dùng ví khác với ví triển khai.</w:t>
+              <w:t>Final deck</w:t>
             </w:r>
           </w:p>
         </w:tc>
         <w:tc>
           <w:tcPr>
-            <w:tcW w:type="dxa" w:w="3760"/>
-            <w:vAlign w:val="center"/>
+            <w:tcW w:type="dxa" w:w="6660"/>
+            <w:shd w:fill="FFFDF8"/>
             <w:tcMar>
               <w:top w:w="80" w:type="dxa"/>
               <w:start w:w="120" w:type="dxa"/>
@@ -2472,25 +3356,26 @@
             </w:tcMar>
           </w:tcPr>
           <w:p>
-            <w:pPr>
-              <w:spacing w:before="40" w:after="40" w:line="276" w:lineRule="auto"/>
-            </w:pPr>
-            <w:r>
-              <w:rPr>
-                <w:rFonts w:ascii="Calibri" w:hAnsi="Calibri" w:eastAsia="Calibri"/>
-                <w:color w:val="171712"/>
-                <w:sz w:val="21"/>
-              </w:rPr>
-              <w:t>Chuyển về đúng ví shop owner.</w:t>
-            </w:r>
+            <w:hyperlink r:id="rId16">
+              <w:r>
+                <w:rPr>
+                  <w:rFonts w:ascii="Calibri" w:hAnsi="Calibri"/>
+                  <w:color w:val="0C665A"/>
+                  <w:sz w:val="22"/>
+                  <w:u w:val="single"/>
+                  <w:b/>
+                </w:rPr>
+                <w:t>https://vpork.xyz/VPorkPay-Final-Submission-Deck.pptx</w:t>
+              </w:r>
+            </w:hyperlink>
           </w:p>
         </w:tc>
       </w:tr>
       <w:tr>
         <w:tc>
           <w:tcPr>
-            <w:tcW w:type="dxa" w:w="2300"/>
-            <w:vAlign w:val="center"/>
+            <w:tcW w:type="dxa" w:w="2700"/>
+            <w:shd w:fill="F4F1E9"/>
             <w:tcMar>
               <w:top w:w="80" w:type="dxa"/>
               <w:start w:w="120" w:type="dxa"/>
@@ -2499,23 +3384,22 @@
             </w:tcMar>
           </w:tcPr>
           <w:p>
-            <w:pPr>
-              <w:spacing w:before="40" w:after="40" w:line="276" w:lineRule="auto"/>
-            </w:pPr>
             <w:r>
               <w:rPr>
-                <w:rFonts w:ascii="Calibri" w:hAnsi="Calibri" w:eastAsia="Calibri"/>
-                <w:color w:val="171712"/>
+                <w:rFonts w:ascii="Calibri" w:hAnsi="Calibri"/>
+                <w:b/>
+                <w:i w:val="0"/>
+                <w:color w:val="0C665A"/>
                 <w:sz w:val="21"/>
               </w:rPr>
-              <w:t>Only buyer can repay</w:t>
+              <w:t>Interactive deck</w:t>
             </w:r>
           </w:p>
         </w:tc>
         <w:tc>
           <w:tcPr>
-            <w:tcW w:type="dxa" w:w="3300"/>
-            <w:vAlign w:val="center"/>
+            <w:tcW w:type="dxa" w:w="6660"/>
+            <w:shd w:fill="F4F1E9"/>
             <w:tcMar>
               <w:top w:w="80" w:type="dxa"/>
               <w:start w:w="120" w:type="dxa"/>
@@ -2524,23 +3408,26 @@
             </w:tcMar>
           </w:tcPr>
           <w:p>
-            <w:pPr>
-              <w:spacing w:before="40" w:after="40" w:line="276" w:lineRule="auto"/>
-            </w:pPr>
-            <w:r>
-              <w:rPr>
-                <w:rFonts w:ascii="Calibri" w:hAnsi="Calibri" w:eastAsia="Calibri"/>
-                <w:color w:val="171712"/>
-                <w:sz w:val="21"/>
-              </w:rPr>
-              <w:t>Đang dùng ví không phải người mua của khoản nợ.</w:t>
-            </w:r>
+            <w:hyperlink r:id="rId17">
+              <w:r>
+                <w:rPr>
+                  <w:rFonts w:ascii="Calibri" w:hAnsi="Calibri"/>
+                  <w:color w:val="0C665A"/>
+                  <w:sz w:val="22"/>
+                  <w:u w:val="single"/>
+                  <w:b/>
+                </w:rPr>
+                <w:t>https://vpork.xyz/presentation.html</w:t>
+              </w:r>
+            </w:hyperlink>
           </w:p>
         </w:tc>
+      </w:tr>
+      <w:tr>
         <w:tc>
           <w:tcPr>
-            <w:tcW w:type="dxa" w:w="3760"/>
-            <w:vAlign w:val="center"/>
+            <w:tcW w:type="dxa" w:w="2700"/>
+            <w:shd w:fill="FFFDF8"/>
             <w:tcMar>
               <w:top w:w="80" w:type="dxa"/>
               <w:start w:w="120" w:type="dxa"/>
@@ -2549,25 +3436,22 @@
             </w:tcMar>
           </w:tcPr>
           <w:p>
-            <w:pPr>
-              <w:spacing w:before="40" w:after="40" w:line="276" w:lineRule="auto"/>
-            </w:pPr>
             <w:r>
               <w:rPr>
-                <w:rFonts w:ascii="Calibri" w:hAnsi="Calibri" w:eastAsia="Calibri"/>
-                <w:color w:val="171712"/>
+                <w:rFonts w:ascii="Calibri" w:hAnsi="Calibri"/>
+                <w:b/>
+                <w:i w:val="0"/>
+                <w:color w:val="0C665A"/>
                 <w:sz w:val="21"/>
               </w:rPr>
-              <w:t>Chuyển về đúng ví buyer được ghi onchain.</w:t>
+              <w:t>Verified contract</w:t>
             </w:r>
           </w:p>
         </w:tc>
-      </w:tr>
-      <w:tr>
         <w:tc>
           <w:tcPr>
-            <w:tcW w:type="dxa" w:w="2300"/>
-            <w:vAlign w:val="center"/>
+            <w:tcW w:type="dxa" w:w="6660"/>
+            <w:shd w:fill="FFFDF8"/>
             <w:tcMar>
               <w:top w:w="80" w:type="dxa"/>
               <w:start w:w="120" w:type="dxa"/>
@@ -2576,143 +3460,85 @@
             </w:tcMar>
           </w:tcPr>
           <w:p>
-            <w:pPr>
-              <w:spacing w:before="40" w:after="40" w:line="276" w:lineRule="auto"/>
-            </w:pPr>
-            <w:r>
-              <w:rPr>
-                <w:rFonts w:ascii="Calibri" w:hAnsi="Calibri" w:eastAsia="Calibri"/>
-                <w:color w:val="171712"/>
-                <w:sz w:val="21"/>
-              </w:rPr>
-              <w:t>Not enough testnet USDC</w:t>
-            </w:r>
+            <w:hyperlink r:id="rId18">
+              <w:r>
+                <w:rPr>
+                  <w:rFonts w:ascii="Calibri" w:hAnsi="Calibri"/>
+                  <w:color w:val="0C665A"/>
+                  <w:sz w:val="22"/>
+                  <w:u w:val="single"/>
+                  <w:b/>
+                </w:rPr>
+                <w:t>https://testnet.arcscan.app/address/0xd9dAB755431664aDA2D13868674Ddb43FfDEF396?tab=contract</w:t>
+              </w:r>
+            </w:hyperlink>
           </w:p>
         </w:tc>
+      </w:tr>
+    </w:tbl>
+    <w:tbl>
+      <w:tblPr>
+        <w:tblW w:type="dxa" w:w="9360"/>
+        <w:tblLayout w:type="fixed"/>
+        <w:tblLook w:firstColumn="1" w:firstRow="1" w:lastColumn="0" w:lastRow="0" w:noHBand="0" w:noVBand="1" w:val="04A0"/>
+        <w:jc w:val="left"/>
+        <w:tblInd w:w="120" w:type="dxa"/>
+      </w:tblPr>
+      <w:tblGrid>
+        <w:gridCol w:w="1500"/>
+        <w:gridCol w:w="7860"/>
+      </w:tblGrid>
+      <w:tr>
         <w:tc>
           <w:tcPr>
-            <w:tcW w:type="dxa" w:w="3300"/>
-            <w:vAlign w:val="center"/>
+            <w:tcW w:type="dxa" w:w="1500"/>
             <w:tcMar>
               <w:top w:w="80" w:type="dxa"/>
               <w:start w:w="120" w:type="dxa"/>
               <w:bottom w:w="80" w:type="dxa"/>
               <w:end w:w="120" w:type="dxa"/>
             </w:tcMar>
+            <w:shd w:fill="805B00"/>
+            <w:vAlign w:val="center"/>
           </w:tcPr>
           <w:p>
             <w:pPr>
-              <w:spacing w:before="40" w:after="40" w:line="276" w:lineRule="auto"/>
+              <w:jc w:val="center"/>
             </w:pPr>
             <w:r>
               <w:rPr>
-                <w:rFonts w:ascii="Calibri" w:hAnsi="Calibri" w:eastAsia="Calibri"/>
-                <w:color w:val="171712"/>
-                <w:sz w:val="21"/>
+                <w:rFonts w:ascii="Calibri" w:hAnsi="Calibri"/>
+                <w:b/>
+                <w:i w:val="0"/>
+                <w:color w:val="FFFDF8"/>
+                <w:sz w:val="20"/>
               </w:rPr>
-              <w:t>Số dư thấp hơn amount due hoặc phí gas.</w:t>
+              <w:t>PHẠM VI</w:t>
             </w:r>
           </w:p>
         </w:tc>
         <w:tc>
           <w:tcPr>
-            <w:tcW w:type="dxa" w:w="3760"/>
-            <w:vAlign w:val="center"/>
+            <w:tcW w:type="dxa" w:w="7860"/>
             <w:tcMar>
               <w:top w:w="80" w:type="dxa"/>
               <w:start w:w="120" w:type="dxa"/>
               <w:bottom w:w="80" w:type="dxa"/>
               <w:end w:w="120" w:type="dxa"/>
             </w:tcMar>
+            <w:shd w:fill="F8E8AE"/>
+            <w:vAlign w:val="center"/>
           </w:tcPr>
           <w:p>
-            <w:pPr>
-              <w:spacing w:before="40" w:after="40" w:line="276" w:lineRule="auto"/>
-            </w:pPr>
             <w:r>
               <w:rPr>
-                <w:rFonts w:ascii="Calibri" w:hAnsi="Calibri" w:eastAsia="Calibri"/>
-                <w:color w:val="171712"/>
+                <w:rFonts w:ascii="Calibri" w:hAnsi="Calibri"/>
+                <w:b/>
+                <w:i w:val="0"/>
+                <w:color w:val="17211D"/>
                 <w:sz w:val="21"/>
               </w:rPr>
-              <w:t>Nhận thêm test USDC rồi thử lại.</w:t>
-            </w:r>
-          </w:p>
-        </w:tc>
-      </w:tr>
-      <w:tr>
-        <w:tc>
-          <w:tcPr>
-            <w:tcW w:type="dxa" w:w="2300"/>
-            <w:vAlign w:val="center"/>
-            <w:tcMar>
-              <w:top w:w="80" w:type="dxa"/>
-              <w:start w:w="120" w:type="dxa"/>
-              <w:bottom w:w="80" w:type="dxa"/>
-              <w:end w:w="120" w:type="dxa"/>
-            </w:tcMar>
-          </w:tcPr>
-          <w:p>
-            <w:pPr>
-              <w:spacing w:before="40" w:after="40" w:line="276" w:lineRule="auto"/>
-            </w:pPr>
-            <w:r>
-              <w:rPr>
-                <w:rFonts w:ascii="Calibri" w:hAnsi="Calibri" w:eastAsia="Calibri"/>
-                <w:color w:val="171712"/>
-                <w:sz w:val="21"/>
-              </w:rPr>
-              <w:t>Repayment quote expired</w:t>
-            </w:r>
-          </w:p>
-        </w:tc>
-        <w:tc>
-          <w:tcPr>
-            <w:tcW w:type="dxa" w:w="3300"/>
-            <w:vAlign w:val="center"/>
-            <w:tcMar>
-              <w:top w:w="80" w:type="dxa"/>
-              <w:start w:w="120" w:type="dxa"/>
-              <w:bottom w:w="80" w:type="dxa"/>
-              <w:end w:w="120" w:type="dxa"/>
-            </w:tcMar>
-          </w:tcPr>
-          <w:p>
-            <w:pPr>
-              <w:spacing w:before="40" w:after="40" w:line="276" w:lineRule="auto"/>
-            </w:pPr>
-            <w:r>
-              <w:rPr>
-                <w:rFonts w:ascii="Calibri" w:hAnsi="Calibri" w:eastAsia="Calibri"/>
-                <w:color w:val="171712"/>
-                <w:sz w:val="21"/>
-              </w:rPr>
-              <w:t>Lãi block-time vượt mức tối đa đã approve.</w:t>
-            </w:r>
-          </w:p>
-        </w:tc>
-        <w:tc>
-          <w:tcPr>
-            <w:tcW w:type="dxa" w:w="3760"/>
-            <w:vAlign w:val="center"/>
-            <w:tcMar>
-              <w:top w:w="80" w:type="dxa"/>
-              <w:start w:w="120" w:type="dxa"/>
-              <w:bottom w:w="80" w:type="dxa"/>
-              <w:end w:w="120" w:type="dxa"/>
-            </w:tcMar>
-          </w:tcPr>
-          <w:p>
-            <w:pPr>
-              <w:spacing w:before="40" w:after="40" w:line="276" w:lineRule="auto"/>
-            </w:pPr>
-            <w:r>
-              <w:rPr>
-                <w:rFonts w:ascii="Calibri" w:hAnsi="Calibri" w:eastAsia="Calibri"/>
-                <w:color w:val="171712"/>
-                <w:sz w:val="21"/>
-              </w:rPr>
-              <w:t>Nhấn trả nợ lại để tạo giới hạn mới.</w:t>
+              <w:t>VPorkPay là MVP hackathon trên testnet; chưa được kiểm toán độc lập và không phải sản phẩm tín dụng dùng với tiền thật.</w:t>
             </w:r>
           </w:p>
         </w:tc>
@@ -2720,381 +3546,12 @@
     </w:tbl>
     <w:p>
       <w:pPr>
-        <w:pStyle w:val="Heading2"/>
+        <w:spacing w:after="20"/>
       </w:pPr>
-      <w:r>
-        <w:t>6.1 Nguyên tắc bảo mật</w:t>
-      </w:r>
-    </w:p>
-    <w:p>
-      <w:pPr>
-        <w:numPr>
-          <w:ilvl w:val="0"/>
-          <w:numId w:val="11"/>
-        </w:numPr>
-      </w:pPr>
-      <w:r>
-        <w:rPr>
-          <w:rFonts w:ascii="Calibri" w:hAnsi="Calibri" w:eastAsia="Calibri"/>
-          <w:color w:val="171712"/>
-        </w:rPr>
-        <w:t>Luôn kiểm tra tên mạng Arc Testnet và địa chỉ website trước khi ký.</w:t>
-      </w:r>
-    </w:p>
-    <w:p>
-      <w:pPr>
-        <w:numPr>
-          <w:ilvl w:val="0"/>
-          <w:numId w:val="11"/>
-        </w:numPr>
-      </w:pPr>
-      <w:r>
-        <w:rPr>
-          <w:rFonts w:ascii="Calibri" w:hAnsi="Calibri" w:eastAsia="Calibri"/>
-          <w:color w:val="171712"/>
-        </w:rPr>
-        <w:t>Đọc nội dung transaction trong ví; hủy nếu địa chỉ hoặc số tiền không đúng dự kiến.</w:t>
-      </w:r>
-    </w:p>
-    <w:p>
-      <w:pPr>
-        <w:numPr>
-          <w:ilvl w:val="0"/>
-          <w:numId w:val="11"/>
-        </w:numPr>
-      </w:pPr>
-      <w:r>
-        <w:rPr>
-          <w:rFonts w:ascii="Calibri" w:hAnsi="Calibri" w:eastAsia="Calibri"/>
-          <w:color w:val="171712"/>
-        </w:rPr>
-        <w:t>Không chia sẻ seed phrase, private key, mã OTP hoặc file ví.</w:t>
-      </w:r>
-    </w:p>
-    <w:p>
-      <w:pPr>
-        <w:numPr>
-          <w:ilvl w:val="0"/>
-          <w:numId w:val="11"/>
-        </w:numPr>
-      </w:pPr>
-      <w:r>
-        <w:rPr>
-          <w:rFonts w:ascii="Calibri" w:hAnsi="Calibri" w:eastAsia="Calibri"/>
-          <w:color w:val="171712"/>
-        </w:rPr>
-        <w:t>Không dùng hợp đồng này với tiền thật; mã chưa được kiểm toán độc lập.</w:t>
-      </w:r>
-    </w:p>
-    <w:p>
-      <w:pPr>
-        <w:numPr>
-          <w:ilvl w:val="0"/>
-          <w:numId w:val="11"/>
-        </w:numPr>
-      </w:pPr>
-      <w:r>
-        <w:rPr>
-          <w:rFonts w:ascii="Calibri" w:hAnsi="Calibri" w:eastAsia="Calibri"/>
-          <w:color w:val="171712"/>
-        </w:rPr>
-        <w:t>Arcscan là nguồn kiểm tra transaction hash; giao diện cục bộ không thay thế bằng chứng onchain.</w:t>
-      </w:r>
-    </w:p>
-    <w:p>
-      <w:pPr>
-        <w:pStyle w:val="Heading1"/>
-      </w:pPr>
-      <w:r>
-        <w:t>7. Checklist trình diễn / nghiệm thu</w:t>
-      </w:r>
-    </w:p>
-    <w:p>
-      <w:pPr>
-        <w:numPr>
-          <w:ilvl w:val="0"/>
-          <w:numId w:val="11"/>
-        </w:numPr>
-      </w:pPr>
-      <w:r>
-        <w:rPr>
-          <w:rFonts w:ascii="Calibri" w:hAnsi="Calibri" w:eastAsia="Calibri"/>
-          <w:color w:val="171712"/>
-        </w:rPr>
-        <w:t>Marketplace tải đủ sản phẩm, tìm kiếm và giỏ hàng hoạt động.</w:t>
-      </w:r>
-    </w:p>
-    <w:p>
-      <w:pPr>
-        <w:numPr>
-          <w:ilvl w:val="0"/>
-          <w:numId w:val="11"/>
-        </w:numPr>
-      </w:pPr>
-      <w:r>
-        <w:rPr>
-          <w:rFonts w:ascii="Calibri" w:hAnsi="Calibri" w:eastAsia="Calibri"/>
-          <w:color w:val="171712"/>
-        </w:rPr>
-        <w:t>Ví thật kết nối và chuyển sang chain ID 5042002.</w:t>
-      </w:r>
-    </w:p>
-    <w:p>
-      <w:pPr>
-        <w:numPr>
-          <w:ilvl w:val="0"/>
-          <w:numId w:val="11"/>
-        </w:numPr>
-      </w:pPr>
-      <w:r>
-        <w:rPr>
-          <w:rFonts w:ascii="Calibri" w:hAnsi="Calibri" w:eastAsia="Calibri"/>
-          <w:color w:val="171712"/>
-        </w:rPr>
-        <w:t>Giao dịch proof 0,01 test USDC có transaction hash trên Arcscan.</w:t>
-      </w:r>
-    </w:p>
-    <w:p>
-      <w:pPr>
-        <w:numPr>
-          <w:ilvl w:val="0"/>
-          <w:numId w:val="11"/>
-        </w:numPr>
-      </w:pPr>
-      <w:r>
-        <w:rPr>
-          <w:rFonts w:ascii="Calibri" w:hAnsi="Calibri" w:eastAsia="Calibri"/>
-          <w:color w:val="171712"/>
-        </w:rPr>
-        <w:t>Hợp đồng v1.1 hiển thị verified merchant và official test USDC.</w:t>
-      </w:r>
-    </w:p>
-    <w:p>
-      <w:pPr>
-        <w:numPr>
-          <w:ilvl w:val="0"/>
-          <w:numId w:val="11"/>
-        </w:numPr>
-      </w:pPr>
-      <w:r>
-        <w:rPr>
-          <w:rFonts w:ascii="Calibri" w:hAnsi="Calibri" w:eastAsia="Calibri"/>
-          <w:color w:val="171712"/>
-        </w:rPr>
-        <w:t>Yêu cầu tín dụng được tạo ở trạng thái chờ, chưa ghi nợ.</w:t>
-      </w:r>
-    </w:p>
-    <w:p>
-      <w:pPr>
-        <w:numPr>
-          <w:ilvl w:val="0"/>
-          <w:numId w:val="11"/>
-        </w:numPr>
-      </w:pPr>
-      <w:r>
-        <w:rPr>
-          <w:rFonts w:ascii="Calibri" w:hAnsi="Calibri" w:eastAsia="Calibri"/>
-          <w:color w:val="171712"/>
-        </w:rPr>
-        <w:t>Ví merchant mở khoản nợ; My orders đọc amount due onchain.</w:t>
-      </w:r>
-    </w:p>
-    <w:p>
-      <w:pPr>
-        <w:numPr>
-          <w:ilvl w:val="0"/>
-          <w:numId w:val="11"/>
-        </w:numPr>
-      </w:pPr>
-      <w:r>
-        <w:rPr>
-          <w:rFonts w:ascii="Calibri" w:hAnsi="Calibri" w:eastAsia="Calibri"/>
-          <w:color w:val="171712"/>
-        </w:rPr>
-        <w:t>Ví buyer approve giới hạn và repay; trạng thái chuyển REPAID.</w:t>
-      </w:r>
-    </w:p>
-    <w:p>
-      <w:pPr>
-        <w:numPr>
-          <w:ilvl w:val="0"/>
-          <w:numId w:val="11"/>
-        </w:numPr>
-      </w:pPr>
-      <w:r>
-        <w:rPr>
-          <w:rFonts w:ascii="Calibri" w:hAnsi="Calibri" w:eastAsia="Calibri"/>
-          <w:color w:val="171712"/>
-        </w:rPr>
-        <w:t>Các liên kết MVP, repository, video và deck đều mở được.</w:t>
-      </w:r>
-    </w:p>
-    <w:p>
-      <w:pPr>
-        <w:pStyle w:val="Heading2"/>
-      </w:pPr>
-      <w:r>
-        <w:t>7.1 Liên kết chính thức</w:t>
-      </w:r>
-    </w:p>
-    <w:p>
-      <w:pPr/>
-      <w:r>
-        <w:rPr>
-          <w:rFonts w:ascii="Calibri" w:hAnsi="Calibri" w:eastAsia="Calibri"/>
-          <w:b/>
-          <w:color w:val="171712"/>
-        </w:rPr>
-        <w:t xml:space="preserve">MVP: </w:t>
-      </w:r>
-      <w:hyperlink r:id="rId14">
-        <w:r>
-          <w:rPr>
-            <w:rFonts w:ascii="Calibri" w:hAnsi="Calibri"/>
-            <w:color w:val="24493B"/>
-            <w:u w:val="single"/>
-          </w:rPr>
-          <w:t>Mở MVP VPorkPay</w:t>
-        </w:r>
-      </w:hyperlink>
-    </w:p>
-    <w:p>
-      <w:pPr/>
-      <w:r>
-        <w:rPr>
-          <w:rFonts w:ascii="Calibri" w:hAnsi="Calibri" w:eastAsia="Calibri"/>
-          <w:b/>
-          <w:color w:val="171712"/>
-        </w:rPr>
-        <w:t xml:space="preserve">Final Submission: </w:t>
-      </w:r>
-      <w:hyperlink r:id="rId17">
-        <w:r>
-          <w:rPr>
-            <w:rFonts w:ascii="Calibri" w:hAnsi="Calibri"/>
-            <w:color w:val="24493B"/>
-            <w:u w:val="single"/>
-          </w:rPr>
-          <w:t>Mở trang Final Submission</w:t>
-        </w:r>
-      </w:hyperlink>
-    </w:p>
-    <w:p>
-      <w:pPr/>
-      <w:r>
-        <w:rPr>
-          <w:rFonts w:ascii="Calibri" w:hAnsi="Calibri" w:eastAsia="Calibri"/>
-          <w:b/>
-          <w:color w:val="171712"/>
-        </w:rPr>
-        <w:t xml:space="preserve">Repository: </w:t>
-      </w:r>
-      <w:hyperlink r:id="rId18">
-        <w:r>
-          <w:rPr>
-            <w:rFonts w:ascii="Calibri" w:hAnsi="Calibri"/>
-            <w:color w:val="24493B"/>
-            <w:u w:val="single"/>
-          </w:rPr>
-          <w:t>Xem mã nguồn công khai</w:t>
-        </w:r>
-      </w:hyperlink>
-    </w:p>
-    <w:p>
-      <w:pPr/>
-      <w:r>
-        <w:rPr>
-          <w:rFonts w:ascii="Calibri" w:hAnsi="Calibri" w:eastAsia="Calibri"/>
-          <w:b/>
-          <w:color w:val="171712"/>
-        </w:rPr>
-        <w:t xml:space="preserve">Video 3 phút: </w:t>
-      </w:r>
-      <w:hyperlink r:id="rId19">
-        <w:r>
-          <w:rPr>
-            <w:rFonts w:ascii="Calibri" w:hAnsi="Calibri"/>
-            <w:color w:val="24493B"/>
-            <w:u w:val="single"/>
-          </w:rPr>
-          <w:t>Xem video pitch và demo</w:t>
-        </w:r>
-      </w:hyperlink>
-    </w:p>
-    <w:p>
-      <w:pPr/>
-      <w:r>
-        <w:rPr>
-          <w:rFonts w:ascii="Calibri" w:hAnsi="Calibri" w:eastAsia="Calibri"/>
-          <w:b/>
-          <w:color w:val="171712"/>
-        </w:rPr>
-        <w:t xml:space="preserve">Final deck: </w:t>
-      </w:r>
-      <w:hyperlink r:id="rId20">
-        <w:r>
-          <w:rPr>
-            <w:rFonts w:ascii="Calibri" w:hAnsi="Calibri"/>
-            <w:color w:val="24493B"/>
-            <w:u w:val="single"/>
-          </w:rPr>
-          <w:t>Tải deck PowerPoint</w:t>
-        </w:r>
-      </w:hyperlink>
-    </w:p>
-    <w:p>
-      <w:pPr/>
-      <w:r>
-        <w:rPr>
-          <w:rFonts w:ascii="Calibri" w:hAnsi="Calibri" w:eastAsia="Calibri"/>
-          <w:b/>
-          <w:color w:val="171712"/>
-        </w:rPr>
-        <w:t xml:space="preserve">Arcscan Testnet: </w:t>
-      </w:r>
-      <w:hyperlink r:id="rId21">
-        <w:r>
-          <w:rPr>
-            <w:rFonts w:ascii="Calibri" w:hAnsi="Calibri"/>
-            <w:color w:val="24493B"/>
-            <w:u w:val="single"/>
-          </w:rPr>
-          <w:t>Mở Arcscan Testnet</w:t>
-        </w:r>
-      </w:hyperlink>
-    </w:p>
-    <w:p>
-      <w:pPr>
-        <w:spacing w:before="80" w:after="200" w:line="288" w:lineRule="auto"/>
-        <w:shd w:fill="FCEAE6"/>
-        <w:pBdr>
-          <w:top w:val="single" w:sz="6" w:space="5" w:color="DAD6CC"/>
-          <w:left w:val="single" w:sz="6" w:space="5" w:color="DAD6CC"/>
-          <w:bottom w:val="single" w:sz="6" w:space="5" w:color="DAD6CC"/>
-          <w:right w:val="single" w:sz="6" w:space="5" w:color="DAD6CC"/>
-        </w:pBdr>
-      </w:pPr>
-      <w:r>
-        <w:rPr>
-          <w:rFonts w:ascii="Calibri" w:hAnsi="Calibri" w:eastAsia="Calibri"/>
-          <w:b/>
-          <w:color w:val="DC624C"/>
-        </w:rPr>
-        <w:t xml:space="preserve">PHẠM VI MVP: </w:t>
-      </w:r>
-      <w:r>
-        <w:rPr>
-          <w:rFonts w:ascii="Calibri" w:hAnsi="Calibri" w:eastAsia="Calibri"/>
-          <w:color w:val="171712"/>
-        </w:rPr>
-        <w:t>VPorkPay là nguyên mẫu hackathon trên testnet, chưa phải hệ thống thương mại, tín dụng hoặc pháp lý dùng trong sản xuất.</w:t>
-      </w:r>
     </w:p>
     <w:sectPr>
       <w:headerReference w:type="default" r:id="rId9"/>
       <w:footerReference w:type="default" r:id="rId10"/>
-      <w:headerReference w:type="first" r:id="rId11"/>
-      <w:footerReference w:type="first" r:id="rId12"/>
       <w:pgSz w:w="12240" w:h="15840"/>
       <w:pgMar w:top="1440" w:right="1440" w:bottom="1440" w:left="1440" w:header="708" w:footer="708" w:gutter="0"/>
       <w:cols w:space="720"/>
@@ -3110,69 +3567,86 @@
   <w:p>
     <w:pPr>
       <w:pStyle w:val="Footer"/>
-      <w:spacing w:after="0"/>
-      <w:jc w:val="right"/>
     </w:pPr>
-    <w:r>
-      <w:rPr>
-        <w:rFonts w:ascii="Calibri" w:hAnsi="Calibri" w:eastAsia="Calibri"/>
-        <w:color w:val="6B6F66"/>
-        <w:sz w:val="18"/>
-      </w:rPr>
-      <w:t xml:space="preserve">Arc Testnet  ·  Trang </w:t>
-    </w:r>
-    <w:r>
-      <w:rPr>
-        <w:rFonts w:ascii="Calibri" w:hAnsi="Calibri" w:eastAsia="Calibri"/>
-        <w:color w:val="6B6F66"/>
-        <w:sz w:val="18"/>
-      </w:rPr>
-      <w:fldChar w:fldCharType="begin"/>
-      <w:instrText xml:space="preserve">PAGE</w:instrText>
-      <w:fldChar w:fldCharType="separate"/>
-      <w:t>1</w:t>
-      <w:fldChar w:fldCharType="end"/>
-    </w:r>
-    <w:r>
-      <w:rPr>
-        <w:rFonts w:ascii="Calibri" w:hAnsi="Calibri" w:eastAsia="Calibri"/>
-        <w:color w:val="6B6F66"/>
-        <w:sz w:val="18"/>
-      </w:rPr>
-      <w:t xml:space="preserve"> / </w:t>
-    </w:r>
-    <w:r>
-      <w:rPr>
-        <w:rFonts w:ascii="Calibri" w:hAnsi="Calibri" w:eastAsia="Calibri"/>
-        <w:color w:val="6B6F66"/>
-        <w:sz w:val="18"/>
-      </w:rPr>
-      <w:fldChar w:fldCharType="begin"/>
-      <w:instrText xml:space="preserve">NUMPAGES</w:instrText>
-      <w:fldChar w:fldCharType="separate"/>
-      <w:t>1</w:t>
-      <w:fldChar w:fldCharType="end"/>
-    </w:r>
   </w:p>
-</w:ftr>
-</file>
-
-<file path=word/footer2.xml><?xml version="1.0" encoding="utf-8"?>
-<w:ftr xmlns:m="http://schemas.openxmlformats.org/officeDocument/2006/math" xmlns:mc="http://schemas.openxmlformats.org/markup-compatibility/2006" xmlns:mo="http://schemas.microsoft.com/office/mac/office/2008/main" xmlns:mv="urn:schemas-microsoft-com:mac:vml" xmlns:o="urn:schemas-microsoft-com:office:office" xmlns:r="http://schemas.openxmlformats.org/officeDocument/2006/relationships" xmlns:v="urn:schemas-microsoft-com:vml" xmlns:w10="urn:schemas-microsoft-com:office:word" xmlns:w14="http://schemas.microsoft.com/office/word/2010/wordml" xmlns:w="http://schemas.openxmlformats.org/wordprocessingml/2006/main" xmlns:wne="http://schemas.microsoft.com/office/word/2006/wordml" xmlns:wp14="http://schemas.microsoft.com/office/word/2010/wordprocessingDrawing" xmlns:wp="http://schemas.openxmlformats.org/drawingml/2006/wordprocessingDrawing" xmlns:wpc="http://schemas.microsoft.com/office/word/2010/wordprocessingCanvas" xmlns:wpg="http://schemas.microsoft.com/office/word/2010/wordprocessingGroup" xmlns:wpi="http://schemas.microsoft.com/office/word/2010/wordprocessingInk" xmlns:wps="http://schemas.microsoft.com/office/word/2010/wordprocessingShape" mc:Ignorable="w14 wp14">
-  <w:p>
-    <w:pPr>
-      <w:pStyle w:val="Footer"/>
-      <w:jc w:val="center"/>
-    </w:pPr>
-    <w:r>
-      <w:rPr>
-        <w:rFonts w:ascii="Calibri" w:hAnsi="Calibri" w:eastAsia="Calibri"/>
-        <w:color w:val="6B6F66"/>
-        <w:sz w:val="18"/>
-      </w:rPr>
-      <w:t>Build on Arc 2026  ·  DeFi Track  ·  Testnet only</w:t>
-    </w:r>
-  </w:p>
+  <w:tbl>
+    <w:tblPr>
+      <w:tblW w:type="dxa" w:w="9360"/>
+      <w:jc w:val="left"/>
+      <w:tblLayout w:type="fixed"/>
+      <w:tblLook w:firstColumn="1" w:firstRow="1" w:lastColumn="0" w:lastRow="0" w:noHBand="0" w:noVBand="1" w:val="04A0"/>
+      <w:tblInd w:w="120" w:type="dxa"/>
+    </w:tblPr>
+    <w:tblGrid>
+      <w:gridCol w:w="7000"/>
+      <w:gridCol w:w="2360"/>
+    </w:tblGrid>
+    <w:tr>
+      <w:tc>
+        <w:tcPr>
+          <w:tcW w:type="dxa" w:w="7000"/>
+          <w:tcMar>
+            <w:top w:w="80" w:type="dxa"/>
+            <w:start w:w="120" w:type="dxa"/>
+            <w:bottom w:w="80" w:type="dxa"/>
+            <w:end w:w="120" w:type="dxa"/>
+          </w:tcMar>
+        </w:tcPr>
+        <w:p>
+          <w:r>
+            <w:rPr>
+              <w:rFonts w:ascii="Calibri" w:hAnsi="Calibri"/>
+              <w:b/>
+              <w:i w:val="0"/>
+              <w:color w:val="6F746E"/>
+              <w:sz w:val="18"/>
+            </w:rPr>
+            <w:t>vpork.xyz · Chỉ dùng test USDC</w:t>
+          </w:r>
+        </w:p>
+      </w:tc>
+      <w:tc>
+        <w:tcPr>
+          <w:tcW w:type="dxa" w:w="2360"/>
+          <w:tcMar>
+            <w:top w:w="80" w:type="dxa"/>
+            <w:start w:w="120" w:type="dxa"/>
+            <w:bottom w:w="80" w:type="dxa"/>
+            <w:end w:w="120" w:type="dxa"/>
+          </w:tcMar>
+        </w:tcPr>
+        <w:p>
+          <w:pPr>
+            <w:jc w:val="right"/>
+          </w:pPr>
+          <w:r>
+            <w:rPr>
+              <w:rFonts w:ascii="Calibri" w:hAnsi="Calibri"/>
+              <w:b/>
+              <w:i w:val="0"/>
+              <w:color w:val="6F746E"/>
+              <w:sz w:val="18"/>
+            </w:rPr>
+            <w:t xml:space="preserve">Trang </w:t>
+          </w:r>
+          <w:r>
+            <w:rPr>
+              <w:rFonts w:ascii="Calibri" w:hAnsi="Calibri"/>
+              <w:b/>
+              <w:i w:val="0"/>
+              <w:color w:val="6F746E"/>
+              <w:sz w:val="18"/>
+            </w:rPr>
+            <w:fldChar w:fldCharType="begin"/>
+            <w:instrText xml:space="preserve">PAGE</w:instrText>
+            <w:fldChar w:fldCharType="separate"/>
+            <w:t>1</w:t>
+            <w:fldChar w:fldCharType="end"/>
+          </w:r>
+        </w:p>
+      </w:tc>
+    </w:tr>
+  </w:tbl>
 </w:ftr>
 </file>
 
@@ -3181,30 +3655,75 @@
   <w:p>
     <w:pPr>
       <w:pStyle w:val="Header"/>
-      <w:spacing w:after="0"/>
+    </w:pPr>
+  </w:p>
+  <w:tbl>
+    <w:tblPr>
+      <w:tblW w:type="dxa" w:w="9360"/>
       <w:jc w:val="left"/>
-    </w:pPr>
-    <w:r>
-      <w:rPr>
-        <w:rFonts w:ascii="Calibri" w:hAnsi="Calibri" w:eastAsia="Calibri"/>
-        <w:b/>
-        <w:color w:val="6B6F66"/>
-        <w:sz w:val="18"/>
-      </w:rPr>
-      <w:t>VPORKPAY  ·  HƯỚNG DẪN SỬ DỤNG</w:t>
-    </w:r>
-  </w:p>
-</w:hdr>
-</file>
-
-<file path=word/header2.xml><?xml version="1.0" encoding="utf-8"?>
-<w:hdr xmlns:m="http://schemas.openxmlformats.org/officeDocument/2006/math" xmlns:mc="http://schemas.openxmlformats.org/markup-compatibility/2006" xmlns:mo="http://schemas.microsoft.com/office/mac/office/2008/main" xmlns:mv="urn:schemas-microsoft-com:mac:vml" xmlns:o="urn:schemas-microsoft-com:office:office" xmlns:r="http://schemas.openxmlformats.org/officeDocument/2006/relationships" xmlns:v="urn:schemas-microsoft-com:vml" xmlns:w10="urn:schemas-microsoft-com:office:word" xmlns:w14="http://schemas.microsoft.com/office/word/2010/wordml" xmlns:w="http://schemas.openxmlformats.org/wordprocessingml/2006/main" xmlns:wne="http://schemas.microsoft.com/office/word/2006/wordml" xmlns:wp14="http://schemas.microsoft.com/office/word/2010/wordprocessingDrawing" xmlns:wp="http://schemas.openxmlformats.org/drawingml/2006/wordprocessingDrawing" xmlns:wpc="http://schemas.microsoft.com/office/word/2010/wordprocessingCanvas" xmlns:wpg="http://schemas.microsoft.com/office/word/2010/wordprocessingGroup" xmlns:wpi="http://schemas.microsoft.com/office/word/2010/wordprocessingInk" xmlns:wps="http://schemas.microsoft.com/office/word/2010/wordprocessingShape" mc:Ignorable="w14 wp14">
-  <w:p>
-    <w:pPr>
-      <w:pStyle w:val="Header"/>
-    </w:pPr>
-    <w:r/>
-  </w:p>
+      <w:tblLayout w:type="fixed"/>
+      <w:tblLook w:firstColumn="1" w:firstRow="1" w:lastColumn="0" w:lastRow="0" w:noHBand="0" w:noVBand="1" w:val="04A0"/>
+      <w:tblInd w:w="120" w:type="dxa"/>
+    </w:tblPr>
+    <w:tblGrid>
+      <w:gridCol w:w="4680"/>
+      <w:gridCol w:w="4680"/>
+    </w:tblGrid>
+    <w:tr>
+      <w:tc>
+        <w:tcPr>
+          <w:tcW w:type="dxa" w:w="4680"/>
+          <w:tcMar>
+            <w:top w:w="80" w:type="dxa"/>
+            <w:start w:w="120" w:type="dxa"/>
+            <w:bottom w:w="80" w:type="dxa"/>
+            <w:end w:w="120" w:type="dxa"/>
+          </w:tcMar>
+        </w:tcPr>
+        <w:p>
+          <w:pPr>
+            <w:jc w:val="left"/>
+          </w:pPr>
+          <w:r>
+            <w:rPr>
+              <w:rFonts w:ascii="Calibri" w:hAnsi="Calibri"/>
+              <w:b/>
+              <w:i w:val="0"/>
+              <w:color w:val="0C665A"/>
+              <w:sz w:val="18"/>
+            </w:rPr>
+            <w:t>VPorkPay · Hướng dẫn sử dụng</w:t>
+          </w:r>
+        </w:p>
+      </w:tc>
+      <w:tc>
+        <w:tcPr>
+          <w:tcW w:type="dxa" w:w="4680"/>
+          <w:tcMar>
+            <w:top w:w="80" w:type="dxa"/>
+            <w:start w:w="120" w:type="dxa"/>
+            <w:bottom w:w="80" w:type="dxa"/>
+            <w:end w:w="120" w:type="dxa"/>
+          </w:tcMar>
+        </w:tcPr>
+        <w:p>
+          <w:pPr>
+            <w:jc w:val="right"/>
+          </w:pPr>
+          <w:r>
+            <w:rPr>
+              <w:rFonts w:ascii="Calibri" w:hAnsi="Calibri"/>
+              <w:b/>
+              <w:i w:val="0"/>
+              <w:color w:val="6F746E"/>
+              <w:sz w:val="18"/>
+            </w:rPr>
+            <w:t>FINAL MVP · ARC TESTNET</w:t>
+          </w:r>
+        </w:p>
+      </w:tc>
+    </w:tr>
+  </w:tbl>
 </w:hdr>
 </file>
 
@@ -3381,166 +3900,6 @@
       </w:rPr>
     </w:lvl>
   </w:abstractNum>
-  <w:abstractNum w:abstractNumId="9">
-    <w:multiLevelType w:val="singleLevel"/>
-    <w:lvl w:ilvl="0">
-      <w:start w:val="1"/>
-      <w:numFmt w:val="decimal"/>
-      <w:lvlText w:val="%1."/>
-      <w:lvlJc w:val="left"/>
-      <w:pPr>
-        <w:tabs>
-          <w:tab w:val="num" w:pos="540"/>
-        </w:tabs>
-        <w:ind w:left="540" w:hanging="271"/>
-        <w:spacing w:after="80" w:line="300" w:lineRule="auto"/>
-      </w:pPr>
-    </w:lvl>
-  </w:abstractNum>
-  <w:abstractNum w:abstractNumId="10">
-    <w:multiLevelType w:val="singleLevel"/>
-    <w:lvl w:ilvl="0">
-      <w:start w:val="1"/>
-      <w:numFmt w:val="bullet"/>
-      <w:lvlText w:val="●"/>
-      <w:lvlJc w:val="left"/>
-      <w:pPr>
-        <w:tabs>
-          <w:tab w:val="num" w:pos="540"/>
-        </w:tabs>
-        <w:ind w:left="540" w:hanging="271"/>
-        <w:spacing w:after="80" w:line="300" w:lineRule="auto"/>
-      </w:pPr>
-    </w:lvl>
-  </w:abstractNum>
-  <w:abstractNum w:abstractNumId="11">
-    <w:multiLevelType w:val="singleLevel"/>
-    <w:lvl w:ilvl="0">
-      <w:start w:val="1"/>
-      <w:numFmt w:val="decimal"/>
-      <w:lvlText w:val="%1."/>
-      <w:lvlJc w:val="left"/>
-      <w:pPr>
-        <w:tabs>
-          <w:tab w:val="num" w:pos="540"/>
-        </w:tabs>
-        <w:ind w:left="540" w:hanging="271"/>
-        <w:spacing w:after="80" w:line="300" w:lineRule="auto"/>
-      </w:pPr>
-    </w:lvl>
-  </w:abstractNum>
-  <w:abstractNum w:abstractNumId="12">
-    <w:multiLevelType w:val="singleLevel"/>
-    <w:lvl w:ilvl="0">
-      <w:start w:val="1"/>
-      <w:numFmt w:val="decimal"/>
-      <w:lvlText w:val="%1."/>
-      <w:lvlJc w:val="left"/>
-      <w:pPr>
-        <w:tabs>
-          <w:tab w:val="num" w:pos="540"/>
-        </w:tabs>
-        <w:ind w:left="540" w:hanging="271"/>
-        <w:spacing w:after="80" w:line="300" w:lineRule="auto"/>
-      </w:pPr>
-    </w:lvl>
-  </w:abstractNum>
-  <w:abstractNum w:abstractNumId="13">
-    <w:multiLevelType w:val="singleLevel"/>
-    <w:lvl w:ilvl="0">
-      <w:start w:val="1"/>
-      <w:numFmt w:val="decimal"/>
-      <w:lvlText w:val="%1."/>
-      <w:lvlJc w:val="left"/>
-      <w:pPr>
-        <w:tabs>
-          <w:tab w:val="num" w:pos="540"/>
-        </w:tabs>
-        <w:ind w:left="540" w:hanging="271"/>
-        <w:spacing w:after="80" w:line="300" w:lineRule="auto"/>
-      </w:pPr>
-    </w:lvl>
-  </w:abstractNum>
-  <w:abstractNum w:abstractNumId="14">
-    <w:multiLevelType w:val="singleLevel"/>
-    <w:lvl w:ilvl="0">
-      <w:start w:val="1"/>
-      <w:numFmt w:val="decimal"/>
-      <w:lvlText w:val="%1."/>
-      <w:lvlJc w:val="left"/>
-      <w:pPr>
-        <w:tabs>
-          <w:tab w:val="num" w:pos="540"/>
-        </w:tabs>
-        <w:ind w:left="540" w:hanging="271"/>
-        <w:spacing w:after="80" w:line="300" w:lineRule="auto"/>
-      </w:pPr>
-    </w:lvl>
-  </w:abstractNum>
-  <w:abstractNum w:abstractNumId="15">
-    <w:multiLevelType w:val="singleLevel"/>
-    <w:lvl w:ilvl="0">
-      <w:start w:val="1"/>
-      <w:numFmt w:val="decimal"/>
-      <w:lvlText w:val="%1."/>
-      <w:lvlJc w:val="left"/>
-      <w:pPr>
-        <w:tabs>
-          <w:tab w:val="num" w:pos="540"/>
-        </w:tabs>
-        <w:ind w:left="540" w:hanging="271"/>
-        <w:spacing w:after="80" w:line="300" w:lineRule="auto"/>
-      </w:pPr>
-    </w:lvl>
-  </w:abstractNum>
-  <w:abstractNum w:abstractNumId="16">
-    <w:multiLevelType w:val="singleLevel"/>
-    <w:lvl w:ilvl="0">
-      <w:start w:val="1"/>
-      <w:numFmt w:val="decimal"/>
-      <w:lvlText w:val="%1."/>
-      <w:lvlJc w:val="left"/>
-      <w:pPr>
-        <w:tabs>
-          <w:tab w:val="num" w:pos="540"/>
-        </w:tabs>
-        <w:ind w:left="540" w:hanging="271"/>
-        <w:spacing w:after="80" w:line="300" w:lineRule="auto"/>
-      </w:pPr>
-    </w:lvl>
-  </w:abstractNum>
-  <w:abstractNum w:abstractNumId="17">
-    <w:multiLevelType w:val="singleLevel"/>
-    <w:lvl w:ilvl="0">
-      <w:start w:val="1"/>
-      <w:numFmt w:val="decimal"/>
-      <w:lvlText w:val="%1."/>
-      <w:lvlJc w:val="left"/>
-      <w:pPr>
-        <w:tabs>
-          <w:tab w:val="num" w:pos="540"/>
-        </w:tabs>
-        <w:ind w:left="540" w:hanging="271"/>
-        <w:spacing w:after="80" w:line="300" w:lineRule="auto"/>
-      </w:pPr>
-    </w:lvl>
-  </w:abstractNum>
-  <w:abstractNum w:abstractNumId="18">
-    <w:multiLevelType w:val="singleLevel"/>
-    <w:lvl w:ilvl="0">
-      <w:start w:val="1"/>
-      <w:numFmt w:val="decimal"/>
-      <w:lvlText w:val="%1."/>
-      <w:lvlJc w:val="left"/>
-      <w:pPr>
-        <w:tabs>
-          <w:tab w:val="num" w:pos="540"/>
-        </w:tabs>
-        <w:ind w:left="540" w:hanging="271"/>
-        <w:spacing w:after="80" w:line="300" w:lineRule="auto"/>
-      </w:pPr>
-    </w:lvl>
-  </w:abstractNum>
   <w:num w:numId="1">
     <w:abstractNumId w:val="8"/>
   </w:num>
@@ -3568,35 +3927,75 @@
   <w:num w:numId="9">
     <w:abstractNumId w:val="0"/>
   </w:num>
-  <w:num w:numId="10">
-    <w:abstractNumId w:val="9"/>
+  <w:abstractNum w:abstractNumId="91">
+    <w:lvl w:ilvl="0">
+      <w:numFmt w:val="bullet"/>
+      <w:lvlText w:val="●"/>
+      <w:lvlJc w:val="left"/>
+      <w:pPr>
+        <w:tabs>
+          <w:tab w:val="num" w:pos="540"/>
+        </w:tabs>
+        <w:ind w:left="540" w:hanging="270"/>
+        <w:spacing w:after="80" w:line="300" w:lineRule="auto"/>
+      </w:pPr>
+    </w:lvl>
+  </w:abstractNum>
+  <w:num w:numId="91">
+    <w:abstractNumId w:val="91"/>
   </w:num>
-  <w:num w:numId="11">
-    <w:abstractNumId w:val="10"/>
+  <w:abstractNum w:abstractNumId="92">
+    <w:lvl w:ilvl="0">
+      <w:numFmt w:val="decimal"/>
+      <w:lvlText w:val="%1."/>
+      <w:lvlJc w:val="left"/>
+      <w:pPr>
+        <w:tabs>
+          <w:tab w:val="num" w:pos="540"/>
+        </w:tabs>
+        <w:ind w:left="540" w:hanging="270"/>
+        <w:spacing w:after="80" w:line="300" w:lineRule="auto"/>
+      </w:pPr>
+    </w:lvl>
+  </w:abstractNum>
+  <w:num w:numId="92">
+    <w:abstractNumId w:val="92"/>
   </w:num>
-  <w:num w:numId="12">
-    <w:abstractNumId w:val="11"/>
+  <w:num w:numId="121">
+    <w:abstractNumId w:val="92"/>
+    <w:lvlOverride w:ilvl="0">
+      <w:startOverride w:val="1"/>
+    </w:lvlOverride>
   </w:num>
-  <w:num w:numId="13">
-    <w:abstractNumId w:val="12"/>
+  <w:num w:numId="122">
+    <w:abstractNumId w:val="92"/>
+    <w:lvlOverride w:ilvl="0">
+      <w:startOverride w:val="1"/>
+    </w:lvlOverride>
   </w:num>
-  <w:num w:numId="14">
-    <w:abstractNumId w:val="13"/>
+  <w:num w:numId="123">
+    <w:abstractNumId w:val="92"/>
+    <w:lvlOverride w:ilvl="0">
+      <w:startOverride w:val="1"/>
+    </w:lvlOverride>
   </w:num>
-  <w:num w:numId="15">
-    <w:abstractNumId w:val="14"/>
+  <w:num w:numId="124">
+    <w:abstractNumId w:val="92"/>
+    <w:lvlOverride w:ilvl="0">
+      <w:startOverride w:val="1"/>
+    </w:lvlOverride>
   </w:num>
-  <w:num w:numId="16">
-    <w:abstractNumId w:val="15"/>
+  <w:num w:numId="125">
+    <w:abstractNumId w:val="92"/>
+    <w:lvlOverride w:ilvl="0">
+      <w:startOverride w:val="1"/>
+    </w:lvlOverride>
   </w:num>
-  <w:num w:numId="17">
-    <w:abstractNumId w:val="16"/>
-  </w:num>
-  <w:num w:numId="18">
-    <w:abstractNumId w:val="17"/>
-  </w:num>
-  <w:num w:numId="19">
-    <w:abstractNumId w:val="18"/>
+  <w:num w:numId="126">
+    <w:abstractNumId w:val="92"/>
+    <w:lvlOverride w:ilvl="0">
+      <w:startOverride w:val="1"/>
+    </w:lvlOverride>
   </w:num>
 </w:numbering>
 </file>
@@ -3762,13 +4161,11 @@
     <w:qFormat/>
     <w:rsid w:val="00FC693F"/>
     <w:pPr>
-      <w:keepNext w:val="0"/>
       <w:spacing w:before="0" w:after="120" w:line="300" w:lineRule="auto"/>
     </w:pPr>
     <w:rPr>
-      <w:rFonts w:ascii="Calibri" w:hAnsi="Calibri" w:eastAsia="Calibri"/>
-      <w:b w:val="0"/>
-      <w:color w:val="171712"/>
+      <w:rFonts w:ascii="Calibri" w:hAnsi="Calibri"/>
+      <w:color w:val="17211D"/>
       <w:sz w:val="22"/>
     </w:rPr>
   </w:style>
@@ -3827,15 +4224,14 @@
     <w:pPr>
       <w:keepNext/>
       <w:keepLines/>
-      <w:pageBreakBefore/>
-      <w:spacing w:before="360" w:after="200" w:line="264" w:lineRule="auto"/>
+      <w:spacing w:before="360" w:after="200"/>
       <w:outlineLvl w:val="0"/>
     </w:pPr>
     <w:rPr>
-      <w:rFonts w:asciiTheme="majorHAnsi" w:eastAsiaTheme="majorEastAsia" w:hAnsiTheme="majorHAnsi" w:cstheme="majorBidi" w:ascii="Calibri" w:hAnsi="Calibri" w:eastAsia="Calibri"/>
+      <w:rFonts w:asciiTheme="majorHAnsi" w:eastAsiaTheme="majorEastAsia" w:hAnsiTheme="majorHAnsi" w:cstheme="majorBidi" w:ascii="Calibri" w:hAnsi="Calibri"/>
       <w:b/>
       <w:bCs/>
-      <w:color w:val="DC624C"/>
+      <w:color w:val="17211D"/>
       <w:sz w:val="32"/>
       <w:szCs w:val="28"/>
     </w:rPr>
@@ -3852,14 +4248,14 @@
     <w:pPr>
       <w:keepNext/>
       <w:keepLines/>
-      <w:spacing w:before="280" w:after="140" w:line="264" w:lineRule="auto"/>
+      <w:spacing w:before="280" w:after="140"/>
       <w:outlineLvl w:val="1"/>
     </w:pPr>
     <w:rPr>
-      <w:rFonts w:asciiTheme="majorHAnsi" w:eastAsiaTheme="majorEastAsia" w:hAnsiTheme="majorHAnsi" w:cstheme="majorBidi" w:ascii="Calibri" w:hAnsi="Calibri" w:eastAsia="Calibri"/>
+      <w:rFonts w:asciiTheme="majorHAnsi" w:eastAsiaTheme="majorEastAsia" w:hAnsiTheme="majorHAnsi" w:cstheme="majorBidi" w:ascii="Calibri" w:hAnsi="Calibri"/>
       <w:b/>
       <w:bCs/>
-      <w:color w:val="24493B"/>
+      <w:color w:val="0C665A"/>
       <w:sz w:val="26"/>
       <w:szCs w:val="26"/>
     </w:rPr>
@@ -3876,14 +4272,14 @@
     <w:pPr>
       <w:keepNext/>
       <w:keepLines/>
-      <w:spacing w:before="200" w:after="100" w:line="264" w:lineRule="auto"/>
+      <w:spacing w:before="200" w:after="100"/>
       <w:outlineLvl w:val="2"/>
     </w:pPr>
     <w:rPr>
-      <w:rFonts w:asciiTheme="majorHAnsi" w:eastAsiaTheme="majorEastAsia" w:hAnsiTheme="majorHAnsi" w:cstheme="majorBidi" w:ascii="Calibri" w:hAnsi="Calibri" w:eastAsia="Calibri"/>
+      <w:rFonts w:asciiTheme="majorHAnsi" w:eastAsiaTheme="majorEastAsia" w:hAnsiTheme="majorHAnsi" w:cstheme="majorBidi" w:ascii="Calibri" w:hAnsi="Calibri"/>
       <w:b/>
       <w:bCs/>
-      <w:color w:val="171712"/>
+      <w:color w:val="0C665A"/>
       <w:sz w:val="24"/>
     </w:rPr>
   </w:style>
@@ -15456,30 +15852,36 @@
       </w:tcPr>
     </w:tblStylePr>
   </w:style>
-  <w:style w:type="paragraph" w:customStyle="1" w:styleId="VPorkPayTitle">
-    <w:name w:val="VPorkPay Title"/>
+  <w:style w:type="paragraph" w:customStyle="1" w:styleId="VPBullet">
+    <w:name w:val="VP Bullet"/>
     <w:pPr>
-      <w:keepNext w:val="0"/>
-      <w:spacing w:before="0" w:after="160" w:line="240" w:lineRule="auto"/>
+      <w:spacing w:after="80" w:line="300" w:lineRule="auto"/>
+      <w:ind w:left="540" w:hanging="271"/>
+      <w:numPr>
+        <w:ilvl w:val="0"/>
+        <w:numId w:val="91"/>
+      </w:numPr>
     </w:pPr>
     <w:rPr>
-      <w:rFonts w:ascii="Calibri" w:hAnsi="Calibri" w:eastAsia="Calibri"/>
-      <w:b w:val="0"/>
-      <w:color w:val="171712"/>
-      <w:sz w:val="60"/>
+      <w:rFonts w:ascii="Calibri" w:hAnsi="Calibri"/>
+      <w:color w:val="17211D"/>
+      <w:sz w:val="22"/>
     </w:rPr>
   </w:style>
-  <w:style w:type="paragraph" w:customStyle="1" w:styleId="VPorkPaySubtitle">
-    <w:name w:val="VPorkPay Subtitle"/>
+  <w:style w:type="paragraph" w:customStyle="1" w:styleId="VPNumber">
+    <w:name w:val="VP Number"/>
     <w:pPr>
-      <w:keepNext w:val="0"/>
-      <w:spacing w:before="0" w:after="280" w:line="288" w:lineRule="auto"/>
+      <w:spacing w:after="80" w:line="300" w:lineRule="auto"/>
+      <w:ind w:left="540" w:hanging="271"/>
+      <w:numPr>
+        <w:ilvl w:val="0"/>
+        <w:numId w:val="92"/>
+      </w:numPr>
     </w:pPr>
     <w:rPr>
-      <w:rFonts w:ascii="Calibri" w:hAnsi="Calibri" w:eastAsia="Calibri"/>
-      <w:b w:val="0"/>
-      <w:color w:val="6B6F66"/>
-      <w:sz w:val="28"/>
+      <w:rFonts w:ascii="Calibri" w:hAnsi="Calibri"/>
+      <w:color w:val="17211D"/>
+      <w:sz w:val="22"/>
     </w:rPr>
   </w:style>
 </w:styles>

--- a/VPorkPay-User-Guide-VI.docx
+++ b/VPorkPay-User-Guide-VI.docx
@@ -110,14 +110,7 @@
         <w:jc w:val="center"/>
       </w:pPr>
       <w:r>
-        <w:rPr>
-          <w:rFonts w:ascii="Calibri" w:hAnsi="Calibri"/>
-          <w:b w:val="0"/>
-          <w:i w:val="0"/>
-          <w:color w:val="6F746E"/>
-          <w:sz w:val="20"/>
-        </w:rPr>
-        <w:t>Final MVP · Arc Testnet · Tháng 8/2026</w:t>
+        <w:t>Final MVP · Arc Testnet · Cập nhật 09/08/2026</w:t>
       </w:r>
     </w:p>
     <w:p>
@@ -817,14 +810,7 @@
         <w:spacing w:after="80" w:line="300" w:lineRule="auto"/>
       </w:pPr>
       <w:r>
-        <w:rPr>
-          <w:rFonts w:ascii="Calibri" w:hAnsi="Calibri"/>
-          <w:b w:val="0"/>
-          <w:i w:val="0"/>
-          <w:color w:val="17211D"/>
-          <w:sz w:val="22"/>
-        </w:rPr>
-        <w:t>Kiểm tra địa chỉ rút gọn, trạng thái Cloud synced và số dư test USDC.</w:t>
+        <w:t>Xác nhận chữ ký đăng nhập để chứng minh quyền sở hữu ví. Chữ ký này không gửi giao dịch, không đổi số dư và không tốn gas; sau đó kiểm tra trạng thái Cloud synced và số dư test USDC.</w:t>
       </w:r>
     </w:p>
     <w:p>
@@ -902,14 +888,7 @@
           </w:tcPr>
           <w:p>
             <w:r>
-              <w:rPr>
-                <w:rFonts w:ascii="Calibri" w:hAnsi="Calibri"/>
-                <w:b/>
-                <w:i w:val="0"/>
-                <w:color w:val="17211D"/>
-                <w:sz w:val="21"/>
-              </w:rPr>
-              <w:t>Nếu ứng dụng báo Supabase session does not match the connected wallet, hãy Disconnect, khóa/mở lại ví, rồi Connect bằng đúng tài khoản đang chọn.</w:t>
+              <w:t>Chữ ký Web3 chỉ đăng nhập và đồng bộ dữ liệu; không phải giao dịch, không đổi số dư và không tốn gas. Nếu session không khớp ví, hãy Disconnect rồi Connect bằng đúng tài khoản đang chọn.</w:t>
             </w:r>
           </w:p>
         </w:tc>
@@ -3475,6 +3454,40 @@
           </w:p>
         </w:tc>
       </w:tr>
+      <w:tr>
+        <w:tc>
+          <w:tcPr>
+            <w:tcW w:type="dxa" w:w="2700"/>
+          </w:tcPr>
+          <w:p>
+            <w:r>
+              <w:rPr>
+                <w:rFonts w:ascii="Avenir Next" w:hAnsi="Avenir Next"/>
+                <w:b/>
+                <w:color w:val="0B7668"/>
+                <w:sz w:val="18"/>
+              </w:rPr>
+              <w:t>Reset test data</w:t>
+            </w:r>
+          </w:p>
+        </w:tc>
+        <w:tc>
+          <w:tcPr>
+            <w:tcW w:type="dxa" w:w="6660"/>
+          </w:tcPr>
+          <w:p>
+            <w:hyperlink r:id="rId19">
+              <w:r>
+                <w:rPr>
+                  <w:color w:val="0B7668"/>
+                  <w:u w:val="single"/>
+                </w:rPr>
+                <w:t>https://vpork.xyz/supabase/reset-test-data.sql</w:t>
+              </w:r>
+            </w:hyperlink>
+          </w:p>
+        </w:tc>
+      </w:tr>
     </w:tbl>
     <w:tbl>
       <w:tblPr>
